--- a/Руководство администратора.docx
+++ b/Руководство администратора.docx
@@ -4,7 +4,7 @@
   <w:body>
     <w:p>
       <w:pPr>
-        <w:pStyle w:val="141"/>
+        <w:pStyle w:val="830"/>
         <w:pBdr/>
         <w:spacing/>
         <w:ind/>
@@ -85,6 +85,14 @@
           <w:szCs w:val="28"/>
         </w:rPr>
       </w:r>
+      <w:r>
+        <w:rPr>
+          <w:rFonts w:ascii="Times New Roman" w:hAnsi="Times New Roman" w:eastAsia="Times New Roman" w:cs="Times New Roman"/>
+          <w:sz w:val="28"/>
+          <w:szCs w:val="28"/>
+          <w:highlight w:val="none"/>
+        </w:rPr>
+      </w:r>
     </w:p>
     <w:p>
       <w:pPr>
@@ -116,10 +124,18 @@
           <w:szCs w:val="28"/>
         </w:rPr>
       </w:r>
+      <w:r>
+        <w:rPr>
+          <w:rFonts w:ascii="Times New Roman" w:hAnsi="Times New Roman" w:eastAsia="Times New Roman" w:cs="Times New Roman"/>
+          <w:sz w:val="28"/>
+          <w:szCs w:val="28"/>
+          <w:highlight w:val="none"/>
+        </w:rPr>
+      </w:r>
     </w:p>
     <w:p>
       <w:pPr>
-        <w:pStyle w:val="668"/>
+        <w:pStyle w:val="892"/>
         <w:numPr>
           <w:ilvl w:val="0"/>
           <w:numId w:val="1"/>
@@ -151,10 +167,18 @@
           <w:szCs w:val="28"/>
         </w:rPr>
       </w:r>
+      <w:r>
+        <w:rPr>
+          <w:rFonts w:ascii="Times New Roman" w:hAnsi="Times New Roman" w:eastAsia="Times New Roman" w:cs="Times New Roman"/>
+          <w:sz w:val="28"/>
+          <w:szCs w:val="28"/>
+          <w:highlight w:val="none"/>
+        </w:rPr>
+      </w:r>
     </w:p>
     <w:p>
       <w:pPr>
-        <w:pStyle w:val="668"/>
+        <w:pStyle w:val="892"/>
         <w:numPr>
           <w:ilvl w:val="0"/>
           <w:numId w:val="1"/>
@@ -194,10 +218,17 @@
           <w:szCs w:val="28"/>
         </w:rPr>
       </w:r>
+      <w:r>
+        <w:rPr>
+          <w:rFonts w:ascii="Times New Roman" w:hAnsi="Times New Roman" w:cs="Times New Roman"/>
+          <w:sz w:val="28"/>
+          <w:szCs w:val="28"/>
+        </w:rPr>
+      </w:r>
     </w:p>
     <w:p>
       <w:pPr>
-        <w:pStyle w:val="668"/>
+        <w:pStyle w:val="892"/>
         <w:numPr>
           <w:ilvl w:val="0"/>
           <w:numId w:val="1"/>
@@ -231,16 +262,15 @@
       </w:r>
       <w:r>
         <w:rPr>
-          <w:rFonts w:ascii="Times New Roman" w:hAnsi="Times New Roman" w:eastAsia="Times New Roman" w:cs="Times New Roman"/>
+          <w:rFonts w:ascii="Times New Roman" w:hAnsi="Times New Roman" w:cs="Times New Roman"/>
           <w:sz w:val="28"/>
           <w:szCs w:val="28"/>
-          <w:highlight w:val="none"/>
         </w:rPr>
       </w:r>
     </w:p>
     <w:p>
       <w:pPr>
-        <w:pStyle w:val="668"/>
+        <w:pStyle w:val="892"/>
         <w:numPr>
           <w:ilvl w:val="0"/>
           <w:numId w:val="1"/>
@@ -279,10 +309,17 @@
           <w:szCs w:val="28"/>
         </w:rPr>
       </w:r>
+      <w:r>
+        <w:rPr>
+          <w:rFonts w:ascii="Times New Roman" w:hAnsi="Times New Roman" w:cs="Times New Roman"/>
+          <w:sz w:val="28"/>
+          <w:szCs w:val="28"/>
+        </w:rPr>
+      </w:r>
     </w:p>
     <w:p>
       <w:pPr>
-        <w:pStyle w:val="668"/>
+        <w:pStyle w:val="892"/>
         <w:numPr>
           <w:ilvl w:val="0"/>
           <w:numId w:val="1"/>
@@ -313,10 +350,17 @@
           <w:szCs w:val="28"/>
         </w:rPr>
       </w:r>
+      <w:r>
+        <w:rPr>
+          <w:rFonts w:ascii="Times New Roman" w:hAnsi="Times New Roman" w:cs="Times New Roman"/>
+          <w:sz w:val="28"/>
+          <w:szCs w:val="28"/>
+        </w:rPr>
+      </w:r>
     </w:p>
     <w:p>
       <w:pPr>
-        <w:pStyle w:val="141"/>
+        <w:pStyle w:val="830"/>
         <w:pBdr/>
         <w:spacing/>
         <w:ind/>
@@ -325,17 +369,18 @@
         </w:rPr>
       </w:pPr>
       <w:r>
-        <w:rPr>
-          <w:lang w:val="undefined"/>
-        </w:rPr>
         <w:t xml:space="preserve">Административное управление микросервисом МК</w:t>
       </w:r>
-      <w:r/>
+      <w:r>
+        <w:rPr>
+          <w14:ligatures w14:val="none"/>
+        </w:rPr>
+      </w:r>
     </w:p>
     <w:p>
       <w:pPr>
         <w:pBdr/>
-        <w:spacing/>
+        <w:spacing w:after="0" w:afterAutospacing="0"/>
         <w:ind/>
         <w:jc w:val="both"/>
         <w:rPr>
@@ -406,11 +451,21 @@
           <w:lang w:val="ru-RU"/>
         </w:rPr>
       </w:r>
+      <w:r>
+        <w:rPr>
+          <w:rFonts w:ascii="Times New Roman" w:hAnsi="Times New Roman" w:eastAsia="Times New Roman" w:cs="Times New Roman"/>
+          <w:sz w:val="28"/>
+          <w:szCs w:val="28"/>
+          <w:highlight w:val="none"/>
+          <w:lang w:val="ru-RU"/>
+          <w14:ligatures w14:val="none"/>
+        </w:rPr>
+      </w:r>
     </w:p>
     <w:p>
       <w:pPr>
         <w:pBdr/>
-        <w:spacing/>
+        <w:spacing w:after="0" w:afterAutospacing="0"/>
         <w:ind/>
         <w:jc w:val="both"/>
         <w:rPr>
@@ -499,6 +554,7 @@
           <w:szCs w:val="28"/>
           <w:highlight w:val="none"/>
           <w:lang w:val="ru-RU"/>
+          <w14:ligatures w14:val="none"/>
         </w:rPr>
       </w:r>
     </w:p>
@@ -547,12 +603,20 @@
         </w:rPr>
         <w:t xml:space="preserve">ый хостится на мощностях ЦОД РКС. В результате в окне браузера появится форма аутентификации пользователя, в которую необходимо ввести логин и пароль пользователя, наделенного администраторскими полномочиями:</w:t>
       </w:r>
-      <w:r/>
-      <w:r/>
+      <w:r>
+        <w:rPr>
+          <w:rFonts w:ascii="Times New Roman" w:hAnsi="Times New Roman" w:eastAsia="Times New Roman" w:cs="Times New Roman"/>
+          <w:sz w:val="28"/>
+          <w:szCs w:val="28"/>
+          <w:highlight w:val="none"/>
+          <w:lang w:val="ru-RU"/>
+          <w14:ligatures w14:val="none"/>
+        </w:rPr>
+      </w:r>
     </w:p>
     <w:tbl>
       <w:tblPr>
-        <w:tblStyle w:val="12"/>
+        <w:tblStyle w:val="703"/>
         <w:tblW w:w="0" w:type="auto"/>
         <w:tblBorders/>
         <w:tblLook w:val="04A0" w:firstRow="1" w:lastRow="0" w:firstColumn="1" w:lastColumn="0" w:noHBand="0" w:noVBand="1"/>
@@ -565,10 +629,10 @@
         <w:tc>
           <w:tcPr>
             <w:tcBorders>
-              <w:top w:val="nil" w:color="000000" w:sz="4" w:space="0"/>
-              <w:left w:val="nil" w:color="000000" w:sz="4" w:space="0"/>
-              <w:bottom w:val="nil" w:color="000000" w:sz="4" w:space="0"/>
-              <w:right w:val="nil" w:color="000000" w:sz="4" w:space="0"/>
+              <w:top w:val="none" w:color="000000" w:sz="4" w:space="0"/>
+              <w:left w:val="none" w:color="000000" w:sz="4" w:space="0"/>
+              <w:bottom w:val="none" w:color="000000" w:sz="4" w:space="0"/>
+              <w:right w:val="none" w:color="000000" w:sz="4" w:space="0"/>
             </w:tcBorders>
             <w:tcW w:w="9780" w:type="dxa"/>
             <w:vAlign w:val="center"/>
@@ -624,7 +688,7 @@
                             <pic:spPr bwMode="auto">
                               <a:xfrm>
                                 <a:off x="0" y="0"/>
-                                <a:ext cx="3790949" cy="3324224"/>
+                                <a:ext cx="3790949" cy="3324223"/>
                               </a:xfrm>
                               <a:prstGeom prst="rect">
                                 <a:avLst/>
@@ -671,7 +735,7 @@
                 <w:sz w:val="28"/>
                 <w:szCs w:val="28"/>
                 <w:highlight w:val="none"/>
-                <w:lang w:val="ru-RU" w:bidi="ru-RU"/>
+                <w:lang w:val="ru-RU"/>
               </w:rPr>
             </w:r>
             <w:r>
@@ -680,7 +744,7 @@
                 <w:sz w:val="28"/>
                 <w:szCs w:val="28"/>
                 <w:highlight w:val="none"/>
-                <w:lang w:val="ru-RU"/>
+                <w:lang w:val="ru-RU" w:bidi="ru-RU"/>
               </w:rPr>
             </w:r>
           </w:p>
@@ -730,10 +794,20 @@
           <w:lang w:val="ru-RU"/>
         </w:rPr>
       </w:r>
+      <w:r>
+        <w:rPr>
+          <w:rFonts w:ascii="Times New Roman" w:hAnsi="Times New Roman" w:eastAsia="Times New Roman" w:cs="Times New Roman"/>
+          <w:sz w:val="28"/>
+          <w:szCs w:val="28"/>
+          <w:highlight w:val="none"/>
+          <w:lang w:val="ru-RU" w:bidi="ru-RU"/>
+          <w14:ligatures w14:val="none"/>
+        </w:rPr>
+      </w:r>
     </w:p>
     <w:tbl>
       <w:tblPr>
-        <w:tblStyle w:val="12"/>
+        <w:tblStyle w:val="703"/>
         <w:tblW w:w="0" w:type="auto"/>
         <w:tblBorders/>
         <w:tblLook w:val="04A0" w:firstRow="1" w:lastRow="0" w:firstColumn="1" w:lastColumn="0" w:noHBand="0" w:noVBand="1"/>
@@ -746,10 +820,10 @@
         <w:tc>
           <w:tcPr>
             <w:tcBorders>
-              <w:top w:val="nil" w:color="000000" w:sz="4" w:space="0"/>
-              <w:left w:val="nil" w:color="000000" w:sz="4" w:space="0"/>
-              <w:bottom w:val="nil" w:color="000000" w:sz="4" w:space="0"/>
-              <w:right w:val="nil" w:color="000000" w:sz="4" w:space="0"/>
+              <w:top w:val="none" w:color="000000" w:sz="4" w:space="0"/>
+              <w:left w:val="none" w:color="000000" w:sz="4" w:space="0"/>
+              <w:bottom w:val="none" w:color="000000" w:sz="4" w:space="0"/>
+              <w:right w:val="none" w:color="000000" w:sz="4" w:space="0"/>
             </w:tcBorders>
             <w:tcW w:w="9780" w:type="dxa"/>
             <w:vAlign w:val="center"/>
@@ -852,6 +926,587 @@
                 <w:sz w:val="28"/>
                 <w:szCs w:val="28"/>
                 <w:highlight w:val="none"/>
+                <w:lang w:val="ru-RU"/>
+              </w:rPr>
+            </w:r>
+            <w:r>
+              <w:rPr>
+                <w:rFonts w:ascii="Times New Roman" w:hAnsi="Times New Roman" w:eastAsia="Times New Roman" w:cs="Times New Roman"/>
+                <w:sz w:val="28"/>
+                <w:szCs w:val="28"/>
+                <w:highlight w:val="none"/>
+                <w:lang w:val="ru-RU" w:bidi="ru-RU"/>
+              </w:rPr>
+            </w:r>
+          </w:p>
+        </w:tc>
+      </w:tr>
+    </w:tbl>
+    <w:p>
+      <w:pPr>
+        <w:pStyle w:val="831"/>
+        <w:pBdr/>
+        <w:spacing/>
+        <w:ind/>
+        <w:rPr>
+          <w:highlight w:val="none"/>
+          <w:lang w:val="ru-RU"/>
+          <w14:ligatures w14:val="none"/>
+        </w:rPr>
+      </w:pPr>
+      <w:r>
+        <w:rPr>
+          <w:highlight w:val="none"/>
+          <w:lang w:val="ru-RU" w:bidi="ru-RU"/>
+        </w:rPr>
+        <w:t xml:space="preserve">Добавление нового пользователя</w:t>
+      </w:r>
+      <w:r>
+        <w:rPr>
+          <w:highlight w:val="none"/>
+          <w:lang w:val="ru-RU"/>
+        </w:rPr>
+      </w:r>
+    </w:p>
+    <w:p>
+      <w:pPr>
+        <w:pBdr/>
+        <w:spacing w:after="0" w:afterAutospacing="0"/>
+        <w:ind/>
+        <w:jc w:val="both"/>
+        <w:rPr>
+          <w:rFonts w:ascii="Times New Roman" w:hAnsi="Times New Roman" w:eastAsia="Times New Roman" w:cs="Times New Roman"/>
+          <w:sz w:val="28"/>
+          <w:szCs w:val="28"/>
+          <w:highlight w:val="none"/>
+          <w:lang w:val="ru-RU" w:bidi="ru-RU"/>
+          <w14:ligatures w14:val="none"/>
+        </w:rPr>
+      </w:pPr>
+      <w:r>
+        <w:rPr>
+          <w:rFonts w:ascii="Times New Roman" w:hAnsi="Times New Roman" w:eastAsia="Times New Roman" w:cs="Times New Roman"/>
+          <w:sz w:val="28"/>
+          <w:szCs w:val="28"/>
+          <w:highlight w:val="none"/>
+          <w:lang w:val="ru-RU" w:bidi="ru-RU"/>
+        </w:rPr>
+        <w:t xml:space="preserve">Для добавления нового пользователя предназначена форма «Пользователи и группы»</w:t>
+      </w:r>
+      <w:r>
+        <w:rPr>
+          <w:rFonts w:ascii="Times New Roman" w:hAnsi="Times New Roman" w:eastAsia="Times New Roman" w:cs="Times New Roman"/>
+          <w:sz w:val="28"/>
+          <w:szCs w:val="28"/>
+          <w:highlight w:val="none"/>
+          <w:lang w:val="ru-RU" w:bidi="ru-RU"/>
+        </w:rPr>
+        <w:t xml:space="preserve">. Администратор может добавить пользователя и наделить его соответствующими полномочиями щелкнув по надписи «Пользователи» или «Добавить»</w:t>
+      </w:r>
+      <w:r>
+        <w:rPr>
+          <w:rFonts w:ascii="Times New Roman" w:hAnsi="Times New Roman" w:eastAsia="Times New Roman" w:cs="Times New Roman"/>
+          <w:sz w:val="28"/>
+          <w:szCs w:val="28"/>
+          <w:highlight w:val="none"/>
+          <w:lang w:val="ru-RU" w:bidi="ru-RU"/>
+        </w:rPr>
+      </w:r>
+    </w:p>
+    <w:tbl>
+      <w:tblPr>
+        <w:tblStyle w:val="703"/>
+        <w:tblW w:w="0" w:type="auto"/>
+        <w:tblBorders/>
+        <w:tblLook w:val="04A0" w:firstRow="1" w:lastRow="0" w:firstColumn="1" w:lastColumn="0" w:noHBand="0" w:noVBand="1"/>
+      </w:tblPr>
+      <w:tblGrid>
+        <w:gridCol w:w="9780"/>
+      </w:tblGrid>
+      <w:tr>
+        <w:trPr/>
+        <w:tc>
+          <w:tcPr>
+            <w:tcBorders>
+              <w:top w:val="nil" w:color="000000" w:sz="4" w:space="0"/>
+              <w:left w:val="nil" w:color="000000" w:sz="4" w:space="0"/>
+              <w:bottom w:val="nil" w:color="000000" w:sz="4" w:space="0"/>
+              <w:right w:val="nil" w:color="000000" w:sz="4" w:space="0"/>
+            </w:tcBorders>
+            <w:tcW w:w="9780" w:type="dxa"/>
+            <w:vAlign w:val="center"/>
+          </w:tcPr>
+          <w:p>
+            <w:pPr>
+              <w:pBdr/>
+              <w:spacing/>
+              <w:ind/>
+              <w:jc w:val="center"/>
+              <w:rPr>
+                <w:rFonts w:ascii="Times New Roman" w:hAnsi="Times New Roman" w:eastAsia="Times New Roman" w:cs="Times New Roman"/>
+                <w:sz w:val="28"/>
+                <w:szCs w:val="28"/>
+                <w:highlight w:val="none"/>
+                <w:lang w:val="ru-RU" w:bidi="ru-RU"/>
+              </w:rPr>
+            </w:pPr>
+            <w:r>
+              <w:rPr>
+                <w:rFonts w:ascii="Times New Roman" w:hAnsi="Times New Roman" w:eastAsia="Times New Roman" w:cs="Times New Roman"/>
+                <w:sz w:val="28"/>
+                <w:szCs w:val="28"/>
+                <w:highlight w:val="none"/>
+                <w:lang w:val="ru-RU" w:bidi="ru-RU"/>
+              </w:rPr>
+            </w:r>
+            <w:r>
+              <mc:AlternateContent>
+                <mc:Choice Requires="wpg">
+                  <w:drawing>
+                    <wp:inline xmlns:wp="http://schemas.openxmlformats.org/drawingml/2006/wordprocessingDrawing" distT="0" distB="0" distL="0" distR="0">
+                      <wp:extent cx="5724525" cy="333375"/>
+                      <wp:effectExtent l="0" t="0" r="0" b="0"/>
+                      <wp:docPr id="3" name=""/>
+                      <wp:cNvGraphicFramePr>
+                        <a:graphicFrameLocks xmlns:a="http://schemas.openxmlformats.org/drawingml/2006/main" noChangeAspect="1"/>
+                      </wp:cNvGraphicFramePr>
+                      <a:graphic xmlns:a="http://schemas.openxmlformats.org/drawingml/2006/main">
+                        <a:graphicData uri="http://schemas.openxmlformats.org/drawingml/2006/picture">
+                          <pic:pic xmlns:pic="http://schemas.openxmlformats.org/drawingml/2006/picture">
+                            <pic:nvPicPr>
+                              <pic:cNvPr id="482300338" name=""/>
+                              <pic:cNvPicPr>
+                                <a:picLocks noChangeAspect="1"/>
+                              </pic:cNvPicPr>
+                              <pic:nvPr/>
+                            </pic:nvPicPr>
+                            <pic:blipFill rotWithShape="1">
+                              <a:blip r:embed="rId12"/>
+                              <a:stretch/>
+                            </pic:blipFill>
+                            <pic:spPr bwMode="auto">
+                              <a:xfrm>
+                                <a:off x="0" y="0"/>
+                                <a:ext cx="5724524" cy="333374"/>
+                              </a:xfrm>
+                              <a:prstGeom prst="rect">
+                                <a:avLst/>
+                              </a:prstGeom>
+                            </pic:spPr>
+                          </pic:pic>
+                        </a:graphicData>
+                      </a:graphic>
+                    </wp:inline>
+                  </w:drawing>
+                </mc:Choice>
+                <mc:Fallback>
+                  <w:pict>
+                    <v:shapetype id="_x0000_t75" coordsize="21600,21600" o:spt="75" o:preferrelative="t" path="m@4@5l@4@11@9@11@9@5xe" filled="f" stroked="f">
+                      <v:stroke joinstyle="miter"/>
+                      <v:formulas>
+                        <v:f eqn="if lineDrawn pixelLineWidth 0"/>
+                        <v:f eqn="sum @0 1 0"/>
+                        <v:f eqn="sum 0 0 @1"/>
+                        <v:f eqn="prod @2 1 2"/>
+                        <v:f eqn="prod @3 21600 pixelWidth"/>
+                        <v:f eqn="prod @3 21600 pixelHeight"/>
+                        <v:f eqn="sum @0 0 1"/>
+                        <v:f eqn="prod @6 1 2"/>
+                        <v:f eqn="prod @7 21600 pixelWidth"/>
+                        <v:f eqn="sum @8 21600 0"/>
+                        <v:f eqn="prod @7 21600 pixelHeight"/>
+                        <v:f eqn="sum @10 21600 0"/>
+                      </v:formulas>
+                      <v:path o:extrusionok="f" gradientshapeok="t" o:connecttype="rect"/>
+                      <o:lock v:ext="edit" aspectratio="t"/>
+                    </v:shapetype>
+                    <v:shape id="_x0000_i2" o:spid="_x0000_s2" type="#_x0000_t75" style="width:450.75pt;height:26.25pt;mso-wrap-distance-left:0.00pt;mso-wrap-distance-top:0.00pt;mso-wrap-distance-right:0.00pt;mso-wrap-distance-bottom:0.00pt;z-index:1;" stroked="false">
+                      <v:imagedata r:id="rId12" o:title=""/>
+                      <o:lock v:ext="edit" rotation="t"/>
+                    </v:shape>
+                  </w:pict>
+                </mc:Fallback>
+              </mc:AlternateContent>
+            </w:r>
+            <w:r>
+              <w:rPr>
+                <w:rFonts w:ascii="Times New Roman" w:hAnsi="Times New Roman" w:eastAsia="Times New Roman" w:cs="Times New Roman"/>
+                <w:sz w:val="28"/>
+                <w:szCs w:val="28"/>
+                <w:highlight w:val="none"/>
+                <w:lang w:val="ru-RU" w:bidi="ru-RU"/>
+              </w:rPr>
+            </w:r>
+            <w:r>
+              <w:rPr>
+                <w:rFonts w:ascii="Times New Roman" w:hAnsi="Times New Roman" w:eastAsia="Times New Roman" w:cs="Times New Roman"/>
+                <w:sz w:val="28"/>
+                <w:szCs w:val="28"/>
+                <w:highlight w:val="none"/>
+                <w:lang w:val="ru-RU"/>
+              </w:rPr>
+            </w:r>
+          </w:p>
+        </w:tc>
+      </w:tr>
+    </w:tbl>
+    <w:p>
+      <w:pPr>
+        <w:pBdr/>
+        <w:spacing w:after="0" w:afterAutospacing="0"/>
+        <w:ind/>
+        <w:jc w:val="both"/>
+        <w:rPr>
+          <w:rFonts w:ascii="Times New Roman" w:hAnsi="Times New Roman" w:eastAsia="Times New Roman" w:cs="Times New Roman"/>
+          <w:sz w:val="28"/>
+          <w:szCs w:val="28"/>
+          <w:highlight w:val="none"/>
+          <w:lang w:val="ru-RU" w:bidi="ru-RU"/>
+          <w14:ligatures w14:val="none"/>
+        </w:rPr>
+      </w:pPr>
+      <w:r>
+        <w:rPr>
+          <w:rFonts w:ascii="Times New Roman" w:hAnsi="Times New Roman" w:eastAsia="Times New Roman" w:cs="Times New Roman"/>
+          <w:sz w:val="28"/>
+          <w:szCs w:val="28"/>
+          <w:highlight w:val="none"/>
+          <w:lang w:val="ru-RU" w:bidi="ru-RU"/>
+        </w:rPr>
+        <w:t xml:space="preserve">Если выбрать надпись «Пользователи», то откроется список зарегистрированных пользователей с кнопкой «Добавить пользователя» в верхнем правом углу формы.</w:t>
+      </w:r>
+      <w:r>
+        <w:rPr>
+          <w:rFonts w:ascii="Times New Roman" w:hAnsi="Times New Roman" w:eastAsia="Times New Roman" w:cs="Times New Roman"/>
+          <w:sz w:val="28"/>
+          <w:szCs w:val="28"/>
+          <w:highlight w:val="none"/>
+          <w:lang w:val="ru-RU" w:bidi="ru-RU"/>
+        </w:rPr>
+      </w:r>
+    </w:p>
+    <w:tbl>
+      <w:tblPr>
+        <w:tblStyle w:val="703"/>
+        <w:tblW w:w="0" w:type="auto"/>
+        <w:tblBorders/>
+        <w:tblLook w:val="04A0" w:firstRow="1" w:lastRow="0" w:firstColumn="1" w:lastColumn="0" w:noHBand="0" w:noVBand="1"/>
+      </w:tblPr>
+      <w:tblGrid>
+        <w:gridCol w:w="9780"/>
+      </w:tblGrid>
+      <w:tr>
+        <w:trPr/>
+        <w:tc>
+          <w:tcPr>
+            <w:tcBorders>
+              <w:top w:val="nil" w:color="000000" w:sz="4" w:space="0"/>
+              <w:left w:val="nil" w:color="000000" w:sz="4" w:space="0"/>
+              <w:bottom w:val="nil" w:color="000000" w:sz="4" w:space="0"/>
+              <w:right w:val="nil" w:color="000000" w:sz="4" w:space="0"/>
+            </w:tcBorders>
+            <w:tcW w:w="9780" w:type="dxa"/>
+            <w:vAlign w:val="center"/>
+          </w:tcPr>
+          <w:p>
+            <w:pPr>
+              <w:pBdr/>
+              <w:spacing/>
+              <w:ind/>
+              <w:jc w:val="center"/>
+              <w:rPr>
+                <w:rFonts w:ascii="Times New Roman" w:hAnsi="Times New Roman" w:eastAsia="Times New Roman" w:cs="Times New Roman"/>
+                <w:sz w:val="28"/>
+                <w:szCs w:val="28"/>
+                <w:highlight w:val="none"/>
+                <w:lang w:val="ru-RU" w:bidi="ru-RU"/>
+              </w:rPr>
+            </w:pPr>
+            <w:r>
+              <w:rPr>
+                <w:rFonts w:ascii="Times New Roman" w:hAnsi="Times New Roman" w:eastAsia="Times New Roman" w:cs="Times New Roman"/>
+                <w:sz w:val="28"/>
+                <w:szCs w:val="28"/>
+                <w:highlight w:val="none"/>
+                <w:lang w:val="ru-RU" w:bidi="ru-RU"/>
+              </w:rPr>
+            </w:r>
+            <w:r>
+              <mc:AlternateContent>
+                <mc:Choice Requires="wpg">
+                  <w:drawing>
+                    <wp:inline xmlns:wp="http://schemas.openxmlformats.org/drawingml/2006/wordprocessingDrawing" distT="0" distB="0" distL="0" distR="0">
+                      <wp:extent cx="6210300" cy="1844901"/>
+                      <wp:effectExtent l="0" t="0" r="0" b="0"/>
+                      <wp:docPr id="4" name=""/>
+                      <wp:cNvGraphicFramePr>
+                        <a:graphicFrameLocks xmlns:a="http://schemas.openxmlformats.org/drawingml/2006/main" noChangeAspect="1"/>
+                      </wp:cNvGraphicFramePr>
+                      <a:graphic xmlns:a="http://schemas.openxmlformats.org/drawingml/2006/main">
+                        <a:graphicData uri="http://schemas.openxmlformats.org/drawingml/2006/picture">
+                          <pic:pic xmlns:pic="http://schemas.openxmlformats.org/drawingml/2006/picture">
+                            <pic:nvPicPr>
+                              <pic:cNvPr id="201698243" name=""/>
+                              <pic:cNvPicPr>
+                                <a:picLocks noChangeAspect="1"/>
+                              </pic:cNvPicPr>
+                              <pic:nvPr/>
+                            </pic:nvPicPr>
+                            <pic:blipFill rotWithShape="1">
+                              <a:blip r:embed="rId13"/>
+                              <a:stretch/>
+                            </pic:blipFill>
+                            <pic:spPr bwMode="auto">
+                              <a:xfrm>
+                                <a:off x="0" y="0"/>
+                                <a:ext cx="6210299" cy="1844900"/>
+                              </a:xfrm>
+                              <a:prstGeom prst="rect">
+                                <a:avLst/>
+                              </a:prstGeom>
+                            </pic:spPr>
+                          </pic:pic>
+                        </a:graphicData>
+                      </a:graphic>
+                    </wp:inline>
+                  </w:drawing>
+                </mc:Choice>
+                <mc:Fallback>
+                  <w:pict>
+                    <v:shapetype id="_x0000_t75" coordsize="21600,21600" o:spt="75" o:preferrelative="t" path="m@4@5l@4@11@9@11@9@5xe" filled="f" stroked="f">
+                      <v:stroke joinstyle="miter"/>
+                      <v:formulas>
+                        <v:f eqn="if lineDrawn pixelLineWidth 0"/>
+                        <v:f eqn="sum @0 1 0"/>
+                        <v:f eqn="sum 0 0 @1"/>
+                        <v:f eqn="prod @2 1 2"/>
+                        <v:f eqn="prod @3 21600 pixelWidth"/>
+                        <v:f eqn="prod @3 21600 pixelHeight"/>
+                        <v:f eqn="sum @0 0 1"/>
+                        <v:f eqn="prod @6 1 2"/>
+                        <v:f eqn="prod @7 21600 pixelWidth"/>
+                        <v:f eqn="sum @8 21600 0"/>
+                        <v:f eqn="prod @7 21600 pixelHeight"/>
+                        <v:f eqn="sum @10 21600 0"/>
+                      </v:formulas>
+                      <v:path o:extrusionok="f" gradientshapeok="t" o:connecttype="rect"/>
+                      <o:lock v:ext="edit" aspectratio="t"/>
+                    </v:shapetype>
+                    <v:shape id="_x0000_i3" o:spid="_x0000_s3" type="#_x0000_t75" style="width:489.00pt;height:145.27pt;mso-wrap-distance-left:0.00pt;mso-wrap-distance-top:0.00pt;mso-wrap-distance-right:0.00pt;mso-wrap-distance-bottom:0.00pt;z-index:1;" stroked="false">
+                      <v:imagedata r:id="rId13" o:title=""/>
+                      <o:lock v:ext="edit" rotation="t"/>
+                    </v:shape>
+                  </w:pict>
+                </mc:Fallback>
+              </mc:AlternateContent>
+            </w:r>
+            <w:r>
+              <w:rPr>
+                <w:rFonts w:ascii="Times New Roman" w:hAnsi="Times New Roman" w:eastAsia="Times New Roman" w:cs="Times New Roman"/>
+                <w:sz w:val="28"/>
+                <w:szCs w:val="28"/>
+                <w:highlight w:val="none"/>
+                <w:lang w:val="ru-RU" w:bidi="ru-RU"/>
+              </w:rPr>
+            </w:r>
+            <w:r>
+              <w:rPr>
+                <w:rFonts w:ascii="Times New Roman" w:hAnsi="Times New Roman" w:eastAsia="Times New Roman" w:cs="Times New Roman"/>
+                <w:sz w:val="28"/>
+                <w:szCs w:val="28"/>
+                <w:highlight w:val="none"/>
+                <w:lang w:val="ru-RU"/>
+              </w:rPr>
+            </w:r>
+          </w:p>
+        </w:tc>
+      </w:tr>
+    </w:tbl>
+    <w:p>
+      <w:pPr>
+        <w:pBdr/>
+        <w:spacing/>
+        <w:ind/>
+        <w:jc w:val="both"/>
+        <w:rPr>
+          <w:rFonts w:ascii="Times New Roman" w:hAnsi="Times New Roman" w:eastAsia="Times New Roman" w:cs="Times New Roman"/>
+          <w:sz w:val="28"/>
+          <w:szCs w:val="28"/>
+          <w:highlight w:val="none"/>
+          <w:lang w:val="ru-RU" w:bidi="ru-RU"/>
+          <w14:ligatures w14:val="none"/>
+        </w:rPr>
+      </w:pPr>
+      <w:r>
+        <w:rPr>
+          <w:rFonts w:ascii="Times New Roman" w:hAnsi="Times New Roman" w:eastAsia="Times New Roman" w:cs="Times New Roman"/>
+          <w:sz w:val="28"/>
+          <w:szCs w:val="28"/>
+          <w:highlight w:val="none"/>
+          <w:lang w:val="ru-RU" w:bidi="ru-RU"/>
+        </w:rPr>
+      </w:r>
+      <w:r>
+        <w:rPr>
+          <w:rFonts w:ascii="Times New Roman" w:hAnsi="Times New Roman" w:eastAsia="Times New Roman" w:cs="Times New Roman"/>
+          <w:sz w:val="28"/>
+          <w:szCs w:val="28"/>
+          <w:highlight w:val="none"/>
+          <w:lang w:val="ru-RU" w:bidi="ru-RU"/>
+        </w:rPr>
+        <w:t xml:space="preserve">При нажатии на эту кнопку или надпись «Добавить» в </w:t>
+      </w:r>
+      <w:r>
+        <w:rPr>
+          <w:rFonts w:ascii="Times New Roman" w:hAnsi="Times New Roman" w:eastAsia="Times New Roman" w:cs="Times New Roman"/>
+          <w:sz w:val="28"/>
+          <w:szCs w:val="28"/>
+          <w:highlight w:val="none"/>
+          <w:lang w:val="ru-RU" w:bidi="ru-RU"/>
+        </w:rPr>
+        <w:t xml:space="preserve">форме «Пользователи и группы»</w:t>
+      </w:r>
+      <w:r>
+        <w:rPr>
+          <w:rFonts w:ascii="Times New Roman" w:hAnsi="Times New Roman" w:eastAsia="Times New Roman" w:cs="Times New Roman"/>
+          <w:sz w:val="28"/>
+          <w:szCs w:val="28"/>
+          <w:highlight w:val="none"/>
+          <w:lang w:val="ru-RU" w:bidi="ru-RU"/>
+        </w:rPr>
+        <w:t xml:space="preserve"> откроется форма предварительной регистрации пользователя</w:t>
+      </w:r>
+      <w:r>
+        <w:rPr>
+          <w:rFonts w:ascii="Times New Roman" w:hAnsi="Times New Roman" w:eastAsia="Times New Roman" w:cs="Times New Roman"/>
+          <w:sz w:val="28"/>
+          <w:szCs w:val="28"/>
+          <w:highlight w:val="none"/>
+          <w:lang w:val="ru-RU" w:bidi="ru-RU"/>
+        </w:rPr>
+      </w:r>
+    </w:p>
+    <w:tbl>
+      <w:tblPr>
+        <w:tblStyle w:val="703"/>
+        <w:tblW w:w="0" w:type="auto"/>
+        <w:tblBorders/>
+        <w:tblLook w:val="04A0" w:firstRow="1" w:lastRow="0" w:firstColumn="1" w:lastColumn="0" w:noHBand="0" w:noVBand="1"/>
+      </w:tblPr>
+      <w:tblGrid>
+        <w:gridCol w:w="9780"/>
+      </w:tblGrid>
+      <w:tr>
+        <w:trPr/>
+        <w:tc>
+          <w:tcPr>
+            <w:tcBorders>
+              <w:top w:val="nil" w:color="000000" w:sz="4" w:space="0"/>
+              <w:left w:val="nil" w:color="000000" w:sz="4" w:space="0"/>
+              <w:bottom w:val="nil" w:color="000000" w:sz="4" w:space="0"/>
+              <w:right w:val="nil" w:color="000000" w:sz="4" w:space="0"/>
+            </w:tcBorders>
+            <w:tcW w:w="9780" w:type="dxa"/>
+            <w:vAlign w:val="center"/>
+          </w:tcPr>
+          <w:p>
+            <w:pPr>
+              <w:pBdr/>
+              <w:spacing/>
+              <w:ind/>
+              <w:jc w:val="center"/>
+              <w:rPr>
+                <w:rFonts w:ascii="Times New Roman" w:hAnsi="Times New Roman" w:eastAsia="Times New Roman" w:cs="Times New Roman"/>
+                <w:sz w:val="28"/>
+                <w:szCs w:val="28"/>
+                <w:highlight w:val="none"/>
+                <w:lang w:val="ru-RU" w:bidi="ru-RU"/>
+              </w:rPr>
+            </w:pPr>
+            <w:r>
+              <w:rPr>
+                <w:rFonts w:ascii="Times New Roman" w:hAnsi="Times New Roman" w:eastAsia="Times New Roman" w:cs="Times New Roman"/>
+                <w:sz w:val="28"/>
+                <w:szCs w:val="28"/>
+                <w:highlight w:val="none"/>
+                <w:lang w:val="ru-RU" w:bidi="ru-RU"/>
+              </w:rPr>
+            </w:r>
+            <w:r>
+              <mc:AlternateContent>
+                <mc:Choice Requires="wpg">
+                  <w:drawing>
+                    <wp:inline xmlns:wp="http://schemas.openxmlformats.org/drawingml/2006/wordprocessingDrawing" distT="0" distB="0" distL="0" distR="0">
+                      <wp:extent cx="5913460" cy="3603621"/>
+                      <wp:effectExtent l="0" t="0" r="0" b="0"/>
+                      <wp:docPr id="5" name=""/>
+                      <wp:cNvGraphicFramePr>
+                        <a:graphicFrameLocks xmlns:a="http://schemas.openxmlformats.org/drawingml/2006/main" noChangeAspect="1"/>
+                      </wp:cNvGraphicFramePr>
+                      <a:graphic xmlns:a="http://schemas.openxmlformats.org/drawingml/2006/main">
+                        <a:graphicData uri="http://schemas.openxmlformats.org/drawingml/2006/picture">
+                          <pic:pic xmlns:pic="http://schemas.openxmlformats.org/drawingml/2006/picture">
+                            <pic:nvPicPr>
+                              <pic:cNvPr id="1708933672" name=""/>
+                              <pic:cNvPicPr>
+                                <a:picLocks noChangeAspect="1"/>
+                              </pic:cNvPicPr>
+                              <pic:nvPr/>
+                            </pic:nvPicPr>
+                            <pic:blipFill rotWithShape="1">
+                              <a:blip r:embed="rId14"/>
+                              <a:stretch/>
+                            </pic:blipFill>
+                            <pic:spPr bwMode="auto">
+                              <a:xfrm flipH="0" flipV="0">
+                                <a:off x="0" y="0"/>
+                                <a:ext cx="5913459" cy="3603620"/>
+                              </a:xfrm>
+                              <a:prstGeom prst="rect">
+                                <a:avLst/>
+                              </a:prstGeom>
+                            </pic:spPr>
+                          </pic:pic>
+                        </a:graphicData>
+                      </a:graphic>
+                    </wp:inline>
+                  </w:drawing>
+                </mc:Choice>
+                <mc:Fallback>
+                  <w:pict>
+                    <v:shapetype id="_x0000_t75" coordsize="21600,21600" o:spt="75" o:preferrelative="t" path="m@4@5l@4@11@9@11@9@5xe" filled="f" stroked="f">
+                      <v:stroke joinstyle="miter"/>
+                      <v:formulas>
+                        <v:f eqn="if lineDrawn pixelLineWidth 0"/>
+                        <v:f eqn="sum @0 1 0"/>
+                        <v:f eqn="sum 0 0 @1"/>
+                        <v:f eqn="prod @2 1 2"/>
+                        <v:f eqn="prod @3 21600 pixelWidth"/>
+                        <v:f eqn="prod @3 21600 pixelHeight"/>
+                        <v:f eqn="sum @0 0 1"/>
+                        <v:f eqn="prod @6 1 2"/>
+                        <v:f eqn="prod @7 21600 pixelWidth"/>
+                        <v:f eqn="sum @8 21600 0"/>
+                        <v:f eqn="prod @7 21600 pixelHeight"/>
+                        <v:f eqn="sum @10 21600 0"/>
+                      </v:formulas>
+                      <v:path o:extrusionok="f" gradientshapeok="t" o:connecttype="rect"/>
+                      <o:lock v:ext="edit" aspectratio="t"/>
+                    </v:shapetype>
+                    <v:shape id="_x0000_i4" o:spid="_x0000_s4" type="#_x0000_t75" style="width:465.63pt;height:283.75pt;mso-wrap-distance-left:0.00pt;mso-wrap-distance-top:0.00pt;mso-wrap-distance-right:0.00pt;mso-wrap-distance-bottom:0.00pt;z-index:1;" stroked="false">
+                      <v:imagedata r:id="rId14" o:title=""/>
+                      <o:lock v:ext="edit" rotation="t"/>
+                    </v:shape>
+                  </w:pict>
+                </mc:Fallback>
+              </mc:AlternateContent>
+            </w:r>
+            <w:r>
+              <w:rPr>
+                <w:rFonts w:ascii="Times New Roman" w:hAnsi="Times New Roman" w:eastAsia="Times New Roman" w:cs="Times New Roman"/>
+                <w:sz w:val="28"/>
+                <w:szCs w:val="28"/>
+                <w:highlight w:val="none"/>
                 <w:lang w:val="ru-RU" w:bidi="ru-RU"/>
               </w:rPr>
             </w:r>
@@ -908,6 +1563,432 @@
           <w:sz w:val="28"/>
           <w:szCs w:val="28"/>
           <w:highlight w:val="none"/>
+          <w:lang w:val="ru-RU"/>
+        </w:rPr>
+        <w:t xml:space="preserve">В этой форме необходимо задать логин пользователя и пароль с подтверждением в соответствии с политикой формирования паролей описанной под полем «Пароль» и нажать кнопку в «Сохранить». В результате этих действий откроется форма основной регистрации пользователя и установления его прав.</w:t>
+      </w:r>
+      <w:r>
+        <w:rPr>
+          <w:rFonts w:ascii="Times New Roman" w:hAnsi="Times New Roman" w:eastAsia="Times New Roman" w:cs="Times New Roman"/>
+          <w:sz w:val="28"/>
+          <w:szCs w:val="28"/>
+          <w:highlight w:val="none"/>
+          <w:lang w:val="ru-RU" w:bidi="ru-RU"/>
+        </w:rPr>
+      </w:r>
+    </w:p>
+    <w:tbl>
+      <w:tblPr>
+        <w:tblStyle w:val="703"/>
+        <w:tblW w:w="0" w:type="auto"/>
+        <w:tblBorders/>
+        <w:tblLook w:val="04A0" w:firstRow="1" w:lastRow="0" w:firstColumn="1" w:lastColumn="0" w:noHBand="0" w:noVBand="1"/>
+      </w:tblPr>
+      <w:tblGrid>
+        <w:gridCol w:w="9780"/>
+      </w:tblGrid>
+      <w:tr>
+        <w:trPr/>
+        <w:tc>
+          <w:tcPr>
+            <w:tcBorders>
+              <w:top w:val="nil" w:color="000000" w:sz="4" w:space="0"/>
+              <w:left w:val="nil" w:color="000000" w:sz="4" w:space="0"/>
+              <w:bottom w:val="nil" w:color="000000" w:sz="4" w:space="0"/>
+              <w:right w:val="nil" w:color="000000" w:sz="4" w:space="0"/>
+            </w:tcBorders>
+            <w:tcW w:w="9780" w:type="dxa"/>
+            <w:vAlign w:val="center"/>
+          </w:tcPr>
+          <w:p>
+            <w:pPr>
+              <w:pBdr/>
+              <w:spacing/>
+              <w:ind/>
+              <w:jc w:val="center"/>
+              <w:rPr>
+                <w:rFonts w:ascii="Times New Roman" w:hAnsi="Times New Roman" w:eastAsia="Times New Roman" w:cs="Times New Roman"/>
+                <w:sz w:val="28"/>
+                <w:szCs w:val="28"/>
+                <w:highlight w:val="none"/>
+                <w:lang w:val="ru-RU" w:bidi="ru-RU"/>
+              </w:rPr>
+            </w:pPr>
+            <w:r>
+              <w:rPr>
+                <w:rFonts w:ascii="Times New Roman" w:hAnsi="Times New Roman" w:eastAsia="Times New Roman" w:cs="Times New Roman"/>
+                <w:sz w:val="28"/>
+                <w:szCs w:val="28"/>
+                <w:highlight w:val="none"/>
+                <w:lang w:val="ru-RU" w:bidi="ru-RU"/>
+              </w:rPr>
+            </w:r>
+            <w:r>
+              <mc:AlternateContent>
+                <mc:Choice Requires="wpg">
+                  <w:drawing>
+                    <wp:inline xmlns:wp="http://schemas.openxmlformats.org/drawingml/2006/wordprocessingDrawing" distT="0" distB="0" distL="0" distR="0">
+                      <wp:extent cx="6210300" cy="4098397"/>
+                      <wp:effectExtent l="0" t="0" r="0" b="0"/>
+                      <wp:docPr id="6" name=""/>
+                      <wp:cNvGraphicFramePr>
+                        <a:graphicFrameLocks xmlns:a="http://schemas.openxmlformats.org/drawingml/2006/main" noChangeAspect="1"/>
+                      </wp:cNvGraphicFramePr>
+                      <a:graphic xmlns:a="http://schemas.openxmlformats.org/drawingml/2006/main">
+                        <a:graphicData uri="http://schemas.openxmlformats.org/drawingml/2006/picture">
+                          <pic:pic xmlns:pic="http://schemas.openxmlformats.org/drawingml/2006/picture">
+                            <pic:nvPicPr>
+                              <pic:cNvPr id="1191527526" name=""/>
+                              <pic:cNvPicPr>
+                                <a:picLocks noChangeAspect="1"/>
+                              </pic:cNvPicPr>
+                              <pic:nvPr/>
+                            </pic:nvPicPr>
+                            <pic:blipFill rotWithShape="1">
+                              <a:blip r:embed="rId15"/>
+                              <a:stretch/>
+                            </pic:blipFill>
+                            <pic:spPr bwMode="auto">
+                              <a:xfrm>
+                                <a:off x="0" y="0"/>
+                                <a:ext cx="6210299" cy="4098396"/>
+                              </a:xfrm>
+                              <a:prstGeom prst="rect">
+                                <a:avLst/>
+                              </a:prstGeom>
+                            </pic:spPr>
+                          </pic:pic>
+                        </a:graphicData>
+                      </a:graphic>
+                    </wp:inline>
+                  </w:drawing>
+                </mc:Choice>
+                <mc:Fallback>
+                  <w:pict>
+                    <v:shapetype id="_x0000_t75" coordsize="21600,21600" o:spt="75" o:preferrelative="t" path="m@4@5l@4@11@9@11@9@5xe" filled="f" stroked="f">
+                      <v:stroke joinstyle="miter"/>
+                      <v:formulas>
+                        <v:f eqn="if lineDrawn pixelLineWidth 0"/>
+                        <v:f eqn="sum @0 1 0"/>
+                        <v:f eqn="sum 0 0 @1"/>
+                        <v:f eqn="prod @2 1 2"/>
+                        <v:f eqn="prod @3 21600 pixelWidth"/>
+                        <v:f eqn="prod @3 21600 pixelHeight"/>
+                        <v:f eqn="sum @0 0 1"/>
+                        <v:f eqn="prod @6 1 2"/>
+                        <v:f eqn="prod @7 21600 pixelWidth"/>
+                        <v:f eqn="sum @8 21600 0"/>
+                        <v:f eqn="prod @7 21600 pixelHeight"/>
+                        <v:f eqn="sum @10 21600 0"/>
+                      </v:formulas>
+                      <v:path o:extrusionok="f" gradientshapeok="t" o:connecttype="rect"/>
+                      <o:lock v:ext="edit" aspectratio="t"/>
+                    </v:shapetype>
+                    <v:shape id="_x0000_i5" o:spid="_x0000_s5" type="#_x0000_t75" style="width:489.00pt;height:322.71pt;mso-wrap-distance-left:0.00pt;mso-wrap-distance-top:0.00pt;mso-wrap-distance-right:0.00pt;mso-wrap-distance-bottom:0.00pt;z-index:1;" stroked="false">
+                      <v:imagedata r:id="rId15" o:title=""/>
+                      <o:lock v:ext="edit" rotation="t"/>
+                    </v:shape>
+                  </w:pict>
+                </mc:Fallback>
+              </mc:AlternateContent>
+            </w:r>
+            <w:r>
+              <w:rPr>
+                <w:rFonts w:ascii="Times New Roman" w:hAnsi="Times New Roman" w:eastAsia="Times New Roman" w:cs="Times New Roman"/>
+                <w:sz w:val="28"/>
+                <w:szCs w:val="28"/>
+                <w:highlight w:val="none"/>
+                <w:lang w:val="ru-RU" w:bidi="ru-RU"/>
+              </w:rPr>
+            </w:r>
+            <w:r>
+              <w:rPr>
+                <w:rFonts w:ascii="Times New Roman" w:hAnsi="Times New Roman" w:eastAsia="Times New Roman" w:cs="Times New Roman"/>
+                <w:sz w:val="28"/>
+                <w:szCs w:val="28"/>
+                <w:highlight w:val="none"/>
+                <w:lang w:val="ru-RU"/>
+              </w:rPr>
+            </w:r>
+          </w:p>
+        </w:tc>
+      </w:tr>
+      <w:tr>
+        <w:trPr/>
+        <w:tc>
+          <w:tcPr>
+            <w:tcBorders>
+              <w:top w:val="nil" w:color="000000" w:sz="4" w:space="0"/>
+              <w:left w:val="nil" w:color="000000" w:sz="4" w:space="0"/>
+              <w:bottom w:val="nil" w:color="000000" w:sz="4" w:space="0"/>
+              <w:right w:val="nil" w:color="000000" w:sz="4" w:space="0"/>
+            </w:tcBorders>
+            <w:tcW w:w="9780" w:type="dxa"/>
+            <w:vAlign w:val="center"/>
+            <w:vMerge w:val="restart"/>
+          </w:tcPr>
+          <w:p>
+            <w:pPr>
+              <w:pBdr/>
+              <w:spacing/>
+              <w:ind/>
+              <w:jc w:val="center"/>
+              <w:rPr>
+                <w:rFonts w:ascii="Times New Roman" w:hAnsi="Times New Roman" w:eastAsia="Times New Roman" w:cs="Times New Roman"/>
+                <w:sz w:val="28"/>
+                <w:szCs w:val="28"/>
+                <w:highlight w:val="none"/>
+                <w:lang w:val="ru-RU" w:bidi="ru-RU"/>
+              </w:rPr>
+            </w:pPr>
+            <w:r>
+              <w:rPr>
+                <w:rFonts w:ascii="Times New Roman" w:hAnsi="Times New Roman" w:eastAsia="Times New Roman" w:cs="Times New Roman"/>
+                <w:sz w:val="28"/>
+                <w:szCs w:val="28"/>
+                <w:highlight w:val="none"/>
+                <w:lang w:val="ru-RU" w:bidi="ru-RU"/>
+              </w:rPr>
+            </w:r>
+            <w:r>
+              <mc:AlternateContent>
+                <mc:Choice Requires="wpg">
+                  <w:drawing>
+                    <wp:inline xmlns:wp="http://schemas.openxmlformats.org/drawingml/2006/wordprocessingDrawing" distT="0" distB="0" distL="0" distR="0">
+                      <wp:extent cx="6210300" cy="4362115"/>
+                      <wp:effectExtent l="0" t="0" r="0" b="0"/>
+                      <wp:docPr id="7" name=""/>
+                      <wp:cNvGraphicFramePr>
+                        <a:graphicFrameLocks xmlns:a="http://schemas.openxmlformats.org/drawingml/2006/main" noChangeAspect="1"/>
+                      </wp:cNvGraphicFramePr>
+                      <a:graphic xmlns:a="http://schemas.openxmlformats.org/drawingml/2006/main">
+                        <a:graphicData uri="http://schemas.openxmlformats.org/drawingml/2006/picture">
+                          <pic:pic xmlns:pic="http://schemas.openxmlformats.org/drawingml/2006/picture">
+                            <pic:nvPicPr>
+                              <pic:cNvPr id="786708149" name=""/>
+                              <pic:cNvPicPr>
+                                <a:picLocks noChangeAspect="1"/>
+                              </pic:cNvPicPr>
+                              <pic:nvPr/>
+                            </pic:nvPicPr>
+                            <pic:blipFill rotWithShape="1">
+                              <a:blip r:embed="rId16"/>
+                              <a:stretch/>
+                            </pic:blipFill>
+                            <pic:spPr bwMode="auto">
+                              <a:xfrm>
+                                <a:off x="0" y="0"/>
+                                <a:ext cx="6210299" cy="4362114"/>
+                              </a:xfrm>
+                              <a:prstGeom prst="rect">
+                                <a:avLst/>
+                              </a:prstGeom>
+                            </pic:spPr>
+                          </pic:pic>
+                        </a:graphicData>
+                      </a:graphic>
+                    </wp:inline>
+                  </w:drawing>
+                </mc:Choice>
+                <mc:Fallback>
+                  <w:pict>
+                    <v:shapetype id="_x0000_t75" coordsize="21600,21600" o:spt="75" o:preferrelative="t" path="m@4@5l@4@11@9@11@9@5xe" filled="f" stroked="f">
+                      <v:stroke joinstyle="miter"/>
+                      <v:formulas>
+                        <v:f eqn="if lineDrawn pixelLineWidth 0"/>
+                        <v:f eqn="sum @0 1 0"/>
+                        <v:f eqn="sum 0 0 @1"/>
+                        <v:f eqn="prod @2 1 2"/>
+                        <v:f eqn="prod @3 21600 pixelWidth"/>
+                        <v:f eqn="prod @3 21600 pixelHeight"/>
+                        <v:f eqn="sum @0 0 1"/>
+                        <v:f eqn="prod @6 1 2"/>
+                        <v:f eqn="prod @7 21600 pixelWidth"/>
+                        <v:f eqn="sum @8 21600 0"/>
+                        <v:f eqn="prod @7 21600 pixelHeight"/>
+                        <v:f eqn="sum @10 21600 0"/>
+                      </v:formulas>
+                      <v:path o:extrusionok="f" gradientshapeok="t" o:connecttype="rect"/>
+                      <o:lock v:ext="edit" aspectratio="t"/>
+                    </v:shapetype>
+                    <v:shape id="_x0000_i6" o:spid="_x0000_s6" type="#_x0000_t75" style="width:489.00pt;height:343.47pt;mso-wrap-distance-left:0.00pt;mso-wrap-distance-top:0.00pt;mso-wrap-distance-right:0.00pt;mso-wrap-distance-bottom:0.00pt;z-index:1;" stroked="false">
+                      <v:imagedata r:id="rId16" o:title=""/>
+                      <o:lock v:ext="edit" rotation="t"/>
+                    </v:shape>
+                  </w:pict>
+                </mc:Fallback>
+              </mc:AlternateContent>
+            </w:r>
+            <w:r>
+              <w:rPr>
+                <w:rFonts w:ascii="Times New Roman" w:hAnsi="Times New Roman" w:eastAsia="Times New Roman" w:cs="Times New Roman"/>
+                <w:sz w:val="28"/>
+                <w:szCs w:val="28"/>
+                <w:highlight w:val="none"/>
+                <w:lang w:val="ru-RU" w:bidi="ru-RU"/>
+              </w:rPr>
+            </w:r>
+            <w:r>
+              <w:rPr>
+                <w:rFonts w:ascii="Times New Roman" w:hAnsi="Times New Roman" w:eastAsia="Times New Roman" w:cs="Times New Roman"/>
+                <w:sz w:val="28"/>
+                <w:szCs w:val="28"/>
+                <w:highlight w:val="none"/>
+                <w:lang w:val="ru-RU" w:bidi="ru-RU"/>
+              </w:rPr>
+            </w:r>
+          </w:p>
+        </w:tc>
+      </w:tr>
+      <w:tr>
+        <w:trPr/>
+        <w:tc>
+          <w:tcPr>
+            <w:tcBorders>
+              <w:top w:val="nil" w:color="000000" w:sz="4" w:space="0"/>
+              <w:left w:val="nil" w:color="000000" w:sz="4" w:space="0"/>
+              <w:bottom w:val="nil" w:color="000000" w:sz="4" w:space="0"/>
+              <w:right w:val="nil" w:color="000000" w:sz="4" w:space="0"/>
+            </w:tcBorders>
+            <w:tcW w:w="9780" w:type="dxa"/>
+            <w:vAlign w:val="center"/>
+            <w:vMerge w:val="restart"/>
+          </w:tcPr>
+          <w:p>
+            <w:pPr>
+              <w:pBdr/>
+              <w:spacing/>
+              <w:ind/>
+              <w:jc w:val="center"/>
+              <w:rPr>
+                <w:rFonts w:ascii="Times New Roman" w:hAnsi="Times New Roman" w:eastAsia="Times New Roman" w:cs="Times New Roman"/>
+                <w:sz w:val="28"/>
+                <w:szCs w:val="28"/>
+                <w:highlight w:val="none"/>
+                <w:lang w:val="ru-RU" w:bidi="ru-RU"/>
+              </w:rPr>
+            </w:pPr>
+            <w:r>
+              <w:rPr>
+                <w:rFonts w:ascii="Times New Roman" w:hAnsi="Times New Roman" w:eastAsia="Times New Roman" w:cs="Times New Roman"/>
+                <w:sz w:val="28"/>
+                <w:szCs w:val="28"/>
+                <w:highlight w:val="none"/>
+                <w:lang w:val="ru-RU" w:bidi="ru-RU"/>
+              </w:rPr>
+            </w:r>
+            <w:r>
+              <mc:AlternateContent>
+                <mc:Choice Requires="wpg">
+                  <w:drawing>
+                    <wp:inline xmlns:wp="http://schemas.openxmlformats.org/drawingml/2006/wordprocessingDrawing" distT="0" distB="0" distL="0" distR="0">
+                      <wp:extent cx="6210300" cy="1622466"/>
+                      <wp:effectExtent l="0" t="0" r="0" b="0"/>
+                      <wp:docPr id="8" name=""/>
+                      <wp:cNvGraphicFramePr>
+                        <a:graphicFrameLocks xmlns:a="http://schemas.openxmlformats.org/drawingml/2006/main" noChangeAspect="1"/>
+                      </wp:cNvGraphicFramePr>
+                      <a:graphic xmlns:a="http://schemas.openxmlformats.org/drawingml/2006/main">
+                        <a:graphicData uri="http://schemas.openxmlformats.org/drawingml/2006/picture">
+                          <pic:pic xmlns:pic="http://schemas.openxmlformats.org/drawingml/2006/picture">
+                            <pic:nvPicPr>
+                              <pic:cNvPr id="694357133" name=""/>
+                              <pic:cNvPicPr>
+                                <a:picLocks noChangeAspect="1"/>
+                              </pic:cNvPicPr>
+                              <pic:nvPr/>
+                            </pic:nvPicPr>
+                            <pic:blipFill rotWithShape="1">
+                              <a:blip r:embed="rId17"/>
+                              <a:stretch/>
+                            </pic:blipFill>
+                            <pic:spPr bwMode="auto">
+                              <a:xfrm>
+                                <a:off x="0" y="0"/>
+                                <a:ext cx="6210299" cy="1622465"/>
+                              </a:xfrm>
+                              <a:prstGeom prst="rect">
+                                <a:avLst/>
+                              </a:prstGeom>
+                            </pic:spPr>
+                          </pic:pic>
+                        </a:graphicData>
+                      </a:graphic>
+                    </wp:inline>
+                  </w:drawing>
+                </mc:Choice>
+                <mc:Fallback>
+                  <w:pict>
+                    <v:shapetype id="_x0000_t75" coordsize="21600,21600" o:spt="75" o:preferrelative="t" path="m@4@5l@4@11@9@11@9@5xe" filled="f" stroked="f">
+                      <v:stroke joinstyle="miter"/>
+                      <v:formulas>
+                        <v:f eqn="if lineDrawn pixelLineWidth 0"/>
+                        <v:f eqn="sum @0 1 0"/>
+                        <v:f eqn="sum 0 0 @1"/>
+                        <v:f eqn="prod @2 1 2"/>
+                        <v:f eqn="prod @3 21600 pixelWidth"/>
+                        <v:f eqn="prod @3 21600 pixelHeight"/>
+                        <v:f eqn="sum @0 0 1"/>
+                        <v:f eqn="prod @6 1 2"/>
+                        <v:f eqn="prod @7 21600 pixelWidth"/>
+                        <v:f eqn="sum @8 21600 0"/>
+                        <v:f eqn="prod @7 21600 pixelHeight"/>
+                        <v:f eqn="sum @10 21600 0"/>
+                      </v:formulas>
+                      <v:path o:extrusionok="f" gradientshapeok="t" o:connecttype="rect"/>
+                      <o:lock v:ext="edit" aspectratio="t"/>
+                    </v:shapetype>
+                    <v:shape id="_x0000_i7" o:spid="_x0000_s7" type="#_x0000_t75" style="width:489.00pt;height:127.75pt;mso-wrap-distance-left:0.00pt;mso-wrap-distance-top:0.00pt;mso-wrap-distance-right:0.00pt;mso-wrap-distance-bottom:0.00pt;z-index:1;" stroked="false">
+                      <v:imagedata r:id="rId17" o:title=""/>
+                      <o:lock v:ext="edit" rotation="t"/>
+                    </v:shape>
+                  </w:pict>
+                </mc:Fallback>
+              </mc:AlternateContent>
+            </w:r>
+            <w:r>
+              <w:rPr>
+                <w:rFonts w:ascii="Times New Roman" w:hAnsi="Times New Roman" w:eastAsia="Times New Roman" w:cs="Times New Roman"/>
+                <w:sz w:val="28"/>
+                <w:szCs w:val="28"/>
+                <w:highlight w:val="none"/>
+                <w:lang w:val="ru-RU" w:bidi="ru-RU"/>
+              </w:rPr>
+            </w:r>
+            <w:r>
+              <w:rPr>
+                <w:rFonts w:ascii="Times New Roman" w:hAnsi="Times New Roman" w:eastAsia="Times New Roman" w:cs="Times New Roman"/>
+                <w:sz w:val="28"/>
+                <w:szCs w:val="28"/>
+                <w:highlight w:val="none"/>
+                <w:lang w:val="ru-RU" w:bidi="ru-RU"/>
+              </w:rPr>
+            </w:r>
+          </w:p>
+        </w:tc>
+      </w:tr>
+    </w:tbl>
+    <w:p>
+      <w:pPr>
+        <w:pBdr/>
+        <w:spacing/>
+        <w:ind/>
+        <w:jc w:val="both"/>
+        <w:rPr>
+          <w:rFonts w:ascii="Times New Roman" w:hAnsi="Times New Roman" w:eastAsia="Times New Roman" w:cs="Times New Roman"/>
+          <w:sz w:val="28"/>
+          <w:szCs w:val="28"/>
+          <w:highlight w:val="none"/>
+          <w:lang w:val="ru-RU" w:bidi="ru-RU"/>
+          <w14:ligatures w14:val="none"/>
+        </w:rPr>
+      </w:pPr>
+      <w:r>
+        <w:rPr>
+          <w:rFonts w:ascii="Times New Roman" w:hAnsi="Times New Roman" w:eastAsia="Times New Roman" w:cs="Times New Roman"/>
+          <w:sz w:val="28"/>
+          <w:szCs w:val="28"/>
+          <w:highlight w:val="none"/>
           <w:lang w:val="ru-RU" w:bidi="ru-RU"/>
         </w:rPr>
       </w:r>
@@ -918,6 +1999,15 @@
           <w:szCs w:val="28"/>
           <w:highlight w:val="none"/>
           <w:lang w:val="ru-RU" w:bidi="ru-RU"/>
+        </w:rPr>
+      </w:r>
+      <w:r>
+        <w:rPr>
+          <w:rFonts w:ascii="Times New Roman" w:hAnsi="Times New Roman" w:eastAsia="Times New Roman" w:cs="Times New Roman"/>
+          <w:sz w:val="28"/>
+          <w:szCs w:val="28"/>
+          <w:highlight w:val="none"/>
+          <w:lang w:val="ru-RU"/>
         </w:rPr>
       </w:r>
     </w:p>
@@ -943,7 +2033,6 @@
         <w:ind/>
         <w:rPr/>
       </w:pPr>
-      <w:r/>
       <w:r>
         <w:separator/>
       </w:r>
@@ -958,7 +2047,6 @@
         <w:ind/>
         <w:rPr/>
       </w:pPr>
-      <w:r/>
       <w:r>
         <w:continuationSeparator/>
       </w:r>
@@ -978,7 +2066,6 @@
         <w:ind/>
         <w:rPr/>
       </w:pPr>
-      <w:r/>
       <w:r>
         <w:separator/>
       </w:r>
@@ -993,7 +2080,6 @@
         <w:ind/>
         <w:rPr/>
       </w:pPr>
-      <w:r/>
       <w:r>
         <w:continuationSeparator/>
       </w:r>
@@ -1298,9 +2384,9 @@
     <w:lsdException w:name="Bibliography" w:uiPriority="37"/>
     <w:lsdException w:name="TOC Heading" w:uiPriority="39" w:qFormat="1"/>
   </w:latentStyles>
-  <w:style w:type="table" w:styleId="12">
+  <w:style w:type="table" w:styleId="703">
     <w:name w:val="Table Grid"/>
-    <w:basedOn w:val="665"/>
+    <w:basedOn w:val="889"/>
     <w:uiPriority w:val="59"/>
     <w:pPr>
       <w:pBdr/>
@@ -1497,9 +2583,9 @@
       </w:tcPr>
     </w:tblStylePr>
   </w:style>
-  <w:style w:type="table" w:styleId="13">
+  <w:style w:type="table" w:styleId="704">
     <w:name w:val="Table Grid Light"/>
-    <w:basedOn w:val="665"/>
+    <w:basedOn w:val="889"/>
     <w:uiPriority w:val="59"/>
     <w:pPr>
       <w:pBdr/>
@@ -1696,9 +2782,9 @@
       </w:tcPr>
     </w:tblStylePr>
   </w:style>
-  <w:style w:type="table" w:styleId="14">
+  <w:style w:type="table" w:styleId="705">
     <w:name w:val="Plain Table 1"/>
-    <w:basedOn w:val="665"/>
+    <w:basedOn w:val="889"/>
     <w:uiPriority w:val="59"/>
     <w:pPr>
       <w:pBdr/>
@@ -1921,9 +3007,9 @@
       </w:tcPr>
     </w:tblStylePr>
   </w:style>
-  <w:style w:type="table" w:styleId="15">
+  <w:style w:type="table" w:styleId="706">
     <w:name w:val="Plain Table 2"/>
-    <w:basedOn w:val="665"/>
+    <w:basedOn w:val="889"/>
     <w:uiPriority w:val="59"/>
     <w:pPr>
       <w:pBdr/>
@@ -2154,9 +3240,9 @@
       </w:tcPr>
     </w:tblStylePr>
   </w:style>
-  <w:style w:type="table" w:styleId="16">
+  <w:style w:type="table" w:styleId="707">
     <w:name w:val="Plain Table 3"/>
-    <w:basedOn w:val="665"/>
+    <w:basedOn w:val="889"/>
     <w:uiPriority w:val="99"/>
     <w:pPr>
       <w:pBdr/>
@@ -2384,9 +3470,9 @@
       </w:tcPr>
     </w:tblStylePr>
   </w:style>
-  <w:style w:type="table" w:styleId="17">
+  <w:style w:type="table" w:styleId="708">
     <w:name w:val="Plain Table 4"/>
-    <w:basedOn w:val="665"/>
+    <w:basedOn w:val="889"/>
     <w:uiPriority w:val="99"/>
     <w:pPr>
       <w:pBdr/>
@@ -2600,9 +3686,9 @@
       </w:tcPr>
     </w:tblStylePr>
   </w:style>
-  <w:style w:type="table" w:styleId="18">
+  <w:style w:type="table" w:styleId="709">
     <w:name w:val="Plain Table 5"/>
-    <w:basedOn w:val="665"/>
+    <w:basedOn w:val="889"/>
     <w:uiPriority w:val="99"/>
     <w:pPr>
       <w:pBdr/>
@@ -2833,9 +3919,9 @@
       </w:tcPr>
     </w:tblStylePr>
   </w:style>
-  <w:style w:type="table" w:styleId="19">
+  <w:style w:type="table" w:styleId="710">
     <w:name w:val="Grid Table 1 Light"/>
-    <w:basedOn w:val="665"/>
+    <w:basedOn w:val="889"/>
     <w:uiPriority w:val="99"/>
     <w:pPr>
       <w:pBdr/>
@@ -3056,9 +4142,9 @@
       </w:tcPr>
     </w:tblStylePr>
   </w:style>
-  <w:style w:type="table" w:styleId="20">
+  <w:style w:type="table" w:styleId="711">
     <w:name w:val="Grid Table 1 Light - Accent 1"/>
-    <w:basedOn w:val="665"/>
+    <w:basedOn w:val="889"/>
     <w:uiPriority w:val="99"/>
     <w:pPr>
       <w:pBdr/>
@@ -3279,9 +4365,9 @@
       </w:tcPr>
     </w:tblStylePr>
   </w:style>
-  <w:style w:type="table" w:styleId="21">
+  <w:style w:type="table" w:styleId="712">
     <w:name w:val="Grid Table 1 Light - Accent 2"/>
-    <w:basedOn w:val="665"/>
+    <w:basedOn w:val="889"/>
     <w:uiPriority w:val="99"/>
     <w:pPr>
       <w:pBdr/>
@@ -3502,9 +4588,9 @@
       </w:tcPr>
     </w:tblStylePr>
   </w:style>
-  <w:style w:type="table" w:styleId="22">
+  <w:style w:type="table" w:styleId="713">
     <w:name w:val="Grid Table 1 Light - Accent 3"/>
-    <w:basedOn w:val="665"/>
+    <w:basedOn w:val="889"/>
     <w:uiPriority w:val="99"/>
     <w:pPr>
       <w:pBdr/>
@@ -3725,9 +4811,9 @@
       </w:tcPr>
     </w:tblStylePr>
   </w:style>
-  <w:style w:type="table" w:styleId="23">
+  <w:style w:type="table" w:styleId="714">
     <w:name w:val="Grid Table 1 Light - Accent 4"/>
-    <w:basedOn w:val="665"/>
+    <w:basedOn w:val="889"/>
     <w:uiPriority w:val="99"/>
     <w:pPr>
       <w:pBdr/>
@@ -3948,9 +5034,9 @@
       </w:tcPr>
     </w:tblStylePr>
   </w:style>
-  <w:style w:type="table" w:styleId="24">
+  <w:style w:type="table" w:styleId="715">
     <w:name w:val="Grid Table 1 Light - Accent 5"/>
-    <w:basedOn w:val="665"/>
+    <w:basedOn w:val="889"/>
     <w:uiPriority w:val="99"/>
     <w:pPr>
       <w:pBdr/>
@@ -4171,9 +5257,9 @@
       </w:tcPr>
     </w:tblStylePr>
   </w:style>
-  <w:style w:type="table" w:styleId="25">
+  <w:style w:type="table" w:styleId="716">
     <w:name w:val="Grid Table 1 Light - Accent 6"/>
-    <w:basedOn w:val="665"/>
+    <w:basedOn w:val="889"/>
     <w:uiPriority w:val="99"/>
     <w:pPr>
       <w:pBdr/>
@@ -4394,9 +5480,9 @@
       </w:tcPr>
     </w:tblStylePr>
   </w:style>
-  <w:style w:type="table" w:styleId="26">
+  <w:style w:type="table" w:styleId="717">
     <w:name w:val="Grid Table 2"/>
-    <w:basedOn w:val="665"/>
+    <w:basedOn w:val="889"/>
     <w:uiPriority w:val="99"/>
     <w:pPr>
       <w:pBdr/>
@@ -4626,9 +5712,9 @@
       </w:tcPr>
     </w:tblStylePr>
   </w:style>
-  <w:style w:type="table" w:styleId="27">
+  <w:style w:type="table" w:styleId="718">
     <w:name w:val="Grid Table 2 - Accent 1"/>
-    <w:basedOn w:val="665"/>
+    <w:basedOn w:val="889"/>
     <w:uiPriority w:val="99"/>
     <w:pPr>
       <w:pBdr/>
@@ -4858,9 +5944,9 @@
       </w:tcPr>
     </w:tblStylePr>
   </w:style>
-  <w:style w:type="table" w:styleId="28">
+  <w:style w:type="table" w:styleId="719">
     <w:name w:val="Grid Table 2 - Accent 2"/>
-    <w:basedOn w:val="665"/>
+    <w:basedOn w:val="889"/>
     <w:uiPriority w:val="99"/>
     <w:pPr>
       <w:pBdr/>
@@ -5090,9 +6176,9 @@
       </w:tcPr>
     </w:tblStylePr>
   </w:style>
-  <w:style w:type="table" w:styleId="29">
+  <w:style w:type="table" w:styleId="720">
     <w:name w:val="Grid Table 2 - Accent 3"/>
-    <w:basedOn w:val="665"/>
+    <w:basedOn w:val="889"/>
     <w:uiPriority w:val="99"/>
     <w:pPr>
       <w:pBdr/>
@@ -5322,9 +6408,9 @@
       </w:tcPr>
     </w:tblStylePr>
   </w:style>
-  <w:style w:type="table" w:styleId="30">
+  <w:style w:type="table" w:styleId="721">
     <w:name w:val="Grid Table 2 - Accent 4"/>
-    <w:basedOn w:val="665"/>
+    <w:basedOn w:val="889"/>
     <w:uiPriority w:val="99"/>
     <w:pPr>
       <w:pBdr/>
@@ -5554,9 +6640,9 @@
       </w:tcPr>
     </w:tblStylePr>
   </w:style>
-  <w:style w:type="table" w:styleId="31">
+  <w:style w:type="table" w:styleId="722">
     <w:name w:val="Grid Table 2 - Accent 5"/>
-    <w:basedOn w:val="665"/>
+    <w:basedOn w:val="889"/>
     <w:uiPriority w:val="99"/>
     <w:pPr>
       <w:pBdr/>
@@ -5786,9 +6872,9 @@
       </w:tcPr>
     </w:tblStylePr>
   </w:style>
-  <w:style w:type="table" w:styleId="32">
+  <w:style w:type="table" w:styleId="723">
     <w:name w:val="Grid Table 2 - Accent 6"/>
-    <w:basedOn w:val="665"/>
+    <w:basedOn w:val="889"/>
     <w:uiPriority w:val="99"/>
     <w:pPr>
       <w:pBdr/>
@@ -6018,9 +7104,9 @@
       </w:tcPr>
     </w:tblStylePr>
   </w:style>
-  <w:style w:type="table" w:styleId="33">
+  <w:style w:type="table" w:styleId="724">
     <w:name w:val="Grid Table 3"/>
-    <w:basedOn w:val="665"/>
+    <w:basedOn w:val="889"/>
     <w:uiPriority w:val="99"/>
     <w:pPr>
       <w:pBdr/>
@@ -6119,29 +7205,6 @@
         <w:tblBorders/>
       </w:tblPr>
       <w:tcPr>
-        <w:shd w:color="ffffff"/>
-        <w:tcBorders>
-          <w:top w:val="none" w:color="000000" w:sz="4" w:space="0"/>
-          <w:left w:val="none" w:color="000000" w:sz="4" w:space="0"/>
-          <w:bottom w:val="none" w:color="000000" w:sz="4" w:space="0"/>
-          <w:right w:val="none" w:color="000000" w:sz="4" w:space="0"/>
-        </w:tcBorders>
-      </w:tcPr>
-    </w:tblStylePr>
-    <w:tblStylePr w:type="firstRow">
-      <w:rPr>
-        <w:b/>
-        <w:color w:val="404040"/>
-      </w:rPr>
-      <w:pPr>
-        <w:pBdr/>
-        <w:spacing/>
-        <w:ind/>
-      </w:pPr>
-      <w:tblPr>
-        <w:tblBorders/>
-      </w:tblPr>
-      <w:tcPr>
         <w:shd w:val="clear" w:color="ffffff"/>
         <w:tcBorders>
           <w:top w:val="none" w:color="000000" w:sz="4" w:space="0"/>
@@ -6151,30 +7214,7 @@
         </w:tcBorders>
       </w:tcPr>
     </w:tblStylePr>
-    <w:tblStylePr w:type="lastCol">
-      <w:rPr>
-        <w:i/>
-        <w:color w:val="404040"/>
-      </w:rPr>
-      <w:pPr>
-        <w:pBdr/>
-        <w:spacing/>
-        <w:ind/>
-      </w:pPr>
-      <w:tblPr>
-        <w:tblBorders/>
-      </w:tblPr>
-      <w:tcPr>
-        <w:shd w:color="ffffff"/>
-        <w:tcBorders>
-          <w:top w:val="none" w:color="000000" w:sz="4" w:space="0"/>
-          <w:left w:val="none" w:color="000000" w:sz="4" w:space="0"/>
-          <w:bottom w:val="none" w:color="000000" w:sz="4" w:space="0"/>
-          <w:right w:val="none" w:color="000000" w:sz="4" w:space="0"/>
-        </w:tcBorders>
-      </w:tcPr>
-    </w:tblStylePr>
-    <w:tblStylePr w:type="lastRow">
+    <w:tblStylePr w:type="firstRow">
       <w:rPr>
         <w:b/>
         <w:color w:val="404040"/>
@@ -6197,6 +7237,52 @@
         </w:tcBorders>
       </w:tcPr>
     </w:tblStylePr>
+    <w:tblStylePr w:type="lastCol">
+      <w:rPr>
+        <w:i/>
+        <w:color w:val="404040"/>
+      </w:rPr>
+      <w:pPr>
+        <w:pBdr/>
+        <w:spacing/>
+        <w:ind/>
+      </w:pPr>
+      <w:tblPr>
+        <w:tblBorders/>
+      </w:tblPr>
+      <w:tcPr>
+        <w:shd w:val="clear" w:color="ffffff"/>
+        <w:tcBorders>
+          <w:top w:val="none" w:color="000000" w:sz="4" w:space="0"/>
+          <w:left w:val="none" w:color="000000" w:sz="4" w:space="0"/>
+          <w:bottom w:val="none" w:color="000000" w:sz="4" w:space="0"/>
+          <w:right w:val="none" w:color="000000" w:sz="4" w:space="0"/>
+        </w:tcBorders>
+      </w:tcPr>
+    </w:tblStylePr>
+    <w:tblStylePr w:type="lastRow">
+      <w:rPr>
+        <w:b/>
+        <w:color w:val="404040"/>
+      </w:rPr>
+      <w:pPr>
+        <w:pBdr/>
+        <w:spacing/>
+        <w:ind/>
+      </w:pPr>
+      <w:tblPr>
+        <w:tblBorders/>
+      </w:tblPr>
+      <w:tcPr>
+        <w:shd w:val="clear" w:color="ffffff"/>
+        <w:tcBorders>
+          <w:top w:val="none" w:color="000000" w:sz="4" w:space="0"/>
+          <w:left w:val="none" w:color="000000" w:sz="4" w:space="0"/>
+          <w:bottom w:val="none" w:color="000000" w:sz="4" w:space="0"/>
+          <w:right w:val="none" w:color="000000" w:sz="4" w:space="0"/>
+        </w:tcBorders>
+      </w:tcPr>
+    </w:tblStylePr>
     <w:tblStylePr w:type="nwCell">
       <w:pPr>
         <w:pBdr/>
@@ -6263,9 +7349,9 @@
       </w:tcPr>
     </w:tblStylePr>
   </w:style>
-  <w:style w:type="table" w:styleId="34">
+  <w:style w:type="table" w:styleId="725">
     <w:name w:val="Grid Table 3 - Accent 1"/>
-    <w:basedOn w:val="665"/>
+    <w:basedOn w:val="889"/>
     <w:uiPriority w:val="99"/>
     <w:pPr>
       <w:pBdr/>
@@ -6364,29 +7450,6 @@
         <w:tblBorders/>
       </w:tblPr>
       <w:tcPr>
-        <w:shd w:color="ffffff"/>
-        <w:tcBorders>
-          <w:top w:val="none" w:color="000000" w:sz="4" w:space="0"/>
-          <w:left w:val="none" w:color="000000" w:sz="4" w:space="0"/>
-          <w:bottom w:val="none" w:color="000000" w:sz="4" w:space="0"/>
-          <w:right w:val="none" w:color="000000" w:sz="4" w:space="0"/>
-        </w:tcBorders>
-      </w:tcPr>
-    </w:tblStylePr>
-    <w:tblStylePr w:type="firstRow">
-      <w:rPr>
-        <w:b/>
-        <w:color w:val="404040"/>
-      </w:rPr>
-      <w:pPr>
-        <w:pBdr/>
-        <w:spacing/>
-        <w:ind/>
-      </w:pPr>
-      <w:tblPr>
-        <w:tblBorders/>
-      </w:tblPr>
-      <w:tcPr>
         <w:shd w:val="clear" w:color="ffffff"/>
         <w:tcBorders>
           <w:top w:val="none" w:color="000000" w:sz="4" w:space="0"/>
@@ -6396,30 +7459,7 @@
         </w:tcBorders>
       </w:tcPr>
     </w:tblStylePr>
-    <w:tblStylePr w:type="lastCol">
-      <w:rPr>
-        <w:i/>
-        <w:color w:val="404040"/>
-      </w:rPr>
-      <w:pPr>
-        <w:pBdr/>
-        <w:spacing/>
-        <w:ind/>
-      </w:pPr>
-      <w:tblPr>
-        <w:tblBorders/>
-      </w:tblPr>
-      <w:tcPr>
-        <w:shd w:color="ffffff"/>
-        <w:tcBorders>
-          <w:top w:val="none" w:color="000000" w:sz="4" w:space="0"/>
-          <w:left w:val="none" w:color="000000" w:sz="4" w:space="0"/>
-          <w:bottom w:val="none" w:color="000000" w:sz="4" w:space="0"/>
-          <w:right w:val="none" w:color="000000" w:sz="4" w:space="0"/>
-        </w:tcBorders>
-      </w:tcPr>
-    </w:tblStylePr>
-    <w:tblStylePr w:type="lastRow">
+    <w:tblStylePr w:type="firstRow">
       <w:rPr>
         <w:b/>
         <w:color w:val="404040"/>
@@ -6442,6 +7482,52 @@
         </w:tcBorders>
       </w:tcPr>
     </w:tblStylePr>
+    <w:tblStylePr w:type="lastCol">
+      <w:rPr>
+        <w:i/>
+        <w:color w:val="404040"/>
+      </w:rPr>
+      <w:pPr>
+        <w:pBdr/>
+        <w:spacing/>
+        <w:ind/>
+      </w:pPr>
+      <w:tblPr>
+        <w:tblBorders/>
+      </w:tblPr>
+      <w:tcPr>
+        <w:shd w:val="clear" w:color="ffffff"/>
+        <w:tcBorders>
+          <w:top w:val="none" w:color="000000" w:sz="4" w:space="0"/>
+          <w:left w:val="none" w:color="000000" w:sz="4" w:space="0"/>
+          <w:bottom w:val="none" w:color="000000" w:sz="4" w:space="0"/>
+          <w:right w:val="none" w:color="000000" w:sz="4" w:space="0"/>
+        </w:tcBorders>
+      </w:tcPr>
+    </w:tblStylePr>
+    <w:tblStylePr w:type="lastRow">
+      <w:rPr>
+        <w:b/>
+        <w:color w:val="404040"/>
+      </w:rPr>
+      <w:pPr>
+        <w:pBdr/>
+        <w:spacing/>
+        <w:ind/>
+      </w:pPr>
+      <w:tblPr>
+        <w:tblBorders/>
+      </w:tblPr>
+      <w:tcPr>
+        <w:shd w:val="clear" w:color="ffffff"/>
+        <w:tcBorders>
+          <w:top w:val="none" w:color="000000" w:sz="4" w:space="0"/>
+          <w:left w:val="none" w:color="000000" w:sz="4" w:space="0"/>
+          <w:bottom w:val="none" w:color="000000" w:sz="4" w:space="0"/>
+          <w:right w:val="none" w:color="000000" w:sz="4" w:space="0"/>
+        </w:tcBorders>
+      </w:tcPr>
+    </w:tblStylePr>
     <w:tblStylePr w:type="nwCell">
       <w:pPr>
         <w:pBdr/>
@@ -6508,9 +7594,9 @@
       </w:tcPr>
     </w:tblStylePr>
   </w:style>
-  <w:style w:type="table" w:styleId="35">
+  <w:style w:type="table" w:styleId="726">
     <w:name w:val="Grid Table 3 - Accent 2"/>
-    <w:basedOn w:val="665"/>
+    <w:basedOn w:val="889"/>
     <w:uiPriority w:val="99"/>
     <w:pPr>
       <w:pBdr/>
@@ -6609,29 +7695,6 @@
         <w:tblBorders/>
       </w:tblPr>
       <w:tcPr>
-        <w:shd w:color="ffffff"/>
-        <w:tcBorders>
-          <w:top w:val="none" w:color="000000" w:sz="4" w:space="0"/>
-          <w:left w:val="none" w:color="000000" w:sz="4" w:space="0"/>
-          <w:bottom w:val="none" w:color="000000" w:sz="4" w:space="0"/>
-          <w:right w:val="none" w:color="000000" w:sz="4" w:space="0"/>
-        </w:tcBorders>
-      </w:tcPr>
-    </w:tblStylePr>
-    <w:tblStylePr w:type="firstRow">
-      <w:rPr>
-        <w:b/>
-        <w:color w:val="404040"/>
-      </w:rPr>
-      <w:pPr>
-        <w:pBdr/>
-        <w:spacing/>
-        <w:ind/>
-      </w:pPr>
-      <w:tblPr>
-        <w:tblBorders/>
-      </w:tblPr>
-      <w:tcPr>
         <w:shd w:val="clear" w:color="ffffff"/>
         <w:tcBorders>
           <w:top w:val="none" w:color="000000" w:sz="4" w:space="0"/>
@@ -6641,30 +7704,7 @@
         </w:tcBorders>
       </w:tcPr>
     </w:tblStylePr>
-    <w:tblStylePr w:type="lastCol">
-      <w:rPr>
-        <w:i/>
-        <w:color w:val="404040"/>
-      </w:rPr>
-      <w:pPr>
-        <w:pBdr/>
-        <w:spacing/>
-        <w:ind/>
-      </w:pPr>
-      <w:tblPr>
-        <w:tblBorders/>
-      </w:tblPr>
-      <w:tcPr>
-        <w:shd w:color="ffffff"/>
-        <w:tcBorders>
-          <w:top w:val="none" w:color="000000" w:sz="4" w:space="0"/>
-          <w:left w:val="none" w:color="000000" w:sz="4" w:space="0"/>
-          <w:bottom w:val="none" w:color="000000" w:sz="4" w:space="0"/>
-          <w:right w:val="none" w:color="000000" w:sz="4" w:space="0"/>
-        </w:tcBorders>
-      </w:tcPr>
-    </w:tblStylePr>
-    <w:tblStylePr w:type="lastRow">
+    <w:tblStylePr w:type="firstRow">
       <w:rPr>
         <w:b/>
         <w:color w:val="404040"/>
@@ -6687,6 +7727,52 @@
         </w:tcBorders>
       </w:tcPr>
     </w:tblStylePr>
+    <w:tblStylePr w:type="lastCol">
+      <w:rPr>
+        <w:i/>
+        <w:color w:val="404040"/>
+      </w:rPr>
+      <w:pPr>
+        <w:pBdr/>
+        <w:spacing/>
+        <w:ind/>
+      </w:pPr>
+      <w:tblPr>
+        <w:tblBorders/>
+      </w:tblPr>
+      <w:tcPr>
+        <w:shd w:val="clear" w:color="ffffff"/>
+        <w:tcBorders>
+          <w:top w:val="none" w:color="000000" w:sz="4" w:space="0"/>
+          <w:left w:val="none" w:color="000000" w:sz="4" w:space="0"/>
+          <w:bottom w:val="none" w:color="000000" w:sz="4" w:space="0"/>
+          <w:right w:val="none" w:color="000000" w:sz="4" w:space="0"/>
+        </w:tcBorders>
+      </w:tcPr>
+    </w:tblStylePr>
+    <w:tblStylePr w:type="lastRow">
+      <w:rPr>
+        <w:b/>
+        <w:color w:val="404040"/>
+      </w:rPr>
+      <w:pPr>
+        <w:pBdr/>
+        <w:spacing/>
+        <w:ind/>
+      </w:pPr>
+      <w:tblPr>
+        <w:tblBorders/>
+      </w:tblPr>
+      <w:tcPr>
+        <w:shd w:val="clear" w:color="ffffff"/>
+        <w:tcBorders>
+          <w:top w:val="none" w:color="000000" w:sz="4" w:space="0"/>
+          <w:left w:val="none" w:color="000000" w:sz="4" w:space="0"/>
+          <w:bottom w:val="none" w:color="000000" w:sz="4" w:space="0"/>
+          <w:right w:val="none" w:color="000000" w:sz="4" w:space="0"/>
+        </w:tcBorders>
+      </w:tcPr>
+    </w:tblStylePr>
     <w:tblStylePr w:type="nwCell">
       <w:pPr>
         <w:pBdr/>
@@ -6753,9 +7839,9 @@
       </w:tcPr>
     </w:tblStylePr>
   </w:style>
-  <w:style w:type="table" w:styleId="36">
+  <w:style w:type="table" w:styleId="727">
     <w:name w:val="Grid Table 3 - Accent 3"/>
-    <w:basedOn w:val="665"/>
+    <w:basedOn w:val="889"/>
     <w:uiPriority w:val="99"/>
     <w:pPr>
       <w:pBdr/>
@@ -6854,29 +7940,6 @@
         <w:tblBorders/>
       </w:tblPr>
       <w:tcPr>
-        <w:shd w:color="ffffff"/>
-        <w:tcBorders>
-          <w:top w:val="none" w:color="000000" w:sz="4" w:space="0"/>
-          <w:left w:val="none" w:color="000000" w:sz="4" w:space="0"/>
-          <w:bottom w:val="none" w:color="000000" w:sz="4" w:space="0"/>
-          <w:right w:val="none" w:color="000000" w:sz="4" w:space="0"/>
-        </w:tcBorders>
-      </w:tcPr>
-    </w:tblStylePr>
-    <w:tblStylePr w:type="firstRow">
-      <w:rPr>
-        <w:b/>
-        <w:color w:val="404040"/>
-      </w:rPr>
-      <w:pPr>
-        <w:pBdr/>
-        <w:spacing/>
-        <w:ind/>
-      </w:pPr>
-      <w:tblPr>
-        <w:tblBorders/>
-      </w:tblPr>
-      <w:tcPr>
         <w:shd w:val="clear" w:color="ffffff"/>
         <w:tcBorders>
           <w:top w:val="none" w:color="000000" w:sz="4" w:space="0"/>
@@ -6886,30 +7949,7 @@
         </w:tcBorders>
       </w:tcPr>
     </w:tblStylePr>
-    <w:tblStylePr w:type="lastCol">
-      <w:rPr>
-        <w:i/>
-        <w:color w:val="404040"/>
-      </w:rPr>
-      <w:pPr>
-        <w:pBdr/>
-        <w:spacing/>
-        <w:ind/>
-      </w:pPr>
-      <w:tblPr>
-        <w:tblBorders/>
-      </w:tblPr>
-      <w:tcPr>
-        <w:shd w:color="ffffff"/>
-        <w:tcBorders>
-          <w:top w:val="none" w:color="000000" w:sz="4" w:space="0"/>
-          <w:left w:val="none" w:color="000000" w:sz="4" w:space="0"/>
-          <w:bottom w:val="none" w:color="000000" w:sz="4" w:space="0"/>
-          <w:right w:val="none" w:color="000000" w:sz="4" w:space="0"/>
-        </w:tcBorders>
-      </w:tcPr>
-    </w:tblStylePr>
-    <w:tblStylePr w:type="lastRow">
+    <w:tblStylePr w:type="firstRow">
       <w:rPr>
         <w:b/>
         <w:color w:val="404040"/>
@@ -6932,6 +7972,52 @@
         </w:tcBorders>
       </w:tcPr>
     </w:tblStylePr>
+    <w:tblStylePr w:type="lastCol">
+      <w:rPr>
+        <w:i/>
+        <w:color w:val="404040"/>
+      </w:rPr>
+      <w:pPr>
+        <w:pBdr/>
+        <w:spacing/>
+        <w:ind/>
+      </w:pPr>
+      <w:tblPr>
+        <w:tblBorders/>
+      </w:tblPr>
+      <w:tcPr>
+        <w:shd w:val="clear" w:color="ffffff"/>
+        <w:tcBorders>
+          <w:top w:val="none" w:color="000000" w:sz="4" w:space="0"/>
+          <w:left w:val="none" w:color="000000" w:sz="4" w:space="0"/>
+          <w:bottom w:val="none" w:color="000000" w:sz="4" w:space="0"/>
+          <w:right w:val="none" w:color="000000" w:sz="4" w:space="0"/>
+        </w:tcBorders>
+      </w:tcPr>
+    </w:tblStylePr>
+    <w:tblStylePr w:type="lastRow">
+      <w:rPr>
+        <w:b/>
+        <w:color w:val="404040"/>
+      </w:rPr>
+      <w:pPr>
+        <w:pBdr/>
+        <w:spacing/>
+        <w:ind/>
+      </w:pPr>
+      <w:tblPr>
+        <w:tblBorders/>
+      </w:tblPr>
+      <w:tcPr>
+        <w:shd w:val="clear" w:color="ffffff"/>
+        <w:tcBorders>
+          <w:top w:val="none" w:color="000000" w:sz="4" w:space="0"/>
+          <w:left w:val="none" w:color="000000" w:sz="4" w:space="0"/>
+          <w:bottom w:val="none" w:color="000000" w:sz="4" w:space="0"/>
+          <w:right w:val="none" w:color="000000" w:sz="4" w:space="0"/>
+        </w:tcBorders>
+      </w:tcPr>
+    </w:tblStylePr>
     <w:tblStylePr w:type="nwCell">
       <w:pPr>
         <w:pBdr/>
@@ -6998,9 +8084,9 @@
       </w:tcPr>
     </w:tblStylePr>
   </w:style>
-  <w:style w:type="table" w:styleId="37">
+  <w:style w:type="table" w:styleId="728">
     <w:name w:val="Grid Table 3 - Accent 4"/>
-    <w:basedOn w:val="665"/>
+    <w:basedOn w:val="889"/>
     <w:uiPriority w:val="99"/>
     <w:pPr>
       <w:pBdr/>
@@ -7099,29 +8185,6 @@
         <w:tblBorders/>
       </w:tblPr>
       <w:tcPr>
-        <w:shd w:color="ffffff"/>
-        <w:tcBorders>
-          <w:top w:val="none" w:color="000000" w:sz="4" w:space="0"/>
-          <w:left w:val="none" w:color="000000" w:sz="4" w:space="0"/>
-          <w:bottom w:val="none" w:color="000000" w:sz="4" w:space="0"/>
-          <w:right w:val="none" w:color="000000" w:sz="4" w:space="0"/>
-        </w:tcBorders>
-      </w:tcPr>
-    </w:tblStylePr>
-    <w:tblStylePr w:type="firstRow">
-      <w:rPr>
-        <w:b/>
-        <w:color w:val="404040"/>
-      </w:rPr>
-      <w:pPr>
-        <w:pBdr/>
-        <w:spacing/>
-        <w:ind/>
-      </w:pPr>
-      <w:tblPr>
-        <w:tblBorders/>
-      </w:tblPr>
-      <w:tcPr>
         <w:shd w:val="clear" w:color="ffffff"/>
         <w:tcBorders>
           <w:top w:val="none" w:color="000000" w:sz="4" w:space="0"/>
@@ -7131,30 +8194,7 @@
         </w:tcBorders>
       </w:tcPr>
     </w:tblStylePr>
-    <w:tblStylePr w:type="lastCol">
-      <w:rPr>
-        <w:i/>
-        <w:color w:val="404040"/>
-      </w:rPr>
-      <w:pPr>
-        <w:pBdr/>
-        <w:spacing/>
-        <w:ind/>
-      </w:pPr>
-      <w:tblPr>
-        <w:tblBorders/>
-      </w:tblPr>
-      <w:tcPr>
-        <w:shd w:color="ffffff"/>
-        <w:tcBorders>
-          <w:top w:val="none" w:color="000000" w:sz="4" w:space="0"/>
-          <w:left w:val="none" w:color="000000" w:sz="4" w:space="0"/>
-          <w:bottom w:val="none" w:color="000000" w:sz="4" w:space="0"/>
-          <w:right w:val="none" w:color="000000" w:sz="4" w:space="0"/>
-        </w:tcBorders>
-      </w:tcPr>
-    </w:tblStylePr>
-    <w:tblStylePr w:type="lastRow">
+    <w:tblStylePr w:type="firstRow">
       <w:rPr>
         <w:b/>
         <w:color w:val="404040"/>
@@ -7177,6 +8217,52 @@
         </w:tcBorders>
       </w:tcPr>
     </w:tblStylePr>
+    <w:tblStylePr w:type="lastCol">
+      <w:rPr>
+        <w:i/>
+        <w:color w:val="404040"/>
+      </w:rPr>
+      <w:pPr>
+        <w:pBdr/>
+        <w:spacing/>
+        <w:ind/>
+      </w:pPr>
+      <w:tblPr>
+        <w:tblBorders/>
+      </w:tblPr>
+      <w:tcPr>
+        <w:shd w:val="clear" w:color="ffffff"/>
+        <w:tcBorders>
+          <w:top w:val="none" w:color="000000" w:sz="4" w:space="0"/>
+          <w:left w:val="none" w:color="000000" w:sz="4" w:space="0"/>
+          <w:bottom w:val="none" w:color="000000" w:sz="4" w:space="0"/>
+          <w:right w:val="none" w:color="000000" w:sz="4" w:space="0"/>
+        </w:tcBorders>
+      </w:tcPr>
+    </w:tblStylePr>
+    <w:tblStylePr w:type="lastRow">
+      <w:rPr>
+        <w:b/>
+        <w:color w:val="404040"/>
+      </w:rPr>
+      <w:pPr>
+        <w:pBdr/>
+        <w:spacing/>
+        <w:ind/>
+      </w:pPr>
+      <w:tblPr>
+        <w:tblBorders/>
+      </w:tblPr>
+      <w:tcPr>
+        <w:shd w:val="clear" w:color="ffffff"/>
+        <w:tcBorders>
+          <w:top w:val="none" w:color="000000" w:sz="4" w:space="0"/>
+          <w:left w:val="none" w:color="000000" w:sz="4" w:space="0"/>
+          <w:bottom w:val="none" w:color="000000" w:sz="4" w:space="0"/>
+          <w:right w:val="none" w:color="000000" w:sz="4" w:space="0"/>
+        </w:tcBorders>
+      </w:tcPr>
+    </w:tblStylePr>
     <w:tblStylePr w:type="nwCell">
       <w:pPr>
         <w:pBdr/>
@@ -7243,9 +8329,9 @@
       </w:tcPr>
     </w:tblStylePr>
   </w:style>
-  <w:style w:type="table" w:styleId="38">
+  <w:style w:type="table" w:styleId="729">
     <w:name w:val="Grid Table 3 - Accent 5"/>
-    <w:basedOn w:val="665"/>
+    <w:basedOn w:val="889"/>
     <w:uiPriority w:val="99"/>
     <w:pPr>
       <w:pBdr/>
@@ -7344,29 +8430,6 @@
         <w:tblBorders/>
       </w:tblPr>
       <w:tcPr>
-        <w:shd w:color="ffffff"/>
-        <w:tcBorders>
-          <w:top w:val="none" w:color="000000" w:sz="4" w:space="0"/>
-          <w:left w:val="none" w:color="000000" w:sz="4" w:space="0"/>
-          <w:bottom w:val="none" w:color="000000" w:sz="4" w:space="0"/>
-          <w:right w:val="none" w:color="000000" w:sz="4" w:space="0"/>
-        </w:tcBorders>
-      </w:tcPr>
-    </w:tblStylePr>
-    <w:tblStylePr w:type="firstRow">
-      <w:rPr>
-        <w:b/>
-        <w:color w:val="404040"/>
-      </w:rPr>
-      <w:pPr>
-        <w:pBdr/>
-        <w:spacing/>
-        <w:ind/>
-      </w:pPr>
-      <w:tblPr>
-        <w:tblBorders/>
-      </w:tblPr>
-      <w:tcPr>
         <w:shd w:val="clear" w:color="ffffff"/>
         <w:tcBorders>
           <w:top w:val="none" w:color="000000" w:sz="4" w:space="0"/>
@@ -7376,30 +8439,7 @@
         </w:tcBorders>
       </w:tcPr>
     </w:tblStylePr>
-    <w:tblStylePr w:type="lastCol">
-      <w:rPr>
-        <w:i/>
-        <w:color w:val="404040"/>
-      </w:rPr>
-      <w:pPr>
-        <w:pBdr/>
-        <w:spacing/>
-        <w:ind/>
-      </w:pPr>
-      <w:tblPr>
-        <w:tblBorders/>
-      </w:tblPr>
-      <w:tcPr>
-        <w:shd w:color="ffffff"/>
-        <w:tcBorders>
-          <w:top w:val="none" w:color="000000" w:sz="4" w:space="0"/>
-          <w:left w:val="none" w:color="000000" w:sz="4" w:space="0"/>
-          <w:bottom w:val="none" w:color="000000" w:sz="4" w:space="0"/>
-          <w:right w:val="none" w:color="000000" w:sz="4" w:space="0"/>
-        </w:tcBorders>
-      </w:tcPr>
-    </w:tblStylePr>
-    <w:tblStylePr w:type="lastRow">
+    <w:tblStylePr w:type="firstRow">
       <w:rPr>
         <w:b/>
         <w:color w:val="404040"/>
@@ -7422,6 +8462,52 @@
         </w:tcBorders>
       </w:tcPr>
     </w:tblStylePr>
+    <w:tblStylePr w:type="lastCol">
+      <w:rPr>
+        <w:i/>
+        <w:color w:val="404040"/>
+      </w:rPr>
+      <w:pPr>
+        <w:pBdr/>
+        <w:spacing/>
+        <w:ind/>
+      </w:pPr>
+      <w:tblPr>
+        <w:tblBorders/>
+      </w:tblPr>
+      <w:tcPr>
+        <w:shd w:val="clear" w:color="ffffff"/>
+        <w:tcBorders>
+          <w:top w:val="none" w:color="000000" w:sz="4" w:space="0"/>
+          <w:left w:val="none" w:color="000000" w:sz="4" w:space="0"/>
+          <w:bottom w:val="none" w:color="000000" w:sz="4" w:space="0"/>
+          <w:right w:val="none" w:color="000000" w:sz="4" w:space="0"/>
+        </w:tcBorders>
+      </w:tcPr>
+    </w:tblStylePr>
+    <w:tblStylePr w:type="lastRow">
+      <w:rPr>
+        <w:b/>
+        <w:color w:val="404040"/>
+      </w:rPr>
+      <w:pPr>
+        <w:pBdr/>
+        <w:spacing/>
+        <w:ind/>
+      </w:pPr>
+      <w:tblPr>
+        <w:tblBorders/>
+      </w:tblPr>
+      <w:tcPr>
+        <w:shd w:val="clear" w:color="ffffff"/>
+        <w:tcBorders>
+          <w:top w:val="none" w:color="000000" w:sz="4" w:space="0"/>
+          <w:left w:val="none" w:color="000000" w:sz="4" w:space="0"/>
+          <w:bottom w:val="none" w:color="000000" w:sz="4" w:space="0"/>
+          <w:right w:val="none" w:color="000000" w:sz="4" w:space="0"/>
+        </w:tcBorders>
+      </w:tcPr>
+    </w:tblStylePr>
     <w:tblStylePr w:type="nwCell">
       <w:pPr>
         <w:pBdr/>
@@ -7488,9 +8574,9 @@
       </w:tcPr>
     </w:tblStylePr>
   </w:style>
-  <w:style w:type="table" w:styleId="39">
+  <w:style w:type="table" w:styleId="730">
     <w:name w:val="Grid Table 3 - Accent 6"/>
-    <w:basedOn w:val="665"/>
+    <w:basedOn w:val="889"/>
     <w:uiPriority w:val="99"/>
     <w:pPr>
       <w:pBdr/>
@@ -7589,29 +8675,6 @@
         <w:tblBorders/>
       </w:tblPr>
       <w:tcPr>
-        <w:shd w:color="ffffff"/>
-        <w:tcBorders>
-          <w:top w:val="none" w:color="000000" w:sz="4" w:space="0"/>
-          <w:left w:val="none" w:color="000000" w:sz="4" w:space="0"/>
-          <w:bottom w:val="none" w:color="000000" w:sz="4" w:space="0"/>
-          <w:right w:val="none" w:color="000000" w:sz="4" w:space="0"/>
-        </w:tcBorders>
-      </w:tcPr>
-    </w:tblStylePr>
-    <w:tblStylePr w:type="firstRow">
-      <w:rPr>
-        <w:b/>
-        <w:color w:val="404040"/>
-      </w:rPr>
-      <w:pPr>
-        <w:pBdr/>
-        <w:spacing/>
-        <w:ind/>
-      </w:pPr>
-      <w:tblPr>
-        <w:tblBorders/>
-      </w:tblPr>
-      <w:tcPr>
         <w:shd w:val="clear" w:color="ffffff"/>
         <w:tcBorders>
           <w:top w:val="none" w:color="000000" w:sz="4" w:space="0"/>
@@ -7621,30 +8684,7 @@
         </w:tcBorders>
       </w:tcPr>
     </w:tblStylePr>
-    <w:tblStylePr w:type="lastCol">
-      <w:rPr>
-        <w:i/>
-        <w:color w:val="404040"/>
-      </w:rPr>
-      <w:pPr>
-        <w:pBdr/>
-        <w:spacing/>
-        <w:ind/>
-      </w:pPr>
-      <w:tblPr>
-        <w:tblBorders/>
-      </w:tblPr>
-      <w:tcPr>
-        <w:shd w:color="ffffff"/>
-        <w:tcBorders>
-          <w:top w:val="none" w:color="000000" w:sz="4" w:space="0"/>
-          <w:left w:val="none" w:color="000000" w:sz="4" w:space="0"/>
-          <w:bottom w:val="none" w:color="000000" w:sz="4" w:space="0"/>
-          <w:right w:val="none" w:color="000000" w:sz="4" w:space="0"/>
-        </w:tcBorders>
-      </w:tcPr>
-    </w:tblStylePr>
-    <w:tblStylePr w:type="lastRow">
+    <w:tblStylePr w:type="firstRow">
       <w:rPr>
         <w:b/>
         <w:color w:val="404040"/>
@@ -7667,6 +8707,52 @@
         </w:tcBorders>
       </w:tcPr>
     </w:tblStylePr>
+    <w:tblStylePr w:type="lastCol">
+      <w:rPr>
+        <w:i/>
+        <w:color w:val="404040"/>
+      </w:rPr>
+      <w:pPr>
+        <w:pBdr/>
+        <w:spacing/>
+        <w:ind/>
+      </w:pPr>
+      <w:tblPr>
+        <w:tblBorders/>
+      </w:tblPr>
+      <w:tcPr>
+        <w:shd w:val="clear" w:color="ffffff"/>
+        <w:tcBorders>
+          <w:top w:val="none" w:color="000000" w:sz="4" w:space="0"/>
+          <w:left w:val="none" w:color="000000" w:sz="4" w:space="0"/>
+          <w:bottom w:val="none" w:color="000000" w:sz="4" w:space="0"/>
+          <w:right w:val="none" w:color="000000" w:sz="4" w:space="0"/>
+        </w:tcBorders>
+      </w:tcPr>
+    </w:tblStylePr>
+    <w:tblStylePr w:type="lastRow">
+      <w:rPr>
+        <w:b/>
+        <w:color w:val="404040"/>
+      </w:rPr>
+      <w:pPr>
+        <w:pBdr/>
+        <w:spacing/>
+        <w:ind/>
+      </w:pPr>
+      <w:tblPr>
+        <w:tblBorders/>
+      </w:tblPr>
+      <w:tcPr>
+        <w:shd w:val="clear" w:color="ffffff"/>
+        <w:tcBorders>
+          <w:top w:val="none" w:color="000000" w:sz="4" w:space="0"/>
+          <w:left w:val="none" w:color="000000" w:sz="4" w:space="0"/>
+          <w:bottom w:val="none" w:color="000000" w:sz="4" w:space="0"/>
+          <w:right w:val="none" w:color="000000" w:sz="4" w:space="0"/>
+        </w:tcBorders>
+      </w:tcPr>
+    </w:tblStylePr>
     <w:tblStylePr w:type="nwCell">
       <w:pPr>
         <w:pBdr/>
@@ -7733,9 +8819,9 @@
       </w:tcPr>
     </w:tblStylePr>
   </w:style>
-  <w:style w:type="table" w:styleId="40">
+  <w:style w:type="table" w:styleId="731">
     <w:name w:val="Grid Table 4"/>
-    <w:basedOn w:val="665"/>
+    <w:basedOn w:val="889"/>
     <w:uiPriority w:val="59"/>
     <w:pPr>
       <w:pBdr/>
@@ -7966,9 +9052,9 @@
       </w:tcPr>
     </w:tblStylePr>
   </w:style>
-  <w:style w:type="table" w:styleId="41">
+  <w:style w:type="table" w:styleId="732">
     <w:name w:val="Grid Table 4 - Accent 1"/>
-    <w:basedOn w:val="665"/>
+    <w:basedOn w:val="889"/>
     <w:uiPriority w:val="59"/>
     <w:pPr>
       <w:pBdr/>
@@ -8199,9 +9285,9 @@
       </w:tcPr>
     </w:tblStylePr>
   </w:style>
-  <w:style w:type="table" w:styleId="42">
+  <w:style w:type="table" w:styleId="733">
     <w:name w:val="Grid Table 4 - Accent 2"/>
-    <w:basedOn w:val="665"/>
+    <w:basedOn w:val="889"/>
     <w:uiPriority w:val="59"/>
     <w:pPr>
       <w:pBdr/>
@@ -8432,9 +9518,9 @@
       </w:tcPr>
     </w:tblStylePr>
   </w:style>
-  <w:style w:type="table" w:styleId="43">
+  <w:style w:type="table" w:styleId="734">
     <w:name w:val="Grid Table 4 - Accent 3"/>
-    <w:basedOn w:val="665"/>
+    <w:basedOn w:val="889"/>
     <w:uiPriority w:val="59"/>
     <w:pPr>
       <w:pBdr/>
@@ -8665,9 +9751,9 @@
       </w:tcPr>
     </w:tblStylePr>
   </w:style>
-  <w:style w:type="table" w:styleId="44">
+  <w:style w:type="table" w:styleId="735">
     <w:name w:val="Grid Table 4 - Accent 4"/>
-    <w:basedOn w:val="665"/>
+    <w:basedOn w:val="889"/>
     <w:uiPriority w:val="59"/>
     <w:pPr>
       <w:pBdr/>
@@ -8898,9 +9984,9 @@
       </w:tcPr>
     </w:tblStylePr>
   </w:style>
-  <w:style w:type="table" w:styleId="45">
+  <w:style w:type="table" w:styleId="736">
     <w:name w:val="Grid Table 4 - Accent 5"/>
-    <w:basedOn w:val="665"/>
+    <w:basedOn w:val="889"/>
     <w:uiPriority w:val="59"/>
     <w:pPr>
       <w:pBdr/>
@@ -9131,9 +10217,9 @@
       </w:tcPr>
     </w:tblStylePr>
   </w:style>
-  <w:style w:type="table" w:styleId="46">
+  <w:style w:type="table" w:styleId="737">
     <w:name w:val="Grid Table 4 - Accent 6"/>
-    <w:basedOn w:val="665"/>
+    <w:basedOn w:val="889"/>
     <w:uiPriority w:val="59"/>
     <w:pPr>
       <w:pBdr/>
@@ -9364,9 +10450,9 @@
       </w:tcPr>
     </w:tblStylePr>
   </w:style>
-  <w:style w:type="table" w:styleId="47">
+  <w:style w:type="table" w:styleId="738">
     <w:name w:val="Grid Table 5 Dark"/>
-    <w:basedOn w:val="665"/>
+    <w:basedOn w:val="889"/>
     <w:uiPriority w:val="99"/>
     <w:pPr>
       <w:pBdr/>
@@ -9592,9 +10678,9 @@
       </w:tcPr>
     </w:tblStylePr>
   </w:style>
-  <w:style w:type="table" w:styleId="48">
+  <w:style w:type="table" w:styleId="739">
     <w:name w:val="Grid Table 5 Dark- Accent 1"/>
-    <w:basedOn w:val="665"/>
+    <w:basedOn w:val="889"/>
     <w:uiPriority w:val="99"/>
     <w:pPr>
       <w:pBdr/>
@@ -9820,9 +10906,9 @@
       </w:tcPr>
     </w:tblStylePr>
   </w:style>
-  <w:style w:type="table" w:styleId="49">
+  <w:style w:type="table" w:styleId="740">
     <w:name w:val="Grid Table 5 Dark - Accent 2"/>
-    <w:basedOn w:val="665"/>
+    <w:basedOn w:val="889"/>
     <w:uiPriority w:val="99"/>
     <w:pPr>
       <w:pBdr/>
@@ -10048,9 +11134,9 @@
       </w:tcPr>
     </w:tblStylePr>
   </w:style>
-  <w:style w:type="table" w:styleId="50">
+  <w:style w:type="table" w:styleId="741">
     <w:name w:val="Grid Table 5 Dark - Accent 3"/>
-    <w:basedOn w:val="665"/>
+    <w:basedOn w:val="889"/>
     <w:uiPriority w:val="99"/>
     <w:pPr>
       <w:pBdr/>
@@ -10276,9 +11362,9 @@
       </w:tcPr>
     </w:tblStylePr>
   </w:style>
-  <w:style w:type="table" w:styleId="51">
+  <w:style w:type="table" w:styleId="742">
     <w:name w:val="Grid Table 5 Dark- Accent 4"/>
-    <w:basedOn w:val="665"/>
+    <w:basedOn w:val="889"/>
     <w:uiPriority w:val="99"/>
     <w:pPr>
       <w:pBdr/>
@@ -10504,9 +11590,9 @@
       </w:tcPr>
     </w:tblStylePr>
   </w:style>
-  <w:style w:type="table" w:styleId="52">
+  <w:style w:type="table" w:styleId="743">
     <w:name w:val="Grid Table 5 Dark - Accent 5"/>
-    <w:basedOn w:val="665"/>
+    <w:basedOn w:val="889"/>
     <w:uiPriority w:val="99"/>
     <w:pPr>
       <w:pBdr/>
@@ -10732,9 +11818,9 @@
       </w:tcPr>
     </w:tblStylePr>
   </w:style>
-  <w:style w:type="table" w:styleId="53">
+  <w:style w:type="table" w:styleId="744">
     <w:name w:val="Grid Table 5 Dark - Accent 6"/>
-    <w:basedOn w:val="665"/>
+    <w:basedOn w:val="889"/>
     <w:uiPriority w:val="99"/>
     <w:pPr>
       <w:pBdr/>
@@ -10960,9 +12046,9 @@
       </w:tcPr>
     </w:tblStylePr>
   </w:style>
-  <w:style w:type="table" w:styleId="54">
+  <w:style w:type="table" w:styleId="745">
     <w:name w:val="Grid Table 6 Colorful"/>
-    <w:basedOn w:val="665"/>
+    <w:basedOn w:val="889"/>
     <w:uiPriority w:val="99"/>
     <w:pPr>
       <w:pBdr/>
@@ -11190,9 +12276,9 @@
       </w:tcPr>
     </w:tblStylePr>
   </w:style>
-  <w:style w:type="table" w:styleId="55">
+  <w:style w:type="table" w:styleId="746">
     <w:name w:val="Grid Table 6 Colorful - Accent 1"/>
-    <w:basedOn w:val="665"/>
+    <w:basedOn w:val="889"/>
     <w:uiPriority w:val="99"/>
     <w:pPr>
       <w:pBdr/>
@@ -11420,9 +12506,9 @@
       </w:tcPr>
     </w:tblStylePr>
   </w:style>
-  <w:style w:type="table" w:styleId="56">
+  <w:style w:type="table" w:styleId="747">
     <w:name w:val="Grid Table 6 Colorful - Accent 2"/>
-    <w:basedOn w:val="665"/>
+    <w:basedOn w:val="889"/>
     <w:uiPriority w:val="99"/>
     <w:pPr>
       <w:pBdr/>
@@ -11650,9 +12736,9 @@
       </w:tcPr>
     </w:tblStylePr>
   </w:style>
-  <w:style w:type="table" w:styleId="57">
+  <w:style w:type="table" w:styleId="748">
     <w:name w:val="Grid Table 6 Colorful - Accent 3"/>
-    <w:basedOn w:val="665"/>
+    <w:basedOn w:val="889"/>
     <w:uiPriority w:val="99"/>
     <w:pPr>
       <w:pBdr/>
@@ -11880,9 +12966,9 @@
       </w:tcPr>
     </w:tblStylePr>
   </w:style>
-  <w:style w:type="table" w:styleId="58">
+  <w:style w:type="table" w:styleId="749">
     <w:name w:val="Grid Table 6 Colorful - Accent 4"/>
-    <w:basedOn w:val="665"/>
+    <w:basedOn w:val="889"/>
     <w:uiPriority w:val="99"/>
     <w:pPr>
       <w:pBdr/>
@@ -12110,9 +13196,9 @@
       </w:tcPr>
     </w:tblStylePr>
   </w:style>
-  <w:style w:type="table" w:styleId="59">
+  <w:style w:type="table" w:styleId="750">
     <w:name w:val="Grid Table 6 Colorful - Accent 5"/>
-    <w:basedOn w:val="665"/>
+    <w:basedOn w:val="889"/>
     <w:uiPriority w:val="99"/>
     <w:pPr>
       <w:pBdr/>
@@ -12340,9 +13426,9 @@
       </w:tcPr>
     </w:tblStylePr>
   </w:style>
-  <w:style w:type="table" w:styleId="60">
+  <w:style w:type="table" w:styleId="751">
     <w:name w:val="Grid Table 6 Colorful - Accent 6"/>
-    <w:basedOn w:val="665"/>
+    <w:basedOn w:val="889"/>
     <w:uiPriority w:val="99"/>
     <w:pPr>
       <w:pBdr/>
@@ -12570,9 +13656,9 @@
       </w:tcPr>
     </w:tblStylePr>
   </w:style>
-  <w:style w:type="table" w:styleId="61">
+  <w:style w:type="table" w:styleId="752">
     <w:name w:val="Grid Table 7 Colorful"/>
-    <w:basedOn w:val="665"/>
+    <w:basedOn w:val="889"/>
     <w:uiPriority w:val="99"/>
     <w:pPr>
       <w:pBdr/>
@@ -12674,11 +13760,11 @@
         <w:tblBorders/>
       </w:tblPr>
       <w:tcPr>
-        <w:shd w:color="ffffff"/>
+        <w:shd w:val="clear" w:color="ffffff"/>
         <w:tcBorders>
-          <w:top w:val="none"/>
-          <w:left w:val="none"/>
-          <w:bottom w:val="none"/>
+          <w:top w:val="none" w:color="000000" w:sz="4" w:space="0"/>
+          <w:left w:val="none" w:color="000000" w:sz="4" w:space="0"/>
+          <w:bottom w:val="none" w:color="000000" w:sz="4" w:space="0"/>
           <w:right w:val="single" w:color="000000" w:themeColor="text1" w:themeTint="80" w:sz="4" w:space="0"/>
         </w:tcBorders>
       </w:tcPr>
@@ -12701,10 +13787,10 @@
       <w:tcPr>
         <w:shd w:val="clear" w:color="ffffff" w:themeColor="light1" w:fill="ffffff" w:themeFill="light1"/>
         <w:tcBorders>
-          <w:top w:val="none"/>
-          <w:left w:val="none"/>
+          <w:top w:val="none" w:color="000000" w:sz="4" w:space="0"/>
+          <w:left w:val="none" w:color="000000" w:sz="4" w:space="0"/>
           <w:bottom w:val="single" w:color="000000" w:themeColor="text1" w:themeTint="80" w:sz="4" w:space="0"/>
-          <w:right w:val="none"/>
+          <w:right w:val="none" w:color="000000" w:sz="4" w:space="0"/>
         </w:tcBorders>
       </w:tcPr>
     </w:tblStylePr>
@@ -12724,12 +13810,12 @@
         <w:tblBorders/>
       </w:tblPr>
       <w:tcPr>
-        <w:shd w:color="ffffff"/>
+        <w:shd w:val="clear" w:color="ffffff"/>
         <w:tcBorders>
-          <w:top w:val="none"/>
+          <w:top w:val="none" w:color="000000" w:sz="4" w:space="0"/>
           <w:left w:val="single" w:color="000000" w:themeColor="text1" w:themeTint="80" w:sz="4" w:space="0"/>
-          <w:bottom w:val="none"/>
-          <w:right w:val="none"/>
+          <w:bottom w:val="none" w:color="000000" w:sz="4" w:space="0"/>
+          <w:right w:val="none" w:color="000000" w:sz="4" w:space="0"/>
         </w:tcBorders>
       </w:tcPr>
     </w:tblStylePr>
@@ -12752,9 +13838,9 @@
         <w:shd w:val="clear" w:color="ffffff" w:themeColor="light1" w:fill="ffffff" w:themeFill="light1"/>
         <w:tcBorders>
           <w:top w:val="single" w:color="000000" w:themeColor="text1" w:themeTint="80" w:sz="4" w:space="0"/>
-          <w:left w:val="none"/>
-          <w:bottom w:val="none"/>
-          <w:right w:val="none"/>
+          <w:left w:val="none" w:color="000000" w:sz="4" w:space="0"/>
+          <w:bottom w:val="none" w:color="000000" w:sz="4" w:space="0"/>
+          <w:right w:val="none" w:color="000000" w:sz="4" w:space="0"/>
         </w:tcBorders>
       </w:tcPr>
     </w:tblStylePr>
@@ -12824,9 +13910,9 @@
       </w:tcPr>
     </w:tblStylePr>
   </w:style>
-  <w:style w:type="table" w:styleId="62">
+  <w:style w:type="table" w:styleId="753">
     <w:name w:val="Grid Table 7 Colorful - Accent 1"/>
-    <w:basedOn w:val="665"/>
+    <w:basedOn w:val="889"/>
     <w:uiPriority w:val="99"/>
     <w:pPr>
       <w:pBdr/>
@@ -12928,11 +14014,11 @@
         <w:tblBorders/>
       </w:tblPr>
       <w:tcPr>
-        <w:shd w:color="ffffff"/>
+        <w:shd w:val="clear" w:color="ffffff"/>
         <w:tcBorders>
-          <w:top w:val="none"/>
-          <w:left w:val="none"/>
-          <w:bottom w:val="none"/>
+          <w:top w:val="none" w:color="000000" w:sz="4" w:space="0"/>
+          <w:left w:val="none" w:color="000000" w:sz="4" w:space="0"/>
+          <w:bottom w:val="none" w:color="000000" w:sz="4" w:space="0"/>
           <w:right w:val="single" w:color="000000" w:themeColor="accent1" w:themeTint="80" w:sz="4" w:space="0"/>
         </w:tcBorders>
       </w:tcPr>
@@ -12955,10 +14041,10 @@
       <w:tcPr>
         <w:shd w:val="clear" w:color="ffffff" w:themeColor="light1" w:fill="ffffff" w:themeFill="light1"/>
         <w:tcBorders>
-          <w:top w:val="none"/>
-          <w:left w:val="none"/>
+          <w:top w:val="none" w:color="000000" w:sz="4" w:space="0"/>
+          <w:left w:val="none" w:color="000000" w:sz="4" w:space="0"/>
           <w:bottom w:val="single" w:color="000000" w:themeColor="accent1" w:themeTint="80" w:sz="4" w:space="0"/>
-          <w:right w:val="none"/>
+          <w:right w:val="none" w:color="000000" w:sz="4" w:space="0"/>
         </w:tcBorders>
       </w:tcPr>
     </w:tblStylePr>
@@ -12978,12 +14064,12 @@
         <w:tblBorders/>
       </w:tblPr>
       <w:tcPr>
-        <w:shd w:color="ffffff"/>
+        <w:shd w:val="clear" w:color="ffffff"/>
         <w:tcBorders>
-          <w:top w:val="none"/>
+          <w:top w:val="none" w:color="000000" w:sz="4" w:space="0"/>
           <w:left w:val="single" w:color="000000" w:themeColor="accent1" w:themeTint="80" w:sz="4" w:space="0"/>
-          <w:bottom w:val="none"/>
-          <w:right w:val="none"/>
+          <w:bottom w:val="none" w:color="000000" w:sz="4" w:space="0"/>
+          <w:right w:val="none" w:color="000000" w:sz="4" w:space="0"/>
         </w:tcBorders>
       </w:tcPr>
     </w:tblStylePr>
@@ -13006,9 +14092,9 @@
         <w:shd w:val="clear" w:color="ffffff" w:themeColor="light1" w:fill="ffffff" w:themeFill="light1"/>
         <w:tcBorders>
           <w:top w:val="single" w:color="000000" w:themeColor="accent1" w:themeTint="80" w:sz="4" w:space="0"/>
-          <w:left w:val="none"/>
-          <w:bottom w:val="none"/>
-          <w:right w:val="none"/>
+          <w:left w:val="none" w:color="000000" w:sz="4" w:space="0"/>
+          <w:bottom w:val="none" w:color="000000" w:sz="4" w:space="0"/>
+          <w:right w:val="none" w:color="000000" w:sz="4" w:space="0"/>
         </w:tcBorders>
       </w:tcPr>
     </w:tblStylePr>
@@ -13078,9 +14164,9 @@
       </w:tcPr>
     </w:tblStylePr>
   </w:style>
-  <w:style w:type="table" w:styleId="63">
+  <w:style w:type="table" w:styleId="754">
     <w:name w:val="Grid Table 7 Colorful - Accent 2"/>
-    <w:basedOn w:val="665"/>
+    <w:basedOn w:val="889"/>
     <w:uiPriority w:val="99"/>
     <w:pPr>
       <w:pBdr/>
@@ -13182,11 +14268,11 @@
         <w:tblBorders/>
       </w:tblPr>
       <w:tcPr>
-        <w:shd w:color="ffffff"/>
+        <w:shd w:val="clear" w:color="ffffff"/>
         <w:tcBorders>
-          <w:top w:val="none"/>
-          <w:left w:val="none"/>
-          <w:bottom w:val="none"/>
+          <w:top w:val="none" w:color="000000" w:sz="4" w:space="0"/>
+          <w:left w:val="none" w:color="000000" w:sz="4" w:space="0"/>
+          <w:bottom w:val="none" w:color="000000" w:sz="4" w:space="0"/>
           <w:right w:val="single" w:color="000000" w:themeColor="accent2" w:themeTint="97" w:sz="4" w:space="0"/>
         </w:tcBorders>
       </w:tcPr>
@@ -13209,10 +14295,10 @@
       <w:tcPr>
         <w:shd w:val="clear" w:color="ffffff" w:themeColor="light1" w:fill="ffffff" w:themeFill="light1"/>
         <w:tcBorders>
-          <w:top w:val="none"/>
-          <w:left w:val="none"/>
+          <w:top w:val="none" w:color="000000" w:sz="4" w:space="0"/>
+          <w:left w:val="none" w:color="000000" w:sz="4" w:space="0"/>
           <w:bottom w:val="single" w:color="000000" w:themeColor="accent2" w:themeTint="97" w:sz="4" w:space="0"/>
-          <w:right w:val="none"/>
+          <w:right w:val="none" w:color="000000" w:sz="4" w:space="0"/>
         </w:tcBorders>
       </w:tcPr>
     </w:tblStylePr>
@@ -13232,12 +14318,12 @@
         <w:tblBorders/>
       </w:tblPr>
       <w:tcPr>
-        <w:shd w:color="ffffff"/>
+        <w:shd w:val="clear" w:color="ffffff"/>
         <w:tcBorders>
-          <w:top w:val="none"/>
+          <w:top w:val="none" w:color="000000" w:sz="4" w:space="0"/>
           <w:left w:val="single" w:color="000000" w:themeColor="accent2" w:themeTint="97" w:sz="4" w:space="0"/>
-          <w:bottom w:val="none"/>
-          <w:right w:val="none"/>
+          <w:bottom w:val="none" w:color="000000" w:sz="4" w:space="0"/>
+          <w:right w:val="none" w:color="000000" w:sz="4" w:space="0"/>
         </w:tcBorders>
       </w:tcPr>
     </w:tblStylePr>
@@ -13260,9 +14346,9 @@
         <w:shd w:val="clear" w:color="ffffff" w:themeColor="light1" w:fill="ffffff" w:themeFill="light1"/>
         <w:tcBorders>
           <w:top w:val="single" w:color="000000" w:themeColor="accent2" w:themeTint="97" w:sz="4" w:space="0"/>
-          <w:left w:val="none"/>
-          <w:bottom w:val="none"/>
-          <w:right w:val="none"/>
+          <w:left w:val="none" w:color="000000" w:sz="4" w:space="0"/>
+          <w:bottom w:val="none" w:color="000000" w:sz="4" w:space="0"/>
+          <w:right w:val="none" w:color="000000" w:sz="4" w:space="0"/>
         </w:tcBorders>
       </w:tcPr>
     </w:tblStylePr>
@@ -13332,9 +14418,9 @@
       </w:tcPr>
     </w:tblStylePr>
   </w:style>
-  <w:style w:type="table" w:styleId="64">
+  <w:style w:type="table" w:styleId="755">
     <w:name w:val="Grid Table 7 Colorful - Accent 3"/>
-    <w:basedOn w:val="665"/>
+    <w:basedOn w:val="889"/>
     <w:uiPriority w:val="99"/>
     <w:pPr>
       <w:pBdr/>
@@ -13436,11 +14522,11 @@
         <w:tblBorders/>
       </w:tblPr>
       <w:tcPr>
-        <w:shd w:color="ffffff"/>
+        <w:shd w:val="clear" w:color="ffffff"/>
         <w:tcBorders>
-          <w:top w:val="none"/>
-          <w:left w:val="none"/>
-          <w:bottom w:val="none"/>
+          <w:top w:val="none" w:color="000000" w:sz="4" w:space="0"/>
+          <w:left w:val="none" w:color="000000" w:sz="4" w:space="0"/>
+          <w:bottom w:val="none" w:color="000000" w:sz="4" w:space="0"/>
           <w:right w:val="single" w:color="000000" w:themeColor="accent3" w:themeTint="FE" w:sz="4" w:space="0"/>
         </w:tcBorders>
       </w:tcPr>
@@ -13463,10 +14549,10 @@
       <w:tcPr>
         <w:shd w:val="clear" w:color="ffffff" w:themeColor="light1" w:fill="ffffff" w:themeFill="light1"/>
         <w:tcBorders>
-          <w:top w:val="none"/>
-          <w:left w:val="none"/>
+          <w:top w:val="none" w:color="000000" w:sz="4" w:space="0"/>
+          <w:left w:val="none" w:color="000000" w:sz="4" w:space="0"/>
           <w:bottom w:val="single" w:color="000000" w:themeColor="accent3" w:themeTint="FE" w:sz="4" w:space="0"/>
-          <w:right w:val="none"/>
+          <w:right w:val="none" w:color="000000" w:sz="4" w:space="0"/>
         </w:tcBorders>
       </w:tcPr>
     </w:tblStylePr>
@@ -13486,12 +14572,12 @@
         <w:tblBorders/>
       </w:tblPr>
       <w:tcPr>
-        <w:shd w:color="ffffff"/>
+        <w:shd w:val="clear" w:color="ffffff"/>
         <w:tcBorders>
-          <w:top w:val="none"/>
+          <w:top w:val="none" w:color="000000" w:sz="4" w:space="0"/>
           <w:left w:val="single" w:color="000000" w:themeColor="accent3" w:themeTint="FE" w:sz="4" w:space="0"/>
-          <w:bottom w:val="none"/>
-          <w:right w:val="none"/>
+          <w:bottom w:val="none" w:color="000000" w:sz="4" w:space="0"/>
+          <w:right w:val="none" w:color="000000" w:sz="4" w:space="0"/>
         </w:tcBorders>
       </w:tcPr>
     </w:tblStylePr>
@@ -13514,9 +14600,9 @@
         <w:shd w:val="clear" w:color="ffffff" w:themeColor="light1" w:fill="ffffff" w:themeFill="light1"/>
         <w:tcBorders>
           <w:top w:val="single" w:color="000000" w:themeColor="accent3" w:themeTint="FE" w:sz="4" w:space="0"/>
-          <w:left w:val="none"/>
-          <w:bottom w:val="none"/>
-          <w:right w:val="none"/>
+          <w:left w:val="none" w:color="000000" w:sz="4" w:space="0"/>
+          <w:bottom w:val="none" w:color="000000" w:sz="4" w:space="0"/>
+          <w:right w:val="none" w:color="000000" w:sz="4" w:space="0"/>
         </w:tcBorders>
       </w:tcPr>
     </w:tblStylePr>
@@ -13586,9 +14672,9 @@
       </w:tcPr>
     </w:tblStylePr>
   </w:style>
-  <w:style w:type="table" w:styleId="65">
+  <w:style w:type="table" w:styleId="756">
     <w:name w:val="Grid Table 7 Colorful - Accent 4"/>
-    <w:basedOn w:val="665"/>
+    <w:basedOn w:val="889"/>
     <w:uiPriority w:val="99"/>
     <w:pPr>
       <w:pBdr/>
@@ -13690,11 +14776,11 @@
         <w:tblBorders/>
       </w:tblPr>
       <w:tcPr>
-        <w:shd w:color="ffffff"/>
+        <w:shd w:val="clear" w:color="ffffff"/>
         <w:tcBorders>
-          <w:top w:val="none"/>
-          <w:left w:val="none"/>
-          <w:bottom w:val="none"/>
+          <w:top w:val="none" w:color="000000" w:sz="4" w:space="0"/>
+          <w:left w:val="none" w:color="000000" w:sz="4" w:space="0"/>
+          <w:bottom w:val="none" w:color="000000" w:sz="4" w:space="0"/>
           <w:right w:val="single" w:color="000000" w:themeColor="accent4" w:themeTint="9A" w:sz="4" w:space="0"/>
         </w:tcBorders>
       </w:tcPr>
@@ -13717,10 +14803,10 @@
       <w:tcPr>
         <w:shd w:val="clear" w:color="ffffff" w:themeColor="light1" w:fill="ffffff" w:themeFill="light1"/>
         <w:tcBorders>
-          <w:top w:val="none"/>
-          <w:left w:val="none"/>
+          <w:top w:val="none" w:color="000000" w:sz="4" w:space="0"/>
+          <w:left w:val="none" w:color="000000" w:sz="4" w:space="0"/>
           <w:bottom w:val="single" w:color="000000" w:themeColor="accent4" w:themeTint="9A" w:sz="4" w:space="0"/>
-          <w:right w:val="none"/>
+          <w:right w:val="none" w:color="000000" w:sz="4" w:space="0"/>
         </w:tcBorders>
       </w:tcPr>
     </w:tblStylePr>
@@ -13740,12 +14826,12 @@
         <w:tblBorders/>
       </w:tblPr>
       <w:tcPr>
-        <w:shd w:color="ffffff"/>
+        <w:shd w:val="clear" w:color="ffffff"/>
         <w:tcBorders>
-          <w:top w:val="none"/>
+          <w:top w:val="none" w:color="000000" w:sz="4" w:space="0"/>
           <w:left w:val="single" w:color="000000" w:themeColor="accent4" w:themeTint="9A" w:sz="4" w:space="0"/>
-          <w:bottom w:val="none"/>
-          <w:right w:val="none"/>
+          <w:bottom w:val="none" w:color="000000" w:sz="4" w:space="0"/>
+          <w:right w:val="none" w:color="000000" w:sz="4" w:space="0"/>
         </w:tcBorders>
       </w:tcPr>
     </w:tblStylePr>
@@ -13768,9 +14854,9 @@
         <w:shd w:val="clear" w:color="ffffff" w:themeColor="light1" w:fill="ffffff" w:themeFill="light1"/>
         <w:tcBorders>
           <w:top w:val="single" w:color="000000" w:themeColor="accent4" w:themeTint="9A" w:sz="4" w:space="0"/>
-          <w:left w:val="none"/>
-          <w:bottom w:val="none"/>
-          <w:right w:val="none"/>
+          <w:left w:val="none" w:color="000000" w:sz="4" w:space="0"/>
+          <w:bottom w:val="none" w:color="000000" w:sz="4" w:space="0"/>
+          <w:right w:val="none" w:color="000000" w:sz="4" w:space="0"/>
         </w:tcBorders>
       </w:tcPr>
     </w:tblStylePr>
@@ -13840,9 +14926,9 @@
       </w:tcPr>
     </w:tblStylePr>
   </w:style>
-  <w:style w:type="table" w:styleId="66">
+  <w:style w:type="table" w:styleId="757">
     <w:name w:val="Grid Table 7 Colorful - Accent 5"/>
-    <w:basedOn w:val="665"/>
+    <w:basedOn w:val="889"/>
     <w:uiPriority w:val="99"/>
     <w:pPr>
       <w:pBdr/>
@@ -13944,11 +15030,11 @@
         <w:tblBorders/>
       </w:tblPr>
       <w:tcPr>
-        <w:shd w:color="ffffff"/>
+        <w:shd w:val="clear" w:color="ffffff"/>
         <w:tcBorders>
-          <w:top w:val="none"/>
-          <w:left w:val="none"/>
-          <w:bottom w:val="none"/>
+          <w:top w:val="none" w:color="000000" w:sz="4" w:space="0"/>
+          <w:left w:val="none" w:color="000000" w:sz="4" w:space="0"/>
+          <w:bottom w:val="none" w:color="000000" w:sz="4" w:space="0"/>
           <w:right w:val="single" w:color="000000" w:themeColor="accent5" w:themeTint="90" w:sz="4" w:space="0"/>
         </w:tcBorders>
       </w:tcPr>
@@ -13971,10 +15057,10 @@
       <w:tcPr>
         <w:shd w:val="clear" w:color="ffffff" w:themeColor="light1" w:fill="ffffff" w:themeFill="light1"/>
         <w:tcBorders>
-          <w:top w:val="none"/>
-          <w:left w:val="none"/>
+          <w:top w:val="none" w:color="000000" w:sz="4" w:space="0"/>
+          <w:left w:val="none" w:color="000000" w:sz="4" w:space="0"/>
           <w:bottom w:val="single" w:color="000000" w:themeColor="accent5" w:themeTint="90" w:sz="4" w:space="0"/>
-          <w:right w:val="none"/>
+          <w:right w:val="none" w:color="000000" w:sz="4" w:space="0"/>
         </w:tcBorders>
       </w:tcPr>
     </w:tblStylePr>
@@ -13994,12 +15080,12 @@
         <w:tblBorders/>
       </w:tblPr>
       <w:tcPr>
-        <w:shd w:color="ffffff"/>
+        <w:shd w:val="clear" w:color="ffffff"/>
         <w:tcBorders>
-          <w:top w:val="none"/>
+          <w:top w:val="none" w:color="000000" w:sz="4" w:space="0"/>
           <w:left w:val="single" w:color="000000" w:themeColor="accent5" w:themeTint="90" w:sz="4" w:space="0"/>
-          <w:bottom w:val="none"/>
-          <w:right w:val="none"/>
+          <w:bottom w:val="none" w:color="000000" w:sz="4" w:space="0"/>
+          <w:right w:val="none" w:color="000000" w:sz="4" w:space="0"/>
         </w:tcBorders>
       </w:tcPr>
     </w:tblStylePr>
@@ -14022,9 +15108,9 @@
         <w:shd w:val="clear" w:color="ffffff" w:themeColor="light1" w:fill="ffffff" w:themeFill="light1"/>
         <w:tcBorders>
           <w:top w:val="single" w:color="000000" w:themeColor="accent5" w:themeTint="90" w:sz="4" w:space="0"/>
-          <w:left w:val="none"/>
-          <w:bottom w:val="none"/>
-          <w:right w:val="none"/>
+          <w:left w:val="none" w:color="000000" w:sz="4" w:space="0"/>
+          <w:bottom w:val="none" w:color="000000" w:sz="4" w:space="0"/>
+          <w:right w:val="none" w:color="000000" w:sz="4" w:space="0"/>
         </w:tcBorders>
       </w:tcPr>
     </w:tblStylePr>
@@ -14094,9 +15180,9 @@
       </w:tcPr>
     </w:tblStylePr>
   </w:style>
-  <w:style w:type="table" w:styleId="67">
+  <w:style w:type="table" w:styleId="758">
     <w:name w:val="Grid Table 7 Colorful - Accent 6"/>
-    <w:basedOn w:val="665"/>
+    <w:basedOn w:val="889"/>
     <w:uiPriority w:val="99"/>
     <w:pPr>
       <w:pBdr/>
@@ -14198,11 +15284,11 @@
         <w:tblBorders/>
       </w:tblPr>
       <w:tcPr>
-        <w:shd w:color="ffffff"/>
+        <w:shd w:val="clear" w:color="ffffff"/>
         <w:tcBorders>
-          <w:top w:val="none"/>
-          <w:left w:val="none"/>
-          <w:bottom w:val="none"/>
+          <w:top w:val="none" w:color="000000" w:sz="4" w:space="0"/>
+          <w:left w:val="none" w:color="000000" w:sz="4" w:space="0"/>
+          <w:bottom w:val="none" w:color="000000" w:sz="4" w:space="0"/>
           <w:right w:val="single" w:color="000000" w:themeColor="accent6" w:themeTint="90" w:sz="4" w:space="0"/>
         </w:tcBorders>
       </w:tcPr>
@@ -14225,10 +15311,10 @@
       <w:tcPr>
         <w:shd w:val="clear" w:color="ffffff" w:themeColor="light1" w:fill="ffffff" w:themeFill="light1"/>
         <w:tcBorders>
-          <w:top w:val="none"/>
-          <w:left w:val="none"/>
+          <w:top w:val="none" w:color="000000" w:sz="4" w:space="0"/>
+          <w:left w:val="none" w:color="000000" w:sz="4" w:space="0"/>
           <w:bottom w:val="single" w:color="000000" w:themeColor="accent6" w:themeTint="90" w:sz="4" w:space="0"/>
-          <w:right w:val="none"/>
+          <w:right w:val="none" w:color="000000" w:sz="4" w:space="0"/>
         </w:tcBorders>
       </w:tcPr>
     </w:tblStylePr>
@@ -14248,12 +15334,12 @@
         <w:tblBorders/>
       </w:tblPr>
       <w:tcPr>
-        <w:shd w:color="ffffff"/>
+        <w:shd w:val="clear" w:color="ffffff"/>
         <w:tcBorders>
-          <w:top w:val="none"/>
+          <w:top w:val="none" w:color="000000" w:sz="4" w:space="0"/>
           <w:left w:val="single" w:color="000000" w:themeColor="accent6" w:themeTint="90" w:sz="4" w:space="0"/>
-          <w:bottom w:val="none"/>
-          <w:right w:val="none"/>
+          <w:bottom w:val="none" w:color="000000" w:sz="4" w:space="0"/>
+          <w:right w:val="none" w:color="000000" w:sz="4" w:space="0"/>
         </w:tcBorders>
       </w:tcPr>
     </w:tblStylePr>
@@ -14276,9 +15362,9 @@
         <w:shd w:val="clear" w:color="ffffff" w:themeColor="light1" w:fill="ffffff" w:themeFill="light1"/>
         <w:tcBorders>
           <w:top w:val="single" w:color="000000" w:themeColor="accent6" w:themeTint="90" w:sz="4" w:space="0"/>
-          <w:left w:val="none"/>
-          <w:bottom w:val="none"/>
-          <w:right w:val="none"/>
+          <w:left w:val="none" w:color="000000" w:sz="4" w:space="0"/>
+          <w:bottom w:val="none" w:color="000000" w:sz="4" w:space="0"/>
+          <w:right w:val="none" w:color="000000" w:sz="4" w:space="0"/>
         </w:tcBorders>
       </w:tcPr>
     </w:tblStylePr>
@@ -14348,9 +15434,9 @@
       </w:tcPr>
     </w:tblStylePr>
   </w:style>
-  <w:style w:type="table" w:styleId="68">
+  <w:style w:type="table" w:styleId="759">
     <w:name w:val="List Table 1 Light"/>
-    <w:basedOn w:val="665"/>
+    <w:basedOn w:val="889"/>
     <w:uiPriority w:val="99"/>
     <w:pPr>
       <w:pBdr/>
@@ -14564,9 +15650,9 @@
       </w:tcPr>
     </w:tblStylePr>
   </w:style>
-  <w:style w:type="table" w:styleId="69">
+  <w:style w:type="table" w:styleId="760">
     <w:name w:val="List Table 1 Light - Accent 1"/>
-    <w:basedOn w:val="665"/>
+    <w:basedOn w:val="889"/>
     <w:uiPriority w:val="99"/>
     <w:pPr>
       <w:pBdr/>
@@ -14780,9 +15866,9 @@
       </w:tcPr>
     </w:tblStylePr>
   </w:style>
-  <w:style w:type="table" w:styleId="70">
+  <w:style w:type="table" w:styleId="761">
     <w:name w:val="List Table 1 Light - Accent 2"/>
-    <w:basedOn w:val="665"/>
+    <w:basedOn w:val="889"/>
     <w:uiPriority w:val="99"/>
     <w:pPr>
       <w:pBdr/>
@@ -14996,9 +16082,9 @@
       </w:tcPr>
     </w:tblStylePr>
   </w:style>
-  <w:style w:type="table" w:styleId="71">
+  <w:style w:type="table" w:styleId="762">
     <w:name w:val="List Table 1 Light - Accent 3"/>
-    <w:basedOn w:val="665"/>
+    <w:basedOn w:val="889"/>
     <w:uiPriority w:val="99"/>
     <w:pPr>
       <w:pBdr/>
@@ -15212,9 +16298,9 @@
       </w:tcPr>
     </w:tblStylePr>
   </w:style>
-  <w:style w:type="table" w:styleId="72">
+  <w:style w:type="table" w:styleId="763">
     <w:name w:val="List Table 1 Light - Accent 4"/>
-    <w:basedOn w:val="665"/>
+    <w:basedOn w:val="889"/>
     <w:uiPriority w:val="99"/>
     <w:pPr>
       <w:pBdr/>
@@ -15428,9 +16514,9 @@
       </w:tcPr>
     </w:tblStylePr>
   </w:style>
-  <w:style w:type="table" w:styleId="73">
+  <w:style w:type="table" w:styleId="764">
     <w:name w:val="List Table 1 Light - Accent 5"/>
-    <w:basedOn w:val="665"/>
+    <w:basedOn w:val="889"/>
     <w:uiPriority w:val="99"/>
     <w:pPr>
       <w:pBdr/>
@@ -15644,9 +16730,9 @@
       </w:tcPr>
     </w:tblStylePr>
   </w:style>
-  <w:style w:type="table" w:styleId="74">
+  <w:style w:type="table" w:styleId="765">
     <w:name w:val="List Table 1 Light - Accent 6"/>
-    <w:basedOn w:val="665"/>
+    <w:basedOn w:val="889"/>
     <w:uiPriority w:val="99"/>
     <w:pPr>
       <w:pBdr/>
@@ -15860,9 +16946,9 @@
       </w:tcPr>
     </w:tblStylePr>
   </w:style>
-  <w:style w:type="table" w:styleId="75">
+  <w:style w:type="table" w:styleId="766">
     <w:name w:val="List Table 2"/>
-    <w:basedOn w:val="665"/>
+    <w:basedOn w:val="889"/>
     <w:uiPriority w:val="99"/>
     <w:pPr>
       <w:pBdr/>
@@ -16098,9 +17184,9 @@
       </w:tcPr>
     </w:tblStylePr>
   </w:style>
-  <w:style w:type="table" w:styleId="76">
+  <w:style w:type="table" w:styleId="767">
     <w:name w:val="List Table 2 - Accent 1"/>
-    <w:basedOn w:val="665"/>
+    <w:basedOn w:val="889"/>
     <w:uiPriority w:val="99"/>
     <w:pPr>
       <w:pBdr/>
@@ -16336,9 +17422,9 @@
       </w:tcPr>
     </w:tblStylePr>
   </w:style>
-  <w:style w:type="table" w:styleId="77">
+  <w:style w:type="table" w:styleId="768">
     <w:name w:val="List Table 2 - Accent 2"/>
-    <w:basedOn w:val="665"/>
+    <w:basedOn w:val="889"/>
     <w:uiPriority w:val="99"/>
     <w:pPr>
       <w:pBdr/>
@@ -16574,9 +17660,9 @@
       </w:tcPr>
     </w:tblStylePr>
   </w:style>
-  <w:style w:type="table" w:styleId="78">
+  <w:style w:type="table" w:styleId="769">
     <w:name w:val="List Table 2 - Accent 3"/>
-    <w:basedOn w:val="665"/>
+    <w:basedOn w:val="889"/>
     <w:uiPriority w:val="99"/>
     <w:pPr>
       <w:pBdr/>
@@ -16812,9 +17898,9 @@
       </w:tcPr>
     </w:tblStylePr>
   </w:style>
-  <w:style w:type="table" w:styleId="79">
+  <w:style w:type="table" w:styleId="770">
     <w:name w:val="List Table 2 - Accent 4"/>
-    <w:basedOn w:val="665"/>
+    <w:basedOn w:val="889"/>
     <w:uiPriority w:val="99"/>
     <w:pPr>
       <w:pBdr/>
@@ -17050,9 +18136,9 @@
       </w:tcPr>
     </w:tblStylePr>
   </w:style>
-  <w:style w:type="table" w:styleId="80">
+  <w:style w:type="table" w:styleId="771">
     <w:name w:val="List Table 2 - Accent 5"/>
-    <w:basedOn w:val="665"/>
+    <w:basedOn w:val="889"/>
     <w:uiPriority w:val="99"/>
     <w:pPr>
       <w:pBdr/>
@@ -17288,9 +18374,9 @@
       </w:tcPr>
     </w:tblStylePr>
   </w:style>
-  <w:style w:type="table" w:styleId="81">
+  <w:style w:type="table" w:styleId="772">
     <w:name w:val="List Table 2 - Accent 6"/>
-    <w:basedOn w:val="665"/>
+    <w:basedOn w:val="889"/>
     <w:uiPriority w:val="99"/>
     <w:pPr>
       <w:pBdr/>
@@ -17526,9 +18612,9 @@
       </w:tcPr>
     </w:tblStylePr>
   </w:style>
-  <w:style w:type="table" w:styleId="82">
+  <w:style w:type="table" w:styleId="773">
     <w:name w:val="List Table 3"/>
-    <w:basedOn w:val="665"/>
+    <w:basedOn w:val="889"/>
     <w:uiPriority w:val="99"/>
     <w:pPr>
       <w:pBdr/>
@@ -17754,9 +18840,9 @@
       </w:tcPr>
     </w:tblStylePr>
   </w:style>
-  <w:style w:type="table" w:styleId="83">
+  <w:style w:type="table" w:styleId="774">
     <w:name w:val="List Table 3 - Accent 1"/>
-    <w:basedOn w:val="665"/>
+    <w:basedOn w:val="889"/>
     <w:uiPriority w:val="99"/>
     <w:pPr>
       <w:pBdr/>
@@ -17982,9 +19068,9 @@
       </w:tcPr>
     </w:tblStylePr>
   </w:style>
-  <w:style w:type="table" w:styleId="84">
+  <w:style w:type="table" w:styleId="775">
     <w:name w:val="List Table 3 - Accent 2"/>
-    <w:basedOn w:val="665"/>
+    <w:basedOn w:val="889"/>
     <w:uiPriority w:val="99"/>
     <w:pPr>
       <w:pBdr/>
@@ -18210,9 +19296,9 @@
       </w:tcPr>
     </w:tblStylePr>
   </w:style>
-  <w:style w:type="table" w:styleId="85">
+  <w:style w:type="table" w:styleId="776">
     <w:name w:val="List Table 3 - Accent 3"/>
-    <w:basedOn w:val="665"/>
+    <w:basedOn w:val="889"/>
     <w:uiPriority w:val="99"/>
     <w:pPr>
       <w:pBdr/>
@@ -18438,9 +19524,9 @@
       </w:tcPr>
     </w:tblStylePr>
   </w:style>
-  <w:style w:type="table" w:styleId="86">
+  <w:style w:type="table" w:styleId="777">
     <w:name w:val="List Table 3 - Accent 4"/>
-    <w:basedOn w:val="665"/>
+    <w:basedOn w:val="889"/>
     <w:uiPriority w:val="99"/>
     <w:pPr>
       <w:pBdr/>
@@ -18666,9 +19752,9 @@
       </w:tcPr>
     </w:tblStylePr>
   </w:style>
-  <w:style w:type="table" w:styleId="87">
+  <w:style w:type="table" w:styleId="778">
     <w:name w:val="List Table 3 - Accent 5"/>
-    <w:basedOn w:val="665"/>
+    <w:basedOn w:val="889"/>
     <w:uiPriority w:val="99"/>
     <w:pPr>
       <w:pBdr/>
@@ -18894,9 +19980,9 @@
       </w:tcPr>
     </w:tblStylePr>
   </w:style>
-  <w:style w:type="table" w:styleId="88">
+  <w:style w:type="table" w:styleId="779">
     <w:name w:val="List Table 3 - Accent 6"/>
-    <w:basedOn w:val="665"/>
+    <w:basedOn w:val="889"/>
     <w:uiPriority w:val="99"/>
     <w:pPr>
       <w:pBdr/>
@@ -19122,9 +20208,9 @@
       </w:tcPr>
     </w:tblStylePr>
   </w:style>
-  <w:style w:type="table" w:styleId="89">
+  <w:style w:type="table" w:styleId="780">
     <w:name w:val="List Table 4"/>
-    <w:basedOn w:val="665"/>
+    <w:basedOn w:val="889"/>
     <w:uiPriority w:val="99"/>
     <w:pPr>
       <w:pBdr/>
@@ -19347,9 +20433,9 @@
       </w:tcPr>
     </w:tblStylePr>
   </w:style>
-  <w:style w:type="table" w:styleId="90">
+  <w:style w:type="table" w:styleId="781">
     <w:name w:val="List Table 4 - Accent 1"/>
-    <w:basedOn w:val="665"/>
+    <w:basedOn w:val="889"/>
     <w:uiPriority w:val="99"/>
     <w:pPr>
       <w:pBdr/>
@@ -19572,9 +20658,9 @@
       </w:tcPr>
     </w:tblStylePr>
   </w:style>
-  <w:style w:type="table" w:styleId="91">
+  <w:style w:type="table" w:styleId="782">
     <w:name w:val="List Table 4 - Accent 2"/>
-    <w:basedOn w:val="665"/>
+    <w:basedOn w:val="889"/>
     <w:uiPriority w:val="99"/>
     <w:pPr>
       <w:pBdr/>
@@ -19797,9 +20883,9 @@
       </w:tcPr>
     </w:tblStylePr>
   </w:style>
-  <w:style w:type="table" w:styleId="92">
+  <w:style w:type="table" w:styleId="783">
     <w:name w:val="List Table 4 - Accent 3"/>
-    <w:basedOn w:val="665"/>
+    <w:basedOn w:val="889"/>
     <w:uiPriority w:val="99"/>
     <w:pPr>
       <w:pBdr/>
@@ -20022,9 +21108,9 @@
       </w:tcPr>
     </w:tblStylePr>
   </w:style>
-  <w:style w:type="table" w:styleId="93">
+  <w:style w:type="table" w:styleId="784">
     <w:name w:val="List Table 4 - Accent 4"/>
-    <w:basedOn w:val="665"/>
+    <w:basedOn w:val="889"/>
     <w:uiPriority w:val="99"/>
     <w:pPr>
       <w:pBdr/>
@@ -20247,9 +21333,9 @@
       </w:tcPr>
     </w:tblStylePr>
   </w:style>
-  <w:style w:type="table" w:styleId="94">
+  <w:style w:type="table" w:styleId="785">
     <w:name w:val="List Table 4 - Accent 5"/>
-    <w:basedOn w:val="665"/>
+    <w:basedOn w:val="889"/>
     <w:uiPriority w:val="99"/>
     <w:pPr>
       <w:pBdr/>
@@ -20472,9 +21558,9 @@
       </w:tcPr>
     </w:tblStylePr>
   </w:style>
-  <w:style w:type="table" w:styleId="95">
+  <w:style w:type="table" w:styleId="786">
     <w:name w:val="List Table 4 - Accent 6"/>
-    <w:basedOn w:val="665"/>
+    <w:basedOn w:val="889"/>
     <w:uiPriority w:val="99"/>
     <w:pPr>
       <w:pBdr/>
@@ -20697,9 +21783,9 @@
       </w:tcPr>
     </w:tblStylePr>
   </w:style>
-  <w:style w:type="table" w:styleId="96">
+  <w:style w:type="table" w:styleId="787">
     <w:name w:val="List Table 5 Dark"/>
-    <w:basedOn w:val="665"/>
+    <w:basedOn w:val="889"/>
     <w:uiPriority w:val="99"/>
     <w:pPr>
       <w:pBdr/>
@@ -20939,9 +22025,9 @@
       </w:tcPr>
     </w:tblStylePr>
   </w:style>
-  <w:style w:type="table" w:styleId="97">
+  <w:style w:type="table" w:styleId="788">
     <w:name w:val="List Table 5 Dark - Accent 1"/>
-    <w:basedOn w:val="665"/>
+    <w:basedOn w:val="889"/>
     <w:uiPriority w:val="99"/>
     <w:pPr>
       <w:pBdr/>
@@ -21181,9 +22267,9 @@
       </w:tcPr>
     </w:tblStylePr>
   </w:style>
-  <w:style w:type="table" w:styleId="98">
+  <w:style w:type="table" w:styleId="789">
     <w:name w:val="List Table 5 Dark - Accent 2"/>
-    <w:basedOn w:val="665"/>
+    <w:basedOn w:val="889"/>
     <w:uiPriority w:val="99"/>
     <w:pPr>
       <w:pBdr/>
@@ -21423,9 +22509,9 @@
       </w:tcPr>
     </w:tblStylePr>
   </w:style>
-  <w:style w:type="table" w:styleId="99">
+  <w:style w:type="table" w:styleId="790">
     <w:name w:val="List Table 5 Dark - Accent 3"/>
-    <w:basedOn w:val="665"/>
+    <w:basedOn w:val="889"/>
     <w:uiPriority w:val="99"/>
     <w:pPr>
       <w:pBdr/>
@@ -21665,9 +22751,9 @@
       </w:tcPr>
     </w:tblStylePr>
   </w:style>
-  <w:style w:type="table" w:styleId="100">
+  <w:style w:type="table" w:styleId="791">
     <w:name w:val="List Table 5 Dark - Accent 4"/>
-    <w:basedOn w:val="665"/>
+    <w:basedOn w:val="889"/>
     <w:uiPriority w:val="99"/>
     <w:pPr>
       <w:pBdr/>
@@ -21907,9 +22993,9 @@
       </w:tcPr>
     </w:tblStylePr>
   </w:style>
-  <w:style w:type="table" w:styleId="101">
+  <w:style w:type="table" w:styleId="792">
     <w:name w:val="List Table 5 Dark - Accent 5"/>
-    <w:basedOn w:val="665"/>
+    <w:basedOn w:val="889"/>
     <w:uiPriority w:val="99"/>
     <w:pPr>
       <w:pBdr/>
@@ -22149,9 +23235,9 @@
       </w:tcPr>
     </w:tblStylePr>
   </w:style>
-  <w:style w:type="table" w:styleId="102">
+  <w:style w:type="table" w:styleId="793">
     <w:name w:val="List Table 5 Dark - Accent 6"/>
-    <w:basedOn w:val="665"/>
+    <w:basedOn w:val="889"/>
     <w:uiPriority w:val="99"/>
     <w:pPr>
       <w:pBdr/>
@@ -22391,9 +23477,9 @@
       </w:tcPr>
     </w:tblStylePr>
   </w:style>
-  <w:style w:type="table" w:styleId="103">
+  <w:style w:type="table" w:styleId="794">
     <w:name w:val="List Table 6 Colorful"/>
-    <w:basedOn w:val="665"/>
+    <w:basedOn w:val="889"/>
     <w:uiPriority w:val="99"/>
     <w:pPr>
       <w:pBdr/>
@@ -22614,9 +23700,9 @@
       </w:tcPr>
     </w:tblStylePr>
   </w:style>
-  <w:style w:type="table" w:styleId="104">
+  <w:style w:type="table" w:styleId="795">
     <w:name w:val="List Table 6 Colorful - Accent 1"/>
-    <w:basedOn w:val="665"/>
+    <w:basedOn w:val="889"/>
     <w:uiPriority w:val="99"/>
     <w:pPr>
       <w:pBdr/>
@@ -22837,9 +23923,9 @@
       </w:tcPr>
     </w:tblStylePr>
   </w:style>
-  <w:style w:type="table" w:styleId="105">
+  <w:style w:type="table" w:styleId="796">
     <w:name w:val="List Table 6 Colorful - Accent 2"/>
-    <w:basedOn w:val="665"/>
+    <w:basedOn w:val="889"/>
     <w:uiPriority w:val="99"/>
     <w:pPr>
       <w:pBdr/>
@@ -23060,9 +24146,9 @@
       </w:tcPr>
     </w:tblStylePr>
   </w:style>
-  <w:style w:type="table" w:styleId="106">
+  <w:style w:type="table" w:styleId="797">
     <w:name w:val="List Table 6 Colorful - Accent 3"/>
-    <w:basedOn w:val="665"/>
+    <w:basedOn w:val="889"/>
     <w:uiPriority w:val="99"/>
     <w:pPr>
       <w:pBdr/>
@@ -23283,9 +24369,9 @@
       </w:tcPr>
     </w:tblStylePr>
   </w:style>
-  <w:style w:type="table" w:styleId="107">
+  <w:style w:type="table" w:styleId="798">
     <w:name w:val="List Table 6 Colorful - Accent 4"/>
-    <w:basedOn w:val="665"/>
+    <w:basedOn w:val="889"/>
     <w:uiPriority w:val="99"/>
     <w:pPr>
       <w:pBdr/>
@@ -23506,9 +24592,9 @@
       </w:tcPr>
     </w:tblStylePr>
   </w:style>
-  <w:style w:type="table" w:styleId="108">
+  <w:style w:type="table" w:styleId="799">
     <w:name w:val="List Table 6 Colorful - Accent 5"/>
-    <w:basedOn w:val="665"/>
+    <w:basedOn w:val="889"/>
     <w:uiPriority w:val="99"/>
     <w:pPr>
       <w:pBdr/>
@@ -23729,9 +24815,9 @@
       </w:tcPr>
     </w:tblStylePr>
   </w:style>
-  <w:style w:type="table" w:styleId="109">
+  <w:style w:type="table" w:styleId="800">
     <w:name w:val="List Table 6 Colorful - Accent 6"/>
-    <w:basedOn w:val="665"/>
+    <w:basedOn w:val="889"/>
     <w:uiPriority w:val="99"/>
     <w:pPr>
       <w:pBdr/>
@@ -23952,9 +25038,9 @@
       </w:tcPr>
     </w:tblStylePr>
   </w:style>
-  <w:style w:type="table" w:styleId="110">
+  <w:style w:type="table" w:styleId="801">
     <w:name w:val="List Table 7 Colorful"/>
-    <w:basedOn w:val="665"/>
+    <w:basedOn w:val="889"/>
     <w:uiPriority w:val="99"/>
     <w:pPr>
       <w:pBdr/>
@@ -24053,11 +25139,11 @@
         <w:tblBorders/>
       </w:tblPr>
       <w:tcPr>
-        <w:shd w:color="ffffff"/>
+        <w:shd w:val="clear" w:color="ffffff"/>
         <w:tcBorders>
-          <w:top w:val="none"/>
-          <w:left w:val="none"/>
-          <w:bottom w:val="none"/>
+          <w:top w:val="none" w:color="000000" w:sz="4" w:space="0"/>
+          <w:left w:val="none" w:color="000000" w:sz="4" w:space="0"/>
+          <w:bottom w:val="none" w:color="000000" w:sz="4" w:space="0"/>
           <w:right w:val="single" w:color="000000" w:themeColor="text1" w:themeTint="80" w:sz="4" w:space="0"/>
         </w:tcBorders>
       </w:tcPr>
@@ -24080,10 +25166,10 @@
       <w:tcPr>
         <w:shd w:val="clear" w:color="ffffff" w:themeColor="light1" w:fill="ffffff" w:themeFill="light1"/>
         <w:tcBorders>
-          <w:top w:val="none"/>
-          <w:left w:val="none"/>
+          <w:top w:val="none" w:color="000000" w:sz="4" w:space="0"/>
+          <w:left w:val="none" w:color="000000" w:sz="4" w:space="0"/>
           <w:bottom w:val="single" w:color="000000" w:themeColor="text1" w:themeTint="80" w:sz="4" w:space="0"/>
-          <w:right w:val="none"/>
+          <w:right w:val="none" w:color="000000" w:sz="4" w:space="0"/>
         </w:tcBorders>
       </w:tcPr>
     </w:tblStylePr>
@@ -24103,12 +25189,12 @@
         <w:tblBorders/>
       </w:tblPr>
       <w:tcPr>
-        <w:shd w:color="ffffff"/>
+        <w:shd w:val="clear" w:color="ffffff"/>
         <w:tcBorders>
-          <w:top w:val="none"/>
+          <w:top w:val="none" w:color="000000" w:sz="4" w:space="0"/>
           <w:left w:val="single" w:color="000000" w:themeColor="text1" w:themeTint="80" w:sz="4" w:space="0"/>
-          <w:bottom w:val="none"/>
-          <w:right w:val="none"/>
+          <w:bottom w:val="none" w:color="000000" w:sz="4" w:space="0"/>
+          <w:right w:val="none" w:color="000000" w:sz="4" w:space="0"/>
         </w:tcBorders>
       </w:tcPr>
     </w:tblStylePr>
@@ -24131,9 +25217,9 @@
         <w:shd w:val="clear" w:color="ffffff" w:themeColor="light1" w:fill="ffffff" w:themeFill="light1"/>
         <w:tcBorders>
           <w:top w:val="single" w:color="000000" w:themeColor="text1" w:themeTint="80" w:sz="4" w:space="0"/>
-          <w:left w:val="none"/>
-          <w:bottom w:val="none"/>
-          <w:right w:val="none"/>
+          <w:left w:val="none" w:color="000000" w:sz="4" w:space="0"/>
+          <w:bottom w:val="none" w:color="000000" w:sz="4" w:space="0"/>
+          <w:right w:val="none" w:color="000000" w:sz="4" w:space="0"/>
         </w:tcBorders>
       </w:tcPr>
     </w:tblStylePr>
@@ -24208,9 +25294,9 @@
       </w:tcPr>
     </w:tblStylePr>
   </w:style>
-  <w:style w:type="table" w:styleId="111">
+  <w:style w:type="table" w:styleId="802">
     <w:name w:val="List Table 7 Colorful - Accent 1"/>
-    <w:basedOn w:val="665"/>
+    <w:basedOn w:val="889"/>
     <w:uiPriority w:val="99"/>
     <w:pPr>
       <w:pBdr/>
@@ -24309,11 +25395,11 @@
         <w:tblBorders/>
       </w:tblPr>
       <w:tcPr>
-        <w:shd w:color="ffffff"/>
+        <w:shd w:val="clear" w:color="ffffff"/>
         <w:tcBorders>
-          <w:top w:val="none"/>
-          <w:left w:val="none"/>
-          <w:bottom w:val="none"/>
+          <w:top w:val="none" w:color="000000" w:sz="4" w:space="0"/>
+          <w:left w:val="none" w:color="000000" w:sz="4" w:space="0"/>
+          <w:bottom w:val="none" w:color="000000" w:sz="4" w:space="0"/>
           <w:right w:val="single" w:color="000000" w:themeColor="accent1" w:sz="4" w:space="0"/>
         </w:tcBorders>
       </w:tcPr>
@@ -24336,10 +25422,10 @@
       <w:tcPr>
         <w:shd w:val="clear" w:color="ffffff" w:themeColor="light1" w:fill="ffffff" w:themeFill="light1"/>
         <w:tcBorders>
-          <w:top w:val="none"/>
-          <w:left w:val="none"/>
+          <w:top w:val="none" w:color="000000" w:sz="4" w:space="0"/>
+          <w:left w:val="none" w:color="000000" w:sz="4" w:space="0"/>
           <w:bottom w:val="single" w:color="000000" w:themeColor="accent1" w:sz="4" w:space="0"/>
-          <w:right w:val="none"/>
+          <w:right w:val="none" w:color="000000" w:sz="4" w:space="0"/>
         </w:tcBorders>
       </w:tcPr>
     </w:tblStylePr>
@@ -24359,12 +25445,12 @@
         <w:tblBorders/>
       </w:tblPr>
       <w:tcPr>
-        <w:shd w:color="ffffff"/>
+        <w:shd w:val="clear" w:color="ffffff"/>
         <w:tcBorders>
-          <w:top w:val="none"/>
+          <w:top w:val="none" w:color="000000" w:sz="4" w:space="0"/>
           <w:left w:val="single" w:color="000000" w:themeColor="accent1" w:sz="4" w:space="0"/>
-          <w:bottom w:val="none"/>
-          <w:right w:val="none"/>
+          <w:bottom w:val="none" w:color="000000" w:sz="4" w:space="0"/>
+          <w:right w:val="none" w:color="000000" w:sz="4" w:space="0"/>
         </w:tcBorders>
       </w:tcPr>
     </w:tblStylePr>
@@ -24387,9 +25473,9 @@
         <w:shd w:val="clear" w:color="ffffff" w:themeColor="light1" w:fill="ffffff" w:themeFill="light1"/>
         <w:tcBorders>
           <w:top w:val="single" w:color="000000" w:themeColor="accent1" w:sz="4" w:space="0"/>
-          <w:left w:val="none"/>
-          <w:bottom w:val="none"/>
-          <w:right w:val="none"/>
+          <w:left w:val="none" w:color="000000" w:sz="4" w:space="0"/>
+          <w:bottom w:val="none" w:color="000000" w:sz="4" w:space="0"/>
+          <w:right w:val="none" w:color="000000" w:sz="4" w:space="0"/>
         </w:tcBorders>
       </w:tcPr>
     </w:tblStylePr>
@@ -24464,9 +25550,9 @@
       </w:tcPr>
     </w:tblStylePr>
   </w:style>
-  <w:style w:type="table" w:styleId="112">
+  <w:style w:type="table" w:styleId="803">
     <w:name w:val="List Table 7 Colorful - Accent 2"/>
-    <w:basedOn w:val="665"/>
+    <w:basedOn w:val="889"/>
     <w:uiPriority w:val="99"/>
     <w:pPr>
       <w:pBdr/>
@@ -24565,11 +25651,11 @@
         <w:tblBorders/>
       </w:tblPr>
       <w:tcPr>
-        <w:shd w:color="ffffff"/>
+        <w:shd w:val="clear" w:color="ffffff"/>
         <w:tcBorders>
-          <w:top w:val="none"/>
-          <w:left w:val="none"/>
-          <w:bottom w:val="none"/>
+          <w:top w:val="none" w:color="000000" w:sz="4" w:space="0"/>
+          <w:left w:val="none" w:color="000000" w:sz="4" w:space="0"/>
+          <w:bottom w:val="none" w:color="000000" w:sz="4" w:space="0"/>
           <w:right w:val="single" w:color="000000" w:themeColor="accent2" w:themeTint="97" w:sz="4" w:space="0"/>
         </w:tcBorders>
       </w:tcPr>
@@ -24592,10 +25678,10 @@
       <w:tcPr>
         <w:shd w:val="clear" w:color="ffffff" w:themeColor="light1" w:fill="ffffff" w:themeFill="light1"/>
         <w:tcBorders>
-          <w:top w:val="none"/>
-          <w:left w:val="none"/>
+          <w:top w:val="none" w:color="000000" w:sz="4" w:space="0"/>
+          <w:left w:val="none" w:color="000000" w:sz="4" w:space="0"/>
           <w:bottom w:val="single" w:color="000000" w:themeColor="accent2" w:themeTint="97" w:sz="4" w:space="0"/>
-          <w:right w:val="none"/>
+          <w:right w:val="none" w:color="000000" w:sz="4" w:space="0"/>
         </w:tcBorders>
       </w:tcPr>
     </w:tblStylePr>
@@ -24615,12 +25701,12 @@
         <w:tblBorders/>
       </w:tblPr>
       <w:tcPr>
-        <w:shd w:color="ffffff"/>
+        <w:shd w:val="clear" w:color="ffffff"/>
         <w:tcBorders>
-          <w:top w:val="none"/>
+          <w:top w:val="none" w:color="000000" w:sz="4" w:space="0"/>
           <w:left w:val="single" w:color="000000" w:themeColor="accent2" w:themeTint="97" w:sz="4" w:space="0"/>
-          <w:bottom w:val="none"/>
-          <w:right w:val="none"/>
+          <w:bottom w:val="none" w:color="000000" w:sz="4" w:space="0"/>
+          <w:right w:val="none" w:color="000000" w:sz="4" w:space="0"/>
         </w:tcBorders>
       </w:tcPr>
     </w:tblStylePr>
@@ -24643,9 +25729,9 @@
         <w:shd w:val="clear" w:color="ffffff" w:themeColor="light1" w:fill="ffffff" w:themeFill="light1"/>
         <w:tcBorders>
           <w:top w:val="single" w:color="000000" w:themeColor="accent2" w:themeTint="97" w:sz="4" w:space="0"/>
-          <w:left w:val="none"/>
-          <w:bottom w:val="none"/>
-          <w:right w:val="none"/>
+          <w:left w:val="none" w:color="000000" w:sz="4" w:space="0"/>
+          <w:bottom w:val="none" w:color="000000" w:sz="4" w:space="0"/>
+          <w:right w:val="none" w:color="000000" w:sz="4" w:space="0"/>
         </w:tcBorders>
       </w:tcPr>
     </w:tblStylePr>
@@ -24720,9 +25806,9 @@
       </w:tcPr>
     </w:tblStylePr>
   </w:style>
-  <w:style w:type="table" w:styleId="113">
+  <w:style w:type="table" w:styleId="804">
     <w:name w:val="List Table 7 Colorful - Accent 3"/>
-    <w:basedOn w:val="665"/>
+    <w:basedOn w:val="889"/>
     <w:uiPriority w:val="99"/>
     <w:pPr>
       <w:pBdr/>
@@ -24821,11 +25907,11 @@
         <w:tblBorders/>
       </w:tblPr>
       <w:tcPr>
-        <w:shd w:color="ffffff"/>
+        <w:shd w:val="clear" w:color="ffffff"/>
         <w:tcBorders>
-          <w:top w:val="none"/>
-          <w:left w:val="none"/>
-          <w:bottom w:val="none"/>
+          <w:top w:val="none" w:color="000000" w:sz="4" w:space="0"/>
+          <w:left w:val="none" w:color="000000" w:sz="4" w:space="0"/>
+          <w:bottom w:val="none" w:color="000000" w:sz="4" w:space="0"/>
           <w:right w:val="single" w:color="000000" w:themeColor="accent3" w:themeTint="98" w:sz="4" w:space="0"/>
         </w:tcBorders>
       </w:tcPr>
@@ -24848,10 +25934,10 @@
       <w:tcPr>
         <w:shd w:val="clear" w:color="ffffff" w:themeColor="light1" w:fill="ffffff" w:themeFill="light1"/>
         <w:tcBorders>
-          <w:top w:val="none"/>
-          <w:left w:val="none"/>
+          <w:top w:val="none" w:color="000000" w:sz="4" w:space="0"/>
+          <w:left w:val="none" w:color="000000" w:sz="4" w:space="0"/>
           <w:bottom w:val="single" w:color="000000" w:themeColor="accent3" w:themeTint="98" w:sz="4" w:space="0"/>
-          <w:right w:val="none"/>
+          <w:right w:val="none" w:color="000000" w:sz="4" w:space="0"/>
         </w:tcBorders>
       </w:tcPr>
     </w:tblStylePr>
@@ -24871,12 +25957,12 @@
         <w:tblBorders/>
       </w:tblPr>
       <w:tcPr>
-        <w:shd w:color="ffffff"/>
+        <w:shd w:val="clear" w:color="ffffff"/>
         <w:tcBorders>
-          <w:top w:val="none"/>
+          <w:top w:val="none" w:color="000000" w:sz="4" w:space="0"/>
           <w:left w:val="single" w:color="000000" w:themeColor="accent3" w:themeTint="98" w:sz="4" w:space="0"/>
-          <w:bottom w:val="none"/>
-          <w:right w:val="none"/>
+          <w:bottom w:val="none" w:color="000000" w:sz="4" w:space="0"/>
+          <w:right w:val="none" w:color="000000" w:sz="4" w:space="0"/>
         </w:tcBorders>
       </w:tcPr>
     </w:tblStylePr>
@@ -24899,9 +25985,9 @@
         <w:shd w:val="clear" w:color="ffffff" w:themeColor="light1" w:fill="ffffff" w:themeFill="light1"/>
         <w:tcBorders>
           <w:top w:val="single" w:color="000000" w:themeColor="accent3" w:themeTint="98" w:sz="4" w:space="0"/>
-          <w:left w:val="none"/>
-          <w:bottom w:val="none"/>
-          <w:right w:val="none"/>
+          <w:left w:val="none" w:color="000000" w:sz="4" w:space="0"/>
+          <w:bottom w:val="none" w:color="000000" w:sz="4" w:space="0"/>
+          <w:right w:val="none" w:color="000000" w:sz="4" w:space="0"/>
         </w:tcBorders>
       </w:tcPr>
     </w:tblStylePr>
@@ -24976,9 +26062,9 @@
       </w:tcPr>
     </w:tblStylePr>
   </w:style>
-  <w:style w:type="table" w:styleId="114">
+  <w:style w:type="table" w:styleId="805">
     <w:name w:val="List Table 7 Colorful - Accent 4"/>
-    <w:basedOn w:val="665"/>
+    <w:basedOn w:val="889"/>
     <w:uiPriority w:val="99"/>
     <w:pPr>
       <w:pBdr/>
@@ -25077,11 +26163,11 @@
         <w:tblBorders/>
       </w:tblPr>
       <w:tcPr>
-        <w:shd w:color="ffffff"/>
+        <w:shd w:val="clear" w:color="ffffff"/>
         <w:tcBorders>
-          <w:top w:val="none"/>
-          <w:left w:val="none"/>
-          <w:bottom w:val="none"/>
+          <w:top w:val="none" w:color="000000" w:sz="4" w:space="0"/>
+          <w:left w:val="none" w:color="000000" w:sz="4" w:space="0"/>
+          <w:bottom w:val="none" w:color="000000" w:sz="4" w:space="0"/>
           <w:right w:val="single" w:color="000000" w:themeColor="accent4" w:themeTint="9A" w:sz="4" w:space="0"/>
         </w:tcBorders>
       </w:tcPr>
@@ -25104,10 +26190,10 @@
       <w:tcPr>
         <w:shd w:val="clear" w:color="ffffff" w:themeColor="light1" w:fill="ffffff" w:themeFill="light1"/>
         <w:tcBorders>
-          <w:top w:val="none"/>
-          <w:left w:val="none"/>
+          <w:top w:val="none" w:color="000000" w:sz="4" w:space="0"/>
+          <w:left w:val="none" w:color="000000" w:sz="4" w:space="0"/>
           <w:bottom w:val="single" w:color="000000" w:themeColor="accent4" w:themeTint="9A" w:sz="4" w:space="0"/>
-          <w:right w:val="none"/>
+          <w:right w:val="none" w:color="000000" w:sz="4" w:space="0"/>
         </w:tcBorders>
       </w:tcPr>
     </w:tblStylePr>
@@ -25127,12 +26213,12 @@
         <w:tblBorders/>
       </w:tblPr>
       <w:tcPr>
-        <w:shd w:color="ffffff"/>
+        <w:shd w:val="clear" w:color="ffffff"/>
         <w:tcBorders>
-          <w:top w:val="none"/>
+          <w:top w:val="none" w:color="000000" w:sz="4" w:space="0"/>
           <w:left w:val="single" w:color="000000" w:themeColor="accent4" w:themeTint="9A" w:sz="4" w:space="0"/>
-          <w:bottom w:val="none"/>
-          <w:right w:val="none"/>
+          <w:bottom w:val="none" w:color="000000" w:sz="4" w:space="0"/>
+          <w:right w:val="none" w:color="000000" w:sz="4" w:space="0"/>
         </w:tcBorders>
       </w:tcPr>
     </w:tblStylePr>
@@ -25155,9 +26241,9 @@
         <w:shd w:val="clear" w:color="ffffff" w:themeColor="light1" w:fill="ffffff" w:themeFill="light1"/>
         <w:tcBorders>
           <w:top w:val="single" w:color="000000" w:themeColor="accent4" w:themeTint="9A" w:sz="4" w:space="0"/>
-          <w:left w:val="none"/>
-          <w:bottom w:val="none"/>
-          <w:right w:val="none"/>
+          <w:left w:val="none" w:color="000000" w:sz="4" w:space="0"/>
+          <w:bottom w:val="none" w:color="000000" w:sz="4" w:space="0"/>
+          <w:right w:val="none" w:color="000000" w:sz="4" w:space="0"/>
         </w:tcBorders>
       </w:tcPr>
     </w:tblStylePr>
@@ -25232,9 +26318,9 @@
       </w:tcPr>
     </w:tblStylePr>
   </w:style>
-  <w:style w:type="table" w:styleId="115">
+  <w:style w:type="table" w:styleId="806">
     <w:name w:val="List Table 7 Colorful - Accent 5"/>
-    <w:basedOn w:val="665"/>
+    <w:basedOn w:val="889"/>
     <w:uiPriority w:val="99"/>
     <w:pPr>
       <w:pBdr/>
@@ -25333,11 +26419,11 @@
         <w:tblBorders/>
       </w:tblPr>
       <w:tcPr>
-        <w:shd w:color="ffffff"/>
+        <w:shd w:val="clear" w:color="ffffff"/>
         <w:tcBorders>
-          <w:top w:val="none"/>
-          <w:left w:val="none"/>
-          <w:bottom w:val="none"/>
+          <w:top w:val="none" w:color="000000" w:sz="4" w:space="0"/>
+          <w:left w:val="none" w:color="000000" w:sz="4" w:space="0"/>
+          <w:bottom w:val="none" w:color="000000" w:sz="4" w:space="0"/>
           <w:right w:val="single" w:color="000000" w:themeColor="accent5" w:themeTint="9A" w:sz="4" w:space="0"/>
         </w:tcBorders>
       </w:tcPr>
@@ -25360,10 +26446,10 @@
       <w:tcPr>
         <w:shd w:val="clear" w:color="ffffff" w:themeColor="light1" w:fill="ffffff" w:themeFill="light1"/>
         <w:tcBorders>
-          <w:top w:val="none"/>
-          <w:left w:val="none"/>
+          <w:top w:val="none" w:color="000000" w:sz="4" w:space="0"/>
+          <w:left w:val="none" w:color="000000" w:sz="4" w:space="0"/>
           <w:bottom w:val="single" w:color="000000" w:themeColor="accent5" w:themeTint="9A" w:sz="4" w:space="0"/>
-          <w:right w:val="none"/>
+          <w:right w:val="none" w:color="000000" w:sz="4" w:space="0"/>
         </w:tcBorders>
       </w:tcPr>
     </w:tblStylePr>
@@ -25383,12 +26469,12 @@
         <w:tblBorders/>
       </w:tblPr>
       <w:tcPr>
-        <w:shd w:color="ffffff"/>
+        <w:shd w:val="clear" w:color="ffffff"/>
         <w:tcBorders>
-          <w:top w:val="none"/>
+          <w:top w:val="none" w:color="000000" w:sz="4" w:space="0"/>
           <w:left w:val="single" w:color="000000" w:themeColor="accent5" w:themeTint="9A" w:sz="4" w:space="0"/>
-          <w:bottom w:val="none"/>
-          <w:right w:val="none"/>
+          <w:bottom w:val="none" w:color="000000" w:sz="4" w:space="0"/>
+          <w:right w:val="none" w:color="000000" w:sz="4" w:space="0"/>
         </w:tcBorders>
       </w:tcPr>
     </w:tblStylePr>
@@ -25411,9 +26497,9 @@
         <w:shd w:val="clear" w:color="ffffff" w:themeColor="light1" w:fill="ffffff" w:themeFill="light1"/>
         <w:tcBorders>
           <w:top w:val="single" w:color="000000" w:themeColor="accent5" w:themeTint="9A" w:sz="4" w:space="0"/>
-          <w:left w:val="none"/>
-          <w:bottom w:val="none"/>
-          <w:right w:val="none"/>
+          <w:left w:val="none" w:color="000000" w:sz="4" w:space="0"/>
+          <w:bottom w:val="none" w:color="000000" w:sz="4" w:space="0"/>
+          <w:right w:val="none" w:color="000000" w:sz="4" w:space="0"/>
         </w:tcBorders>
       </w:tcPr>
     </w:tblStylePr>
@@ -25488,9 +26574,9 @@
       </w:tcPr>
     </w:tblStylePr>
   </w:style>
-  <w:style w:type="table" w:styleId="116">
+  <w:style w:type="table" w:styleId="807">
     <w:name w:val="List Table 7 Colorful - Accent 6"/>
-    <w:basedOn w:val="665"/>
+    <w:basedOn w:val="889"/>
     <w:uiPriority w:val="99"/>
     <w:pPr>
       <w:pBdr/>
@@ -25589,11 +26675,11 @@
         <w:tblBorders/>
       </w:tblPr>
       <w:tcPr>
-        <w:shd w:color="ffffff"/>
+        <w:shd w:val="clear" w:color="ffffff"/>
         <w:tcBorders>
-          <w:top w:val="none"/>
-          <w:left w:val="none"/>
-          <w:bottom w:val="none"/>
+          <w:top w:val="none" w:color="000000" w:sz="4" w:space="0"/>
+          <w:left w:val="none" w:color="000000" w:sz="4" w:space="0"/>
+          <w:bottom w:val="none" w:color="000000" w:sz="4" w:space="0"/>
           <w:right w:val="single" w:color="000000" w:themeColor="accent6" w:themeTint="98" w:sz="4" w:space="0"/>
         </w:tcBorders>
       </w:tcPr>
@@ -25616,10 +26702,10 @@
       <w:tcPr>
         <w:shd w:val="clear" w:color="ffffff" w:themeColor="light1" w:fill="ffffff" w:themeFill="light1"/>
         <w:tcBorders>
-          <w:top w:val="none"/>
-          <w:left w:val="none"/>
+          <w:top w:val="none" w:color="000000" w:sz="4" w:space="0"/>
+          <w:left w:val="none" w:color="000000" w:sz="4" w:space="0"/>
           <w:bottom w:val="single" w:color="000000" w:themeColor="accent6" w:themeTint="98" w:sz="4" w:space="0"/>
-          <w:right w:val="none"/>
+          <w:right w:val="none" w:color="000000" w:sz="4" w:space="0"/>
         </w:tcBorders>
       </w:tcPr>
     </w:tblStylePr>
@@ -25639,12 +26725,12 @@
         <w:tblBorders/>
       </w:tblPr>
       <w:tcPr>
-        <w:shd w:color="ffffff"/>
+        <w:shd w:val="clear" w:color="ffffff"/>
         <w:tcBorders>
-          <w:top w:val="none"/>
+          <w:top w:val="none" w:color="000000" w:sz="4" w:space="0"/>
           <w:left w:val="single" w:color="000000" w:themeColor="accent6" w:themeTint="98" w:sz="4" w:space="0"/>
-          <w:bottom w:val="none"/>
-          <w:right w:val="none"/>
+          <w:bottom w:val="none" w:color="000000" w:sz="4" w:space="0"/>
+          <w:right w:val="none" w:color="000000" w:sz="4" w:space="0"/>
         </w:tcBorders>
       </w:tcPr>
     </w:tblStylePr>
@@ -25667,9 +26753,9 @@
         <w:shd w:val="clear" w:color="ffffff" w:themeColor="light1" w:fill="ffffff" w:themeFill="light1"/>
         <w:tcBorders>
           <w:top w:val="single" w:color="000000" w:themeColor="accent6" w:themeTint="98" w:sz="4" w:space="0"/>
-          <w:left w:val="none"/>
-          <w:bottom w:val="none"/>
-          <w:right w:val="none"/>
+          <w:left w:val="none" w:color="000000" w:sz="4" w:space="0"/>
+          <w:bottom w:val="none" w:color="000000" w:sz="4" w:space="0"/>
+          <w:right w:val="none" w:color="000000" w:sz="4" w:space="0"/>
         </w:tcBorders>
       </w:tcPr>
     </w:tblStylePr>
@@ -25744,9 +26830,9 @@
       </w:tcPr>
     </w:tblStylePr>
   </w:style>
-  <w:style w:type="table" w:styleId="117">
+  <w:style w:type="table" w:styleId="808">
     <w:name w:val="Lined - Accent"/>
-    <w:basedOn w:val="665"/>
+    <w:basedOn w:val="889"/>
     <w:uiPriority w:val="99"/>
     <w:pPr>
       <w:pBdr/>
@@ -25981,9 +27067,9 @@
       </w:tcPr>
     </w:tblStylePr>
   </w:style>
-  <w:style w:type="table" w:styleId="118">
+  <w:style w:type="table" w:styleId="809">
     <w:name w:val="Lined - Accent 1"/>
-    <w:basedOn w:val="665"/>
+    <w:basedOn w:val="889"/>
     <w:uiPriority w:val="99"/>
     <w:pPr>
       <w:pBdr/>
@@ -26218,9 +27304,9 @@
       </w:tcPr>
     </w:tblStylePr>
   </w:style>
-  <w:style w:type="table" w:styleId="119">
+  <w:style w:type="table" w:styleId="810">
     <w:name w:val="Lined - Accent 2"/>
-    <w:basedOn w:val="665"/>
+    <w:basedOn w:val="889"/>
     <w:uiPriority w:val="99"/>
     <w:pPr>
       <w:pBdr/>
@@ -26455,9 +27541,9 @@
       </w:tcPr>
     </w:tblStylePr>
   </w:style>
-  <w:style w:type="table" w:styleId="120">
+  <w:style w:type="table" w:styleId="811">
     <w:name w:val="Lined - Accent 3"/>
-    <w:basedOn w:val="665"/>
+    <w:basedOn w:val="889"/>
     <w:uiPriority w:val="99"/>
     <w:pPr>
       <w:pBdr/>
@@ -26692,9 +27778,9 @@
       </w:tcPr>
     </w:tblStylePr>
   </w:style>
-  <w:style w:type="table" w:styleId="121">
+  <w:style w:type="table" w:styleId="812">
     <w:name w:val="Lined - Accent 4"/>
-    <w:basedOn w:val="665"/>
+    <w:basedOn w:val="889"/>
     <w:uiPriority w:val="99"/>
     <w:pPr>
       <w:pBdr/>
@@ -26929,9 +28015,9 @@
       </w:tcPr>
     </w:tblStylePr>
   </w:style>
-  <w:style w:type="table" w:styleId="122">
+  <w:style w:type="table" w:styleId="813">
     <w:name w:val="Lined - Accent 5"/>
-    <w:basedOn w:val="665"/>
+    <w:basedOn w:val="889"/>
     <w:uiPriority w:val="99"/>
     <w:pPr>
       <w:pBdr/>
@@ -27166,9 +28252,9 @@
       </w:tcPr>
     </w:tblStylePr>
   </w:style>
-  <w:style w:type="table" w:styleId="123">
+  <w:style w:type="table" w:styleId="814">
     <w:name w:val="Lined - Accent 6"/>
-    <w:basedOn w:val="665"/>
+    <w:basedOn w:val="889"/>
     <w:uiPriority w:val="99"/>
     <w:pPr>
       <w:pBdr/>
@@ -27403,9 +28489,9 @@
       </w:tcPr>
     </w:tblStylePr>
   </w:style>
-  <w:style w:type="table" w:styleId="124">
+  <w:style w:type="table" w:styleId="815">
     <w:name w:val="Bordered &amp; Lined - Accent"/>
-    <w:basedOn w:val="665"/>
+    <w:basedOn w:val="889"/>
     <w:uiPriority w:val="99"/>
     <w:pPr>
       <w:pBdr/>
@@ -27647,9 +28733,9 @@
       </w:tcPr>
     </w:tblStylePr>
   </w:style>
-  <w:style w:type="table" w:styleId="125">
+  <w:style w:type="table" w:styleId="816">
     <w:name w:val="Bordered &amp; Lined - Accent 1"/>
-    <w:basedOn w:val="665"/>
+    <w:basedOn w:val="889"/>
     <w:uiPriority w:val="99"/>
     <w:pPr>
       <w:pBdr/>
@@ -27891,9 +28977,9 @@
       </w:tcPr>
     </w:tblStylePr>
   </w:style>
-  <w:style w:type="table" w:styleId="126">
+  <w:style w:type="table" w:styleId="817">
     <w:name w:val="Bordered &amp; Lined - Accent 2"/>
-    <w:basedOn w:val="665"/>
+    <w:basedOn w:val="889"/>
     <w:uiPriority w:val="99"/>
     <w:pPr>
       <w:pBdr/>
@@ -28135,9 +29221,9 @@
       </w:tcPr>
     </w:tblStylePr>
   </w:style>
-  <w:style w:type="table" w:styleId="127">
+  <w:style w:type="table" w:styleId="818">
     <w:name w:val="Bordered &amp; Lined - Accent 3"/>
-    <w:basedOn w:val="665"/>
+    <w:basedOn w:val="889"/>
     <w:uiPriority w:val="99"/>
     <w:pPr>
       <w:pBdr/>
@@ -28379,9 +29465,9 @@
       </w:tcPr>
     </w:tblStylePr>
   </w:style>
-  <w:style w:type="table" w:styleId="128">
+  <w:style w:type="table" w:styleId="819">
     <w:name w:val="Bordered &amp; Lined - Accent 4"/>
-    <w:basedOn w:val="665"/>
+    <w:basedOn w:val="889"/>
     <w:uiPriority w:val="99"/>
     <w:pPr>
       <w:pBdr/>
@@ -28623,9 +29709,9 @@
       </w:tcPr>
     </w:tblStylePr>
   </w:style>
-  <w:style w:type="table" w:styleId="129">
+  <w:style w:type="table" w:styleId="820">
     <w:name w:val="Bordered &amp; Lined - Accent 5"/>
-    <w:basedOn w:val="665"/>
+    <w:basedOn w:val="889"/>
     <w:uiPriority w:val="99"/>
     <w:pPr>
       <w:pBdr/>
@@ -28867,9 +29953,9 @@
       </w:tcPr>
     </w:tblStylePr>
   </w:style>
-  <w:style w:type="table" w:styleId="130">
+  <w:style w:type="table" w:styleId="821">
     <w:name w:val="Bordered &amp; Lined - Accent 6"/>
-    <w:basedOn w:val="665"/>
+    <w:basedOn w:val="889"/>
     <w:uiPriority w:val="99"/>
     <w:pPr>
       <w:pBdr/>
@@ -29111,9 +30197,9 @@
       </w:tcPr>
     </w:tblStylePr>
   </w:style>
-  <w:style w:type="table" w:styleId="131">
+  <w:style w:type="table" w:styleId="822">
     <w:name w:val="Bordered"/>
-    <w:basedOn w:val="665"/>
+    <w:basedOn w:val="889"/>
     <w:uiPriority w:val="99"/>
     <w:pPr>
       <w:pBdr/>
@@ -29342,9 +30428,9 @@
       </w:tcPr>
     </w:tblStylePr>
   </w:style>
-  <w:style w:type="table" w:styleId="132">
+  <w:style w:type="table" w:styleId="823">
     <w:name w:val="Bordered - Accent 1"/>
-    <w:basedOn w:val="665"/>
+    <w:basedOn w:val="889"/>
     <w:uiPriority w:val="99"/>
     <w:pPr>
       <w:pBdr/>
@@ -29573,9 +30659,9 @@
       </w:tcPr>
     </w:tblStylePr>
   </w:style>
-  <w:style w:type="table" w:styleId="133">
+  <w:style w:type="table" w:styleId="824">
     <w:name w:val="Bordered - Accent 2"/>
-    <w:basedOn w:val="665"/>
+    <w:basedOn w:val="889"/>
     <w:uiPriority w:val="99"/>
     <w:pPr>
       <w:pBdr/>
@@ -29804,9 +30890,9 @@
       </w:tcPr>
     </w:tblStylePr>
   </w:style>
-  <w:style w:type="table" w:styleId="134">
+  <w:style w:type="table" w:styleId="825">
     <w:name w:val="Bordered - Accent 3"/>
-    <w:basedOn w:val="665"/>
+    <w:basedOn w:val="889"/>
     <w:uiPriority w:val="99"/>
     <w:pPr>
       <w:pBdr/>
@@ -30035,9 +31121,9 @@
       </w:tcPr>
     </w:tblStylePr>
   </w:style>
-  <w:style w:type="table" w:styleId="135">
+  <w:style w:type="table" w:styleId="826">
     <w:name w:val="Bordered - Accent 4"/>
-    <w:basedOn w:val="665"/>
+    <w:basedOn w:val="889"/>
     <w:uiPriority w:val="99"/>
     <w:pPr>
       <w:pBdr/>
@@ -30266,9 +31352,9 @@
       </w:tcPr>
     </w:tblStylePr>
   </w:style>
-  <w:style w:type="table" w:styleId="136">
+  <w:style w:type="table" w:styleId="827">
     <w:name w:val="Bordered - Accent 5"/>
-    <w:basedOn w:val="665"/>
+    <w:basedOn w:val="889"/>
     <w:uiPriority w:val="99"/>
     <w:pPr>
       <w:pBdr/>
@@ -30497,9 +31583,9 @@
       </w:tcPr>
     </w:tblStylePr>
   </w:style>
-  <w:style w:type="table" w:styleId="137">
+  <w:style w:type="table" w:styleId="828">
     <w:name w:val="Bordered - Accent 6"/>
-    <w:basedOn w:val="665"/>
+    <w:basedOn w:val="889"/>
     <w:uiPriority w:val="99"/>
     <w:pPr>
       <w:pBdr/>
@@ -30728,11 +31814,11 @@
       </w:tcPr>
     </w:tblStylePr>
   </w:style>
-  <w:style w:type="paragraph" w:styleId="139">
+  <w:style w:type="paragraph" w:styleId="829">
     <w:name w:val="Heading 1"/>
-    <w:basedOn w:val="664"/>
-    <w:next w:val="664"/>
-    <w:link w:val="150"/>
+    <w:basedOn w:val="888"/>
+    <w:next w:val="888"/>
+    <w:link w:val="839"/>
     <w:uiPriority w:val="9"/>
     <w:qFormat/>
     <w:pPr>
@@ -30750,11 +31836,11 @@
       <w:szCs w:val="40"/>
     </w:rPr>
   </w:style>
-  <w:style w:type="paragraph" w:styleId="140">
+  <w:style w:type="paragraph" w:styleId="830">
     <w:name w:val="Heading 2"/>
-    <w:basedOn w:val="664"/>
-    <w:next w:val="664"/>
-    <w:link w:val="151"/>
+    <w:basedOn w:val="888"/>
+    <w:next w:val="888"/>
+    <w:link w:val="840"/>
     <w:uiPriority w:val="9"/>
     <w:unhideWhenUsed/>
     <w:qFormat/>
@@ -30773,11 +31859,11 @@
       <w:szCs w:val="32"/>
     </w:rPr>
   </w:style>
-  <w:style w:type="paragraph" w:styleId="141">
+  <w:style w:type="paragraph" w:styleId="831">
     <w:name w:val="Heading 3"/>
-    <w:basedOn w:val="664"/>
-    <w:next w:val="664"/>
-    <w:link w:val="152"/>
+    <w:basedOn w:val="888"/>
+    <w:next w:val="888"/>
+    <w:link w:val="841"/>
     <w:uiPriority w:val="9"/>
     <w:unhideWhenUsed/>
     <w:qFormat/>
@@ -30796,11 +31882,11 @@
       <w:szCs w:val="28"/>
     </w:rPr>
   </w:style>
-  <w:style w:type="paragraph" w:styleId="142">
+  <w:style w:type="paragraph" w:styleId="832">
     <w:name w:val="Heading 4"/>
-    <w:basedOn w:val="664"/>
-    <w:next w:val="664"/>
-    <w:link w:val="153"/>
+    <w:basedOn w:val="888"/>
+    <w:next w:val="888"/>
+    <w:link w:val="842"/>
     <w:uiPriority w:val="9"/>
     <w:unhideWhenUsed/>
     <w:qFormat/>
@@ -30819,11 +31905,11 @@
       <w:color w:val="0f4761" w:themeColor="accent1" w:themeShade="BF"/>
     </w:rPr>
   </w:style>
-  <w:style w:type="paragraph" w:styleId="143">
+  <w:style w:type="paragraph" w:styleId="833">
     <w:name w:val="Heading 5"/>
-    <w:basedOn w:val="664"/>
-    <w:next w:val="664"/>
-    <w:link w:val="154"/>
+    <w:basedOn w:val="888"/>
+    <w:next w:val="888"/>
+    <w:link w:val="843"/>
     <w:uiPriority w:val="9"/>
     <w:unhideWhenUsed/>
     <w:qFormat/>
@@ -30840,11 +31926,11 @@
       <w:color w:val="0f4761" w:themeColor="accent1" w:themeShade="BF"/>
     </w:rPr>
   </w:style>
-  <w:style w:type="paragraph" w:styleId="144">
+  <w:style w:type="paragraph" w:styleId="834">
     <w:name w:val="Heading 6"/>
-    <w:basedOn w:val="664"/>
-    <w:next w:val="664"/>
-    <w:link w:val="155"/>
+    <w:basedOn w:val="888"/>
+    <w:next w:val="888"/>
+    <w:link w:val="844"/>
     <w:uiPriority w:val="9"/>
     <w:unhideWhenUsed/>
     <w:qFormat/>
@@ -30863,11 +31949,11 @@
       <w:color w:val="595959" w:themeColor="text1" w:themeTint="A6"/>
     </w:rPr>
   </w:style>
-  <w:style w:type="paragraph" w:styleId="145">
+  <w:style w:type="paragraph" w:styleId="835">
     <w:name w:val="Heading 7"/>
-    <w:basedOn w:val="664"/>
-    <w:next w:val="664"/>
-    <w:link w:val="156"/>
+    <w:basedOn w:val="888"/>
+    <w:next w:val="888"/>
+    <w:link w:val="845"/>
     <w:uiPriority w:val="9"/>
     <w:unhideWhenUsed/>
     <w:qFormat/>
@@ -30884,11 +31970,11 @@
       <w:color w:val="595959" w:themeColor="text1" w:themeTint="A6"/>
     </w:rPr>
   </w:style>
-  <w:style w:type="paragraph" w:styleId="146">
+  <w:style w:type="paragraph" w:styleId="836">
     <w:name w:val="Heading 8"/>
-    <w:basedOn w:val="664"/>
-    <w:next w:val="664"/>
-    <w:link w:val="157"/>
+    <w:basedOn w:val="888"/>
+    <w:next w:val="888"/>
+    <w:link w:val="846"/>
     <w:uiPriority w:val="9"/>
     <w:unhideWhenUsed/>
     <w:qFormat/>
@@ -30907,11 +31993,11 @@
       <w:color w:val="272727" w:themeColor="text1" w:themeTint="D8"/>
     </w:rPr>
   </w:style>
-  <w:style w:type="paragraph" w:styleId="147">
+  <w:style w:type="paragraph" w:styleId="837">
     <w:name w:val="Heading 9"/>
-    <w:basedOn w:val="664"/>
-    <w:next w:val="664"/>
-    <w:link w:val="158"/>
+    <w:basedOn w:val="888"/>
+    <w:next w:val="888"/>
+    <w:link w:val="847"/>
     <w:uiPriority w:val="9"/>
     <w:unhideWhenUsed/>
     <w:qFormat/>
@@ -30930,7 +32016,7 @@
       <w:color w:val="272727" w:themeColor="text1" w:themeTint="D8"/>
     </w:rPr>
   </w:style>
-  <w:style w:type="character" w:styleId="148" w:default="1">
+  <w:style w:type="character" w:styleId="838" w:default="1">
     <w:name w:val="Default Paragraph Font"/>
     <w:uiPriority w:val="1"/>
     <w:semiHidden/>
@@ -30941,10 +32027,10 @@
       <w:ind/>
     </w:pPr>
   </w:style>
-  <w:style w:type="character" w:styleId="150">
+  <w:style w:type="character" w:styleId="839">
     <w:name w:val="Heading 1 Char"/>
-    <w:basedOn w:val="148"/>
-    <w:link w:val="139"/>
+    <w:basedOn w:val="838"/>
+    <w:link w:val="829"/>
     <w:uiPriority w:val="9"/>
     <w:pPr>
       <w:pBdr/>
@@ -30958,10 +32044,10 @@
       <w:szCs w:val="40"/>
     </w:rPr>
   </w:style>
-  <w:style w:type="character" w:styleId="151">
+  <w:style w:type="character" w:styleId="840">
     <w:name w:val="Heading 2 Char"/>
-    <w:basedOn w:val="148"/>
-    <w:link w:val="140"/>
+    <w:basedOn w:val="838"/>
+    <w:link w:val="830"/>
     <w:uiPriority w:val="9"/>
     <w:pPr>
       <w:pBdr/>
@@ -30975,10 +32061,10 @@
       <w:szCs w:val="32"/>
     </w:rPr>
   </w:style>
-  <w:style w:type="character" w:styleId="152">
+  <w:style w:type="character" w:styleId="841">
     <w:name w:val="Heading 3 Char"/>
-    <w:basedOn w:val="148"/>
-    <w:link w:val="141"/>
+    <w:basedOn w:val="838"/>
+    <w:link w:val="831"/>
     <w:uiPriority w:val="9"/>
     <w:pPr>
       <w:pBdr/>
@@ -30992,10 +32078,10 @@
       <w:szCs w:val="28"/>
     </w:rPr>
   </w:style>
-  <w:style w:type="character" w:styleId="153">
+  <w:style w:type="character" w:styleId="842">
     <w:name w:val="Heading 4 Char"/>
-    <w:basedOn w:val="148"/>
-    <w:link w:val="142"/>
+    <w:basedOn w:val="838"/>
+    <w:link w:val="832"/>
     <w:uiPriority w:val="9"/>
     <w:pPr>
       <w:pBdr/>
@@ -31009,10 +32095,10 @@
       <w:color w:val="0f4761" w:themeColor="accent1" w:themeShade="BF"/>
     </w:rPr>
   </w:style>
-  <w:style w:type="character" w:styleId="154">
+  <w:style w:type="character" w:styleId="843">
     <w:name w:val="Heading 5 Char"/>
-    <w:basedOn w:val="148"/>
-    <w:link w:val="143"/>
+    <w:basedOn w:val="838"/>
+    <w:link w:val="833"/>
     <w:uiPriority w:val="9"/>
     <w:pPr>
       <w:pBdr/>
@@ -31024,10 +32110,10 @@
       <w:color w:val="0f4761" w:themeColor="accent1" w:themeShade="BF"/>
     </w:rPr>
   </w:style>
-  <w:style w:type="character" w:styleId="155">
+  <w:style w:type="character" w:styleId="844">
     <w:name w:val="Heading 6 Char"/>
-    <w:basedOn w:val="148"/>
-    <w:link w:val="144"/>
+    <w:basedOn w:val="838"/>
+    <w:link w:val="834"/>
     <w:uiPriority w:val="9"/>
     <w:pPr>
       <w:pBdr/>
@@ -31041,10 +32127,10 @@
       <w:color w:val="595959" w:themeColor="text1" w:themeTint="A6"/>
     </w:rPr>
   </w:style>
-  <w:style w:type="character" w:styleId="156">
+  <w:style w:type="character" w:styleId="845">
     <w:name w:val="Heading 7 Char"/>
-    <w:basedOn w:val="148"/>
-    <w:link w:val="145"/>
+    <w:basedOn w:val="838"/>
+    <w:link w:val="835"/>
     <w:uiPriority w:val="9"/>
     <w:pPr>
       <w:pBdr/>
@@ -31056,10 +32142,10 @@
       <w:color w:val="595959" w:themeColor="text1" w:themeTint="A6"/>
     </w:rPr>
   </w:style>
-  <w:style w:type="character" w:styleId="157">
+  <w:style w:type="character" w:styleId="846">
     <w:name w:val="Heading 8 Char"/>
-    <w:basedOn w:val="148"/>
-    <w:link w:val="146"/>
+    <w:basedOn w:val="838"/>
+    <w:link w:val="836"/>
     <w:uiPriority w:val="9"/>
     <w:pPr>
       <w:pBdr/>
@@ -31073,10 +32159,10 @@
       <w:color w:val="272727" w:themeColor="text1" w:themeTint="D8"/>
     </w:rPr>
   </w:style>
-  <w:style w:type="character" w:styleId="158">
+  <w:style w:type="character" w:styleId="847">
     <w:name w:val="Heading 9 Char"/>
-    <w:basedOn w:val="148"/>
-    <w:link w:val="147"/>
+    <w:basedOn w:val="838"/>
+    <w:link w:val="837"/>
     <w:uiPriority w:val="9"/>
     <w:pPr>
       <w:pBdr/>
@@ -31090,11 +32176,11 @@
       <w:color w:val="272727" w:themeColor="text1" w:themeTint="D8"/>
     </w:rPr>
   </w:style>
-  <w:style w:type="paragraph" w:styleId="159">
+  <w:style w:type="paragraph" w:styleId="848">
     <w:name w:val="Title"/>
-    <w:basedOn w:val="664"/>
-    <w:next w:val="664"/>
-    <w:link w:val="160"/>
+    <w:basedOn w:val="888"/>
+    <w:next w:val="888"/>
+    <w:link w:val="849"/>
     <w:uiPriority w:val="10"/>
     <w:qFormat/>
     <w:pPr>
@@ -31110,10 +32196,10 @@
       <w:szCs w:val="56"/>
     </w:rPr>
   </w:style>
-  <w:style w:type="character" w:styleId="160">
+  <w:style w:type="character" w:styleId="849">
     <w:name w:val="Title Char"/>
-    <w:basedOn w:val="148"/>
-    <w:link w:val="159"/>
+    <w:basedOn w:val="838"/>
+    <w:link w:val="848"/>
     <w:uiPriority w:val="10"/>
     <w:pPr>
       <w:pBdr/>
@@ -31127,11 +32213,11 @@
       <w:szCs w:val="56"/>
     </w:rPr>
   </w:style>
-  <w:style w:type="paragraph" w:styleId="161">
+  <w:style w:type="paragraph" w:styleId="850">
     <w:name w:val="Subtitle"/>
-    <w:basedOn w:val="664"/>
-    <w:next w:val="664"/>
-    <w:link w:val="162"/>
+    <w:basedOn w:val="888"/>
+    <w:next w:val="888"/>
+    <w:link w:val="851"/>
     <w:uiPriority w:val="11"/>
     <w:qFormat/>
     <w:pPr>
@@ -31149,10 +32235,10 @@
       <w:szCs w:val="28"/>
     </w:rPr>
   </w:style>
-  <w:style w:type="character" w:styleId="162">
+  <w:style w:type="character" w:styleId="851">
     <w:name w:val="Subtitle Char"/>
-    <w:basedOn w:val="148"/>
-    <w:link w:val="161"/>
+    <w:basedOn w:val="838"/>
+    <w:link w:val="850"/>
     <w:uiPriority w:val="11"/>
     <w:pPr>
       <w:pBdr/>
@@ -31166,11 +32252,11 @@
       <w:szCs w:val="28"/>
     </w:rPr>
   </w:style>
-  <w:style w:type="paragraph" w:styleId="163">
+  <w:style w:type="paragraph" w:styleId="852">
     <w:name w:val="Quote"/>
-    <w:basedOn w:val="664"/>
-    <w:next w:val="664"/>
-    <w:link w:val="164"/>
+    <w:basedOn w:val="888"/>
+    <w:next w:val="888"/>
+    <w:link w:val="853"/>
     <w:uiPriority w:val="29"/>
     <w:qFormat/>
     <w:pPr>
@@ -31185,10 +32271,10 @@
       <w:color w:val="404040" w:themeColor="text1" w:themeTint="BF"/>
     </w:rPr>
   </w:style>
-  <w:style w:type="character" w:styleId="164">
+  <w:style w:type="character" w:styleId="853">
     <w:name w:val="Quote Char"/>
-    <w:basedOn w:val="148"/>
-    <w:link w:val="163"/>
+    <w:basedOn w:val="838"/>
+    <w:link w:val="852"/>
     <w:uiPriority w:val="29"/>
     <w:pPr>
       <w:pBdr/>
@@ -31201,9 +32287,9 @@
       <w:color w:val="404040" w:themeColor="text1" w:themeTint="BF"/>
     </w:rPr>
   </w:style>
-  <w:style w:type="character" w:styleId="166">
+  <w:style w:type="character" w:styleId="854">
     <w:name w:val="Intense Emphasis"/>
-    <w:basedOn w:val="148"/>
+    <w:basedOn w:val="838"/>
     <w:uiPriority w:val="21"/>
     <w:qFormat/>
     <w:pPr>
@@ -31217,11 +32303,11 @@
       <w:color w:val="0f4761" w:themeColor="accent1" w:themeShade="BF"/>
     </w:rPr>
   </w:style>
-  <w:style w:type="paragraph" w:styleId="167">
+  <w:style w:type="paragraph" w:styleId="855">
     <w:name w:val="Intense Quote"/>
-    <w:basedOn w:val="664"/>
-    <w:next w:val="664"/>
-    <w:link w:val="168"/>
+    <w:basedOn w:val="888"/>
+    <w:next w:val="888"/>
+    <w:link w:val="856"/>
     <w:uiPriority w:val="30"/>
     <w:qFormat/>
     <w:pPr>
@@ -31239,10 +32325,10 @@
       <w:color w:val="0f4761" w:themeColor="accent1" w:themeShade="BF"/>
     </w:rPr>
   </w:style>
-  <w:style w:type="character" w:styleId="168">
+  <w:style w:type="character" w:styleId="856">
     <w:name w:val="Intense Quote Char"/>
-    <w:basedOn w:val="148"/>
-    <w:link w:val="167"/>
+    <w:basedOn w:val="838"/>
+    <w:link w:val="855"/>
     <w:uiPriority w:val="30"/>
     <w:pPr>
       <w:pBdr/>
@@ -31255,9 +32341,9 @@
       <w:color w:val="0f4761" w:themeColor="accent1" w:themeShade="BF"/>
     </w:rPr>
   </w:style>
-  <w:style w:type="character" w:styleId="169">
+  <w:style w:type="character" w:styleId="857">
     <w:name w:val="Intense Reference"/>
-    <w:basedOn w:val="148"/>
+    <w:basedOn w:val="838"/>
     <w:uiPriority w:val="32"/>
     <w:qFormat/>
     <w:pPr>
@@ -31273,9 +32359,9 @@
       <w:spacing w:val="5"/>
     </w:rPr>
   </w:style>
-  <w:style w:type="character" w:styleId="171">
+  <w:style w:type="character" w:styleId="858">
     <w:name w:val="Subtle Emphasis"/>
-    <w:basedOn w:val="148"/>
+    <w:basedOn w:val="838"/>
     <w:uiPriority w:val="19"/>
     <w:qFormat/>
     <w:pPr>
@@ -31289,9 +32375,9 @@
       <w:color w:val="404040" w:themeColor="text1" w:themeTint="BF"/>
     </w:rPr>
   </w:style>
-  <w:style w:type="character" w:styleId="172">
+  <w:style w:type="character" w:styleId="859">
     <w:name w:val="Emphasis"/>
-    <w:basedOn w:val="148"/>
+    <w:basedOn w:val="838"/>
     <w:uiPriority w:val="20"/>
     <w:qFormat/>
     <w:pPr>
@@ -31304,9 +32390,9 @@
       <w:iCs/>
     </w:rPr>
   </w:style>
-  <w:style w:type="character" w:styleId="173">
+  <w:style w:type="character" w:styleId="860">
     <w:name w:val="Strong"/>
-    <w:basedOn w:val="148"/>
+    <w:basedOn w:val="838"/>
     <w:uiPriority w:val="22"/>
     <w:qFormat/>
     <w:pPr>
@@ -31319,9 +32405,9 @@
       <w:bCs/>
     </w:rPr>
   </w:style>
-  <w:style w:type="character" w:styleId="174">
+  <w:style w:type="character" w:styleId="861">
     <w:name w:val="Subtle Reference"/>
-    <w:basedOn w:val="148"/>
+    <w:basedOn w:val="838"/>
     <w:uiPriority w:val="31"/>
     <w:qFormat/>
     <w:pPr>
@@ -31334,9 +32420,9 @@
       <w:color w:val="5a5a5a" w:themeColor="text1" w:themeTint="A5"/>
     </w:rPr>
   </w:style>
-  <w:style w:type="character" w:styleId="175">
+  <w:style w:type="character" w:styleId="862">
     <w:name w:val="Book Title"/>
-    <w:basedOn w:val="148"/>
+    <w:basedOn w:val="838"/>
     <w:uiPriority w:val="33"/>
     <w:qFormat/>
     <w:pPr>
@@ -31352,10 +32438,10 @@
       <w:spacing w:val="5"/>
     </w:rPr>
   </w:style>
-  <w:style w:type="paragraph" w:styleId="176">
+  <w:style w:type="paragraph" w:styleId="863">
     <w:name w:val="Header"/>
-    <w:basedOn w:val="664"/>
-    <w:link w:val="177"/>
+    <w:basedOn w:val="888"/>
+    <w:link w:val="864"/>
     <w:uiPriority w:val="99"/>
     <w:unhideWhenUsed/>
     <w:pPr>
@@ -31368,10 +32454,10 @@
       <w:ind/>
     </w:pPr>
   </w:style>
-  <w:style w:type="character" w:styleId="177">
+  <w:style w:type="character" w:styleId="864">
     <w:name w:val="Header Char"/>
-    <w:basedOn w:val="148"/>
-    <w:link w:val="176"/>
+    <w:basedOn w:val="838"/>
+    <w:link w:val="863"/>
     <w:uiPriority w:val="99"/>
     <w:pPr>
       <w:pBdr/>
@@ -31379,10 +32465,10 @@
       <w:ind/>
     </w:pPr>
   </w:style>
-  <w:style w:type="paragraph" w:styleId="178">
+  <w:style w:type="paragraph" w:styleId="865">
     <w:name w:val="Footer"/>
-    <w:basedOn w:val="664"/>
-    <w:link w:val="179"/>
+    <w:basedOn w:val="888"/>
+    <w:link w:val="866"/>
     <w:uiPriority w:val="99"/>
     <w:unhideWhenUsed/>
     <w:pPr>
@@ -31395,10 +32481,10 @@
       <w:ind/>
     </w:pPr>
   </w:style>
-  <w:style w:type="character" w:styleId="179">
+  <w:style w:type="character" w:styleId="866">
     <w:name w:val="Footer Char"/>
-    <w:basedOn w:val="148"/>
-    <w:link w:val="178"/>
+    <w:basedOn w:val="838"/>
+    <w:link w:val="865"/>
     <w:uiPriority w:val="99"/>
     <w:pPr>
       <w:pBdr/>
@@ -31406,10 +32492,10 @@
       <w:ind/>
     </w:pPr>
   </w:style>
-  <w:style w:type="paragraph" w:styleId="180">
+  <w:style w:type="paragraph" w:styleId="867">
     <w:name w:val="Caption"/>
-    <w:basedOn w:val="664"/>
-    <w:next w:val="664"/>
+    <w:basedOn w:val="888"/>
+    <w:next w:val="888"/>
     <w:uiPriority w:val="35"/>
     <w:unhideWhenUsed/>
     <w:qFormat/>
@@ -31426,10 +32512,10 @@
       <w:szCs w:val="18"/>
     </w:rPr>
   </w:style>
-  <w:style w:type="paragraph" w:styleId="181">
+  <w:style w:type="paragraph" w:styleId="868">
     <w:name w:val="footnote text"/>
-    <w:basedOn w:val="664"/>
-    <w:link w:val="182"/>
+    <w:basedOn w:val="888"/>
+    <w:link w:val="869"/>
     <w:uiPriority w:val="99"/>
     <w:semiHidden/>
     <w:unhideWhenUsed/>
@@ -31443,10 +32529,10 @@
       <w:szCs w:val="20"/>
     </w:rPr>
   </w:style>
-  <w:style w:type="character" w:styleId="182">
+  <w:style w:type="character" w:styleId="869">
     <w:name w:val="Footnote Text Char"/>
-    <w:basedOn w:val="148"/>
-    <w:link w:val="181"/>
+    <w:basedOn w:val="838"/>
+    <w:link w:val="868"/>
     <w:uiPriority w:val="99"/>
     <w:semiHidden/>
     <w:pPr>
@@ -31459,9 +32545,9 @@
       <w:szCs w:val="20"/>
     </w:rPr>
   </w:style>
-  <w:style w:type="character" w:styleId="183">
+  <w:style w:type="character" w:styleId="870">
     <w:name w:val="footnote reference"/>
-    <w:basedOn w:val="148"/>
+    <w:basedOn w:val="838"/>
     <w:uiPriority w:val="99"/>
     <w:semiHidden/>
     <w:unhideWhenUsed/>
@@ -31474,10 +32560,10 @@
       <w:vertAlign w:val="superscript"/>
     </w:rPr>
   </w:style>
-  <w:style w:type="paragraph" w:styleId="184">
+  <w:style w:type="paragraph" w:styleId="871">
     <w:name w:val="endnote text"/>
-    <w:basedOn w:val="664"/>
-    <w:link w:val="185"/>
+    <w:basedOn w:val="888"/>
+    <w:link w:val="872"/>
     <w:uiPriority w:val="99"/>
     <w:semiHidden/>
     <w:unhideWhenUsed/>
@@ -31491,10 +32577,10 @@
       <w:szCs w:val="20"/>
     </w:rPr>
   </w:style>
-  <w:style w:type="character" w:styleId="185">
+  <w:style w:type="character" w:styleId="872">
     <w:name w:val="Endnote Text Char"/>
-    <w:basedOn w:val="148"/>
-    <w:link w:val="184"/>
+    <w:basedOn w:val="838"/>
+    <w:link w:val="871"/>
     <w:uiPriority w:val="99"/>
     <w:semiHidden/>
     <w:pPr>
@@ -31507,9 +32593,9 @@
       <w:szCs w:val="20"/>
     </w:rPr>
   </w:style>
-  <w:style w:type="character" w:styleId="186">
+  <w:style w:type="character" w:styleId="873">
     <w:name w:val="endnote reference"/>
-    <w:basedOn w:val="148"/>
+    <w:basedOn w:val="838"/>
     <w:uiPriority w:val="99"/>
     <w:semiHidden/>
     <w:unhideWhenUsed/>
@@ -31522,9 +32608,9 @@
       <w:vertAlign w:val="superscript"/>
     </w:rPr>
   </w:style>
-  <w:style w:type="character" w:styleId="187">
+  <w:style w:type="character" w:styleId="874">
     <w:name w:val="Hyperlink"/>
-    <w:basedOn w:val="148"/>
+    <w:basedOn w:val="838"/>
     <w:uiPriority w:val="99"/>
     <w:unhideWhenUsed/>
     <w:pPr>
@@ -31537,9 +32623,9 @@
       <w:u w:val="single"/>
     </w:rPr>
   </w:style>
-  <w:style w:type="character" w:styleId="188">
+  <w:style w:type="character" w:styleId="875">
     <w:name w:val="FollowedHyperlink"/>
-    <w:basedOn w:val="148"/>
+    <w:basedOn w:val="838"/>
     <w:uiPriority w:val="99"/>
     <w:semiHidden/>
     <w:unhideWhenUsed/>
@@ -31553,10 +32639,10 @@
       <w:u w:val="single"/>
     </w:rPr>
   </w:style>
-  <w:style w:type="paragraph" w:styleId="189">
+  <w:style w:type="paragraph" w:styleId="876">
     <w:name w:val="toc 1"/>
-    <w:basedOn w:val="664"/>
-    <w:next w:val="664"/>
+    <w:basedOn w:val="888"/>
+    <w:next w:val="888"/>
     <w:uiPriority w:val="39"/>
     <w:unhideWhenUsed/>
     <w:pPr>
@@ -31565,10 +32651,10 @@
       <w:ind/>
     </w:pPr>
   </w:style>
-  <w:style w:type="paragraph" w:styleId="190">
+  <w:style w:type="paragraph" w:styleId="877">
     <w:name w:val="toc 2"/>
-    <w:basedOn w:val="664"/>
-    <w:next w:val="664"/>
+    <w:basedOn w:val="888"/>
+    <w:next w:val="888"/>
     <w:uiPriority w:val="39"/>
     <w:unhideWhenUsed/>
     <w:pPr>
@@ -31577,10 +32663,10 @@
       <w:ind w:left="220"/>
     </w:pPr>
   </w:style>
-  <w:style w:type="paragraph" w:styleId="191">
+  <w:style w:type="paragraph" w:styleId="878">
     <w:name w:val="toc 3"/>
-    <w:basedOn w:val="664"/>
-    <w:next w:val="664"/>
+    <w:basedOn w:val="888"/>
+    <w:next w:val="888"/>
     <w:uiPriority w:val="39"/>
     <w:unhideWhenUsed/>
     <w:pPr>
@@ -31589,10 +32675,10 @@
       <w:ind w:left="440"/>
     </w:pPr>
   </w:style>
-  <w:style w:type="paragraph" w:styleId="192">
+  <w:style w:type="paragraph" w:styleId="879">
     <w:name w:val="toc 4"/>
-    <w:basedOn w:val="664"/>
-    <w:next w:val="664"/>
+    <w:basedOn w:val="888"/>
+    <w:next w:val="888"/>
     <w:uiPriority w:val="39"/>
     <w:unhideWhenUsed/>
     <w:pPr>
@@ -31601,10 +32687,10 @@
       <w:ind w:left="660"/>
     </w:pPr>
   </w:style>
-  <w:style w:type="paragraph" w:styleId="193">
+  <w:style w:type="paragraph" w:styleId="880">
     <w:name w:val="toc 5"/>
-    <w:basedOn w:val="664"/>
-    <w:next w:val="664"/>
+    <w:basedOn w:val="888"/>
+    <w:next w:val="888"/>
     <w:uiPriority w:val="39"/>
     <w:unhideWhenUsed/>
     <w:pPr>
@@ -31613,10 +32699,10 @@
       <w:ind w:left="880"/>
     </w:pPr>
   </w:style>
-  <w:style w:type="paragraph" w:styleId="194">
+  <w:style w:type="paragraph" w:styleId="881">
     <w:name w:val="toc 6"/>
-    <w:basedOn w:val="664"/>
-    <w:next w:val="664"/>
+    <w:basedOn w:val="888"/>
+    <w:next w:val="888"/>
     <w:uiPriority w:val="39"/>
     <w:unhideWhenUsed/>
     <w:pPr>
@@ -31625,10 +32711,10 @@
       <w:ind w:left="1100"/>
     </w:pPr>
   </w:style>
-  <w:style w:type="paragraph" w:styleId="195">
+  <w:style w:type="paragraph" w:styleId="882">
     <w:name w:val="toc 7"/>
-    <w:basedOn w:val="664"/>
-    <w:next w:val="664"/>
+    <w:basedOn w:val="888"/>
+    <w:next w:val="888"/>
     <w:uiPriority w:val="39"/>
     <w:unhideWhenUsed/>
     <w:pPr>
@@ -31637,10 +32723,10 @@
       <w:ind w:left="1320"/>
     </w:pPr>
   </w:style>
-  <w:style w:type="paragraph" w:styleId="196">
+  <w:style w:type="paragraph" w:styleId="883">
     <w:name w:val="toc 8"/>
-    <w:basedOn w:val="664"/>
-    <w:next w:val="664"/>
+    <w:basedOn w:val="888"/>
+    <w:next w:val="888"/>
     <w:uiPriority w:val="39"/>
     <w:unhideWhenUsed/>
     <w:pPr>
@@ -31649,10 +32735,10 @@
       <w:ind w:left="1540"/>
     </w:pPr>
   </w:style>
-  <w:style w:type="paragraph" w:styleId="197">
+  <w:style w:type="paragraph" w:styleId="884">
     <w:name w:val="toc 9"/>
-    <w:basedOn w:val="664"/>
-    <w:next w:val="664"/>
+    <w:basedOn w:val="888"/>
+    <w:next w:val="888"/>
     <w:uiPriority w:val="39"/>
     <w:unhideWhenUsed/>
     <w:pPr>
@@ -31661,9 +32747,9 @@
       <w:ind w:left="1760"/>
     </w:pPr>
   </w:style>
-  <w:style w:type="character" w:styleId="198">
+  <w:style w:type="character" w:styleId="885">
     <w:name w:val="Placeholder Text"/>
-    <w:basedOn w:val="148"/>
+    <w:basedOn w:val="838"/>
     <w:uiPriority w:val="99"/>
     <w:semiHidden/>
     <w:pPr>
@@ -31675,7 +32761,7 @@
       <w:color w:val="666666"/>
     </w:rPr>
   </w:style>
-  <w:style w:type="paragraph" w:styleId="208">
+  <w:style w:type="paragraph" w:styleId="886">
     <w:name w:val="TOC Heading"/>
     <w:uiPriority w:val="39"/>
     <w:unhideWhenUsed/>
@@ -31685,10 +32771,10 @@
       <w:ind/>
     </w:pPr>
   </w:style>
-  <w:style w:type="paragraph" w:styleId="209">
+  <w:style w:type="paragraph" w:styleId="887">
     <w:name w:val="table of figures"/>
-    <w:basedOn w:val="664"/>
-    <w:next w:val="664"/>
+    <w:basedOn w:val="888"/>
+    <w:next w:val="888"/>
     <w:uiPriority w:val="99"/>
     <w:unhideWhenUsed/>
     <w:pPr>
@@ -31697,7 +32783,7 @@
       <w:ind/>
     </w:pPr>
   </w:style>
-  <w:style w:type="paragraph" w:styleId="664" w:default="1">
+  <w:style w:type="paragraph" w:styleId="888" w:default="1">
     <w:name w:val="Normal"/>
     <w:qFormat/>
     <w:pPr>
@@ -31706,7 +32792,7 @@
       <w:ind/>
     </w:pPr>
   </w:style>
-  <w:style w:type="table" w:styleId="665" w:default="1">
+  <w:style w:type="table" w:styleId="889" w:default="1">
     <w:name w:val="Normal Table"/>
     <w:uiPriority w:val="99"/>
     <w:semiHidden/>
@@ -31899,7 +32985,7 @@
       </w:tcPr>
     </w:tblStylePr>
   </w:style>
-  <w:style w:type="numbering" w:styleId="666" w:default="1">
+  <w:style w:type="numbering" w:styleId="890" w:default="1">
     <w:name w:val="No List"/>
     <w:uiPriority w:val="99"/>
     <w:semiHidden/>
@@ -31910,9 +32996,9 @@
       <w:ind/>
     </w:pPr>
   </w:style>
-  <w:style w:type="paragraph" w:styleId="667">
+  <w:style w:type="paragraph" w:styleId="891">
     <w:name w:val="No Spacing"/>
-    <w:basedOn w:val="664"/>
+    <w:basedOn w:val="888"/>
     <w:uiPriority w:val="1"/>
     <w:qFormat/>
     <w:pPr>
@@ -31921,9 +33007,9 @@
       <w:ind/>
     </w:pPr>
   </w:style>
-  <w:style w:type="paragraph" w:styleId="668">
+  <w:style w:type="paragraph" w:styleId="892">
     <w:name w:val="List Paragraph"/>
-    <w:basedOn w:val="664"/>
+    <w:basedOn w:val="888"/>
     <w:uiPriority w:val="34"/>
     <w:qFormat/>
     <w:pPr>
